--- a/3year/5semester/DBMS/lab1/lab1_отчёт.docx
+++ b/3year/5semester/DBMS/lab1/lab1_отчёт.docx
@@ -1,6 +1,6 @@
 
 <file path=word/document.xml><?xml version="1.0" encoding="utf-8"?>
-<w:document xmlns:wpc="http://schemas.microsoft.com/office/word/2010/wordprocessingCanvas" xmlns:cx="http://schemas.microsoft.com/office/drawing/2014/chartex" xmlns:mc="http://schemas.openxmlformats.org/markup-compatibility/2006" xmlns:o="urn:schemas-microsoft-com:office:office" xmlns:r="http://schemas.openxmlformats.org/officeDocument/2006/relationships" xmlns:m="http://schemas.openxmlformats.org/officeDocument/2006/math" xmlns:v="urn:schemas-microsoft-com:vml" xmlns:wp14="http://schemas.microsoft.com/office/word/2010/wordprocessingDrawing" xmlns:wp="http://schemas.openxmlformats.org/drawingml/2006/wordprocessingDrawing" xmlns:w10="urn:schemas-microsoft-com:office:word" xmlns:w="http://schemas.openxmlformats.org/wordprocessingml/2006/main" xmlns:w14="http://schemas.microsoft.com/office/word/2010/wordml" xmlns:w15="http://schemas.microsoft.com/office/word/2012/wordml" xmlns:w16se="http://schemas.microsoft.com/office/word/2015/wordml/symex" xmlns:wpg="http://schemas.microsoft.com/office/word/2010/wordprocessingGroup" xmlns:wpi="http://schemas.microsoft.com/office/word/2010/wordprocessingInk" xmlns:wne="http://schemas.microsoft.com/office/word/2006/wordml" xmlns:wps="http://schemas.microsoft.com/office/word/2010/wordprocessingShape" mc:Ignorable="w14 w15 w16se wp14">
+<w:document xmlns:wpc="http://schemas.microsoft.com/office/word/2010/wordprocessingCanvas" xmlns:cx="http://schemas.microsoft.com/office/drawing/2014/chartex" xmlns:cx1="http://schemas.microsoft.com/office/drawing/2015/9/8/chartex" xmlns:cx2="http://schemas.microsoft.com/office/drawing/2015/10/21/chartex" xmlns:cx3="http://schemas.microsoft.com/office/drawing/2016/5/9/chartex" xmlns:cx4="http://schemas.microsoft.com/office/drawing/2016/5/10/chartex" xmlns:cx5="http://schemas.microsoft.com/office/drawing/2016/5/11/chartex" xmlns:cx6="http://schemas.microsoft.com/office/drawing/2016/5/12/chartex" xmlns:cx7="http://schemas.microsoft.com/office/drawing/2016/5/13/chartex" xmlns:cx8="http://schemas.microsoft.com/office/drawing/2016/5/14/chartex" xmlns:mc="http://schemas.openxmlformats.org/markup-compatibility/2006" xmlns:aink="http://schemas.microsoft.com/office/drawing/2016/ink" xmlns:am3d="http://schemas.microsoft.com/office/drawing/2017/model3d" xmlns:o="urn:schemas-microsoft-com:office:office" xmlns:oel="http://schemas.microsoft.com/office/2019/extlst" xmlns:r="http://schemas.openxmlformats.org/officeDocument/2006/relationships" xmlns:m="http://schemas.openxmlformats.org/officeDocument/2006/math" xmlns:v="urn:schemas-microsoft-com:vml" xmlns:wp14="http://schemas.microsoft.com/office/word/2010/wordprocessingDrawing" xmlns:wp="http://schemas.openxmlformats.org/drawingml/2006/wordprocessingDrawing" xmlns:w10="urn:schemas-microsoft-com:office:word" xmlns:w="http://schemas.openxmlformats.org/wordprocessingml/2006/main" xmlns:w14="http://schemas.microsoft.com/office/word/2010/wordml" xmlns:w15="http://schemas.microsoft.com/office/word/2012/wordml" xmlns:w16cex="http://schemas.microsoft.com/office/word/2018/wordml/cex" xmlns:w16cid="http://schemas.microsoft.com/office/word/2016/wordml/cid" xmlns:w16="http://schemas.microsoft.com/office/word/2018/wordml" xmlns:w16du="http://schemas.microsoft.com/office/word/2023/wordml/word16du" xmlns:w16sdtdh="http://schemas.microsoft.com/office/word/2020/wordml/sdtdatahash" xmlns:w16sdtfl="http://schemas.microsoft.com/office/word/2024/wordml/sdtformatlock" xmlns:w16se="http://schemas.microsoft.com/office/word/2015/wordml/symex" xmlns:wpg="http://schemas.microsoft.com/office/word/2010/wordprocessingGroup" xmlns:wpi="http://schemas.microsoft.com/office/word/2010/wordprocessingInk" xmlns:wne="http://schemas.microsoft.com/office/word/2006/wordml" xmlns:wps="http://schemas.microsoft.com/office/word/2010/wordprocessingShape" mc:Ignorable="w14 w15 w16se w16cid w16 w16cex w16sdtdh w16sdtfl w16du wp14">
   <w:body>
     <w:p>
       <w:pPr>
@@ -386,23 +386,13 @@
                 <w:szCs w:val="28"/>
               </w:rPr>
             </w:pPr>
-            <w:proofErr w:type="spellStart"/>
             <w:r>
               <w:rPr>
                 <w:rFonts w:ascii="Times New Roman" w:hAnsi="Times New Roman" w:cs="Times New Roman"/>
                 <w:sz w:val="28"/>
                 <w:szCs w:val="28"/>
               </w:rPr>
-              <w:t>Рау</w:t>
-            </w:r>
-            <w:proofErr w:type="spellEnd"/>
-            <w:r>
-              <w:rPr>
-                <w:rFonts w:ascii="Times New Roman" w:hAnsi="Times New Roman" w:cs="Times New Roman"/>
-                <w:sz w:val="28"/>
-                <w:szCs w:val="28"/>
-              </w:rPr>
-              <w:t xml:space="preserve"> Алексея Евгеньевича</w:t>
+              <w:t>Рау Алексея Евгеньевича</w:t>
             </w:r>
           </w:p>
         </w:tc>
@@ -880,8 +870,6 @@
           <w:szCs w:val="28"/>
         </w:rPr>
       </w:pPr>
-      <w:bookmarkStart w:id="0" w:name="_GoBack"/>
-      <w:bookmarkEnd w:id="0"/>
       <w:r>
         <w:rPr>
           <w:rFonts w:ascii="Times New Roman" w:hAnsi="Times New Roman" w:cs="Times New Roman"/>
@@ -889,15 +877,23 @@
           <w:szCs w:val="28"/>
         </w:rPr>
         <w:lastRenderedPageBreak/>
-        <w:t>В</w:t>
-      </w:r>
-      <w:r>
-        <w:rPr>
-          <w:rFonts w:ascii="Times New Roman" w:hAnsi="Times New Roman" w:cs="Times New Roman"/>
-          <w:sz w:val="28"/>
-          <w:szCs w:val="28"/>
-        </w:rPr>
-        <w:t xml:space="preserve"> процессе разработки были выделены следующие сущности: категория вакансий, соискатель, работодатель, вакансия, сотрудник службы занятости, заявка на вакансию, собеседование, трудоустройство.</w:t>
+        <w:t xml:space="preserve">В процессе разработки были выделены следующие сущности: </w:t>
+      </w:r>
+      <w:r>
+        <w:rPr>
+          <w:rFonts w:ascii="Times New Roman" w:hAnsi="Times New Roman" w:cs="Times New Roman"/>
+          <w:sz w:val="28"/>
+          <w:szCs w:val="28"/>
+        </w:rPr>
+        <w:t>категория, работодатель, резюме, вакансия, статус вакансии, сотрудник службы занятости, статус отклика, отклик, собеседование</w:t>
+      </w:r>
+      <w:r>
+        <w:rPr>
+          <w:rFonts w:ascii="Times New Roman" w:hAnsi="Times New Roman" w:cs="Times New Roman"/>
+          <w:sz w:val="28"/>
+          <w:szCs w:val="28"/>
+        </w:rPr>
+        <w:t>.</w:t>
       </w:r>
     </w:p>
     <w:p>
@@ -917,7 +913,7 @@
           <w:sz w:val="28"/>
           <w:szCs w:val="28"/>
         </w:rPr>
-        <w:t xml:space="preserve">В предметной области действуют следующие бизнес-правила: </w:t>
+        <w:t>В предметной области действуют следующие бизнес-правила:</w:t>
       </w:r>
     </w:p>
     <w:p>
@@ -925,7 +921,7 @@
         <w:pStyle w:val="a3"/>
         <w:numPr>
           <w:ilvl w:val="0"/>
-          <w:numId w:val="9"/>
+          <w:numId w:val="10"/>
         </w:numPr>
         <w:spacing w:after="0" w:line="360" w:lineRule="auto"/>
         <w:ind w:left="0" w:firstLine="709"/>
@@ -943,7 +939,7 @@
           <w:sz w:val="28"/>
           <w:szCs w:val="28"/>
         </w:rPr>
-        <w:t>Соискатель может быть зарегистрирован в базе данных единожды, но может претендовать на множество вакансий путем подачи заявок.</w:t>
+        <w:t>Работодатель может разместить множество вакансий в системе службы занятости</w:t>
       </w:r>
     </w:p>
     <w:p>
@@ -951,7 +947,7 @@
         <w:pStyle w:val="a3"/>
         <w:numPr>
           <w:ilvl w:val="0"/>
-          <w:numId w:val="9"/>
+          <w:numId w:val="10"/>
         </w:numPr>
         <w:spacing w:after="0" w:line="360" w:lineRule="auto"/>
         <w:ind w:left="0" w:firstLine="709"/>
@@ -969,7 +965,7 @@
           <w:sz w:val="28"/>
           <w:szCs w:val="28"/>
         </w:rPr>
-        <w:t>Работодатель имеет возможность размещать неограниченное количество вакансий.</w:t>
+        <w:t>Каждая вакансия относится к одной профессиональной категории и имеет статус (активна, закрыта, на паузе)</w:t>
       </w:r>
     </w:p>
     <w:p>
@@ -977,7 +973,7 @@
         <w:pStyle w:val="a3"/>
         <w:numPr>
           <w:ilvl w:val="0"/>
-          <w:numId w:val="9"/>
+          <w:numId w:val="10"/>
         </w:numPr>
         <w:spacing w:after="0" w:line="360" w:lineRule="auto"/>
         <w:ind w:left="0" w:firstLine="709"/>
@@ -995,7 +991,7 @@
           <w:sz w:val="28"/>
           <w:szCs w:val="28"/>
         </w:rPr>
-        <w:t>Каждая вакансия относится к одной профессиональной категории, при этом в одной категории может находиться множество вакансий.</w:t>
+        <w:t>Резюме соискателей хранятся в базе данных и распределены по профессиональным категориям</w:t>
       </w:r>
     </w:p>
     <w:p>
@@ -1003,7 +999,7 @@
         <w:pStyle w:val="a3"/>
         <w:numPr>
           <w:ilvl w:val="0"/>
-          <w:numId w:val="9"/>
+          <w:numId w:val="10"/>
         </w:numPr>
         <w:spacing w:after="0" w:line="360" w:lineRule="auto"/>
         <w:ind w:left="0" w:firstLine="709"/>
@@ -1021,7 +1017,7 @@
           <w:sz w:val="28"/>
           <w:szCs w:val="28"/>
         </w:rPr>
-        <w:t>Для вакансии устанавливается остаток мест (количество открытых позиций), который не может быть отрицательным.</w:t>
+        <w:t>Работодатель может просматривать резюме и отправлять отклики (приглашения на собеседование)</w:t>
       </w:r>
     </w:p>
     <w:p>
@@ -1029,7 +1025,7 @@
         <w:pStyle w:val="a3"/>
         <w:numPr>
           <w:ilvl w:val="0"/>
-          <w:numId w:val="9"/>
+          <w:numId w:val="10"/>
         </w:numPr>
         <w:spacing w:after="0" w:line="360" w:lineRule="auto"/>
         <w:ind w:left="0" w:firstLine="709"/>
@@ -1047,7 +1043,7 @@
           <w:sz w:val="28"/>
           <w:szCs w:val="28"/>
         </w:rPr>
-        <w:t>Каждая заявка связывает одного соискателя с одной вакансией и фиксирует дату подачи.</w:t>
+        <w:t>Каждый отклик связывает одну вакансию с одним резюме и имеет статус (отправлено, принято, отклонено)</w:t>
       </w:r>
     </w:p>
     <w:p>
@@ -1055,7 +1051,7 @@
         <w:pStyle w:val="a3"/>
         <w:numPr>
           <w:ilvl w:val="0"/>
-          <w:numId w:val="9"/>
+          <w:numId w:val="10"/>
         </w:numPr>
         <w:spacing w:after="0" w:line="360" w:lineRule="auto"/>
         <w:ind w:left="0" w:firstLine="709"/>
@@ -1073,7 +1069,7 @@
           <w:sz w:val="28"/>
           <w:szCs w:val="28"/>
         </w:rPr>
-        <w:t>По одной заявке может быть проведено несколько собеседований с фиксацией даты, времени и результата.</w:t>
+        <w:t>Откликом может курировать сотрудник службы занятости</w:t>
       </w:r>
     </w:p>
     <w:p>
@@ -1081,7 +1077,7 @@
         <w:pStyle w:val="a3"/>
         <w:numPr>
           <w:ilvl w:val="0"/>
-          <w:numId w:val="9"/>
+          <w:numId w:val="10"/>
         </w:numPr>
         <w:spacing w:after="0" w:line="360" w:lineRule="auto"/>
         <w:ind w:left="0" w:firstLine="709"/>
@@ -1099,33 +1095,7 @@
           <w:sz w:val="28"/>
           <w:szCs w:val="28"/>
         </w:rPr>
-        <w:t>Успешное завершение заявки регистрируется в журнале трудоустройства с указанием даты приема на работу.</w:t>
-      </w:r>
-    </w:p>
-    <w:p>
-      <w:pPr>
-        <w:pStyle w:val="a3"/>
-        <w:numPr>
-          <w:ilvl w:val="0"/>
-          <w:numId w:val="9"/>
-        </w:numPr>
-        <w:spacing w:after="0" w:line="360" w:lineRule="auto"/>
-        <w:ind w:left="0" w:firstLine="709"/>
-        <w:contextualSpacing w:val="0"/>
-        <w:jc w:val="both"/>
-        <w:rPr>
-          <w:rFonts w:ascii="Times New Roman" w:hAnsi="Times New Roman" w:cs="Times New Roman"/>
-          <w:sz w:val="28"/>
-          <w:szCs w:val="28"/>
-        </w:rPr>
-      </w:pPr>
-      <w:r>
-        <w:rPr>
-          <w:rFonts w:ascii="Times New Roman" w:hAnsi="Times New Roman" w:cs="Times New Roman"/>
-          <w:sz w:val="28"/>
-          <w:szCs w:val="28"/>
-        </w:rPr>
-        <w:t>За каждой заявкой может быть закреплен сотрудник службы занятости для курирования процесса.</w:t>
+        <w:t>По одному отклику может быть проведено несколько собеседований с фиксацией результата</w:t>
       </w:r>
     </w:p>
     <w:p>
@@ -1145,20 +1115,26 @@
           <w:sz w:val="28"/>
           <w:szCs w:val="28"/>
         </w:rPr>
-        <w:t>Логическая модель данных в нотации IDEF1X представлена на рисунке 1. На схеме выделены сущности: КАТЕГОРИЯ, СОИСКАТЕЛЬ, РАБОТОДАТЕЛЬ, ВАКАНСИЯ, СОТРУДНИК, ЗАЯВКА, СОБЕСЕДОВАНИЕ, ТРУДОУСТРОЙСТВО, между которыми установлены связи типа «один-ко-многим». Есть рекурсивная связь, связывающая экземпляры сущности КАТЕГОРИЯ с другими экземплярами этой же сущности. Также присутствует идентифицирующая связь типа «один-к-одному» между сущностями ЗАЯВКА и ТРУДОУСТРОЙСТВО.</w:t>
-      </w:r>
-    </w:p>
-    <w:p>
-      <w:pPr>
-        <w:spacing w:after="0" w:line="360" w:lineRule="auto"/>
-        <w:ind w:firstLine="709"/>
-        <w:jc w:val="both"/>
-        <w:rPr>
-          <w:rFonts w:ascii="Times New Roman" w:hAnsi="Times New Roman" w:cs="Times New Roman"/>
-          <w:sz w:val="28"/>
-          <w:szCs w:val="28"/>
-        </w:rPr>
-      </w:pPr>
+        <w:t xml:space="preserve">Логическая модель данных в нотации IDEF1X представлена на рисунке 1. Выделены сущности КАТЕГОРИЯ, РАБОТОДАТЕЛЬ, РЕЗЮМЕ, ВАКАНСИЯ, СТАТУС ВАКАНСИИ, СОТРУДНИК, СТАТУС ОТКЛИКА, ОТКЛИК, СОБЕСЕДОВАНИЕ, между которыми установлены </w:t>
+      </w:r>
+      <w:proofErr w:type="spellStart"/>
+      <w:r>
+        <w:rPr>
+          <w:rFonts w:ascii="Times New Roman" w:hAnsi="Times New Roman" w:cs="Times New Roman"/>
+          <w:sz w:val="28"/>
+          <w:szCs w:val="28"/>
+        </w:rPr>
+        <w:t>неидентифицирующие</w:t>
+      </w:r>
+      <w:proofErr w:type="spellEnd"/>
+      <w:r>
+        <w:rPr>
+          <w:rFonts w:ascii="Times New Roman" w:hAnsi="Times New Roman" w:cs="Times New Roman"/>
+          <w:sz w:val="28"/>
+          <w:szCs w:val="28"/>
+        </w:rPr>
+        <w:t xml:space="preserve"> связи мощностью «один-ко-многим». Обнаружена рекурсивная связь, связывающая экземпляры сущности КАТЕГОРИЯ с другими экземплярами этой же сущности.</w:t>
+      </w:r>
     </w:p>
     <w:p>
       <w:pPr>
@@ -1172,332 +1148,14 @@
       </w:pPr>
       <w:r>
         <w:rPr>
-          <w:rFonts w:ascii="Times New Roman" w:hAnsi="Times New Roman" w:cs="Times New Roman"/>
-          <w:sz w:val="28"/>
-          <w:szCs w:val="28"/>
+          <w:noProof/>
         </w:rPr>
         <w:lastRenderedPageBreak/>
-        <w:pict>
-          <v:shapetype id="_x0000_t75" coordsize="21600,21600" o:spt="75" o:preferrelative="t" path="m@4@5l@4@11@9@11@9@5xe" filled="f" stroked="f">
-            <v:stroke joinstyle="miter"/>
-            <v:formulas>
-              <v:f eqn="if lineDrawn pixelLineWidth 0"/>
-              <v:f eqn="sum @0 1 0"/>
-              <v:f eqn="sum 0 0 @1"/>
-              <v:f eqn="prod @2 1 2"/>
-              <v:f eqn="prod @3 21600 pixelWidth"/>
-              <v:f eqn="prod @3 21600 pixelHeight"/>
-              <v:f eqn="sum @0 0 1"/>
-              <v:f eqn="prod @6 1 2"/>
-              <v:f eqn="prod @7 21600 pixelWidth"/>
-              <v:f eqn="sum @8 21600 0"/>
-              <v:f eqn="prod @7 21600 pixelHeight"/>
-              <v:f eqn="sum @10 21600 0"/>
-            </v:formulas>
-            <v:path o:extrusionok="f" gradientshapeok="t" o:connecttype="rect"/>
-            <o:lock v:ext="edit" aspectratio="t"/>
-          </v:shapetype>
-          <v:shape id="_x0000_i1074" type="#_x0000_t75" style="width:465.65pt;height:191.7pt">
-            <v:imagedata r:id="rId5" o:title="log"/>
-          </v:shape>
-        </w:pict>
-      </w:r>
-    </w:p>
-    <w:p>
-      <w:pPr>
-        <w:spacing w:after="0" w:line="360" w:lineRule="auto"/>
-        <w:jc w:val="center"/>
-        <w:rPr>
-          <w:rFonts w:ascii="Times New Roman" w:hAnsi="Times New Roman" w:cs="Times New Roman"/>
-          <w:sz w:val="28"/>
-          <w:szCs w:val="28"/>
-        </w:rPr>
-      </w:pPr>
-      <w:r>
-        <w:rPr>
-          <w:rFonts w:ascii="Times New Roman" w:hAnsi="Times New Roman" w:cs="Times New Roman"/>
-          <w:sz w:val="28"/>
-          <w:szCs w:val="28"/>
-        </w:rPr>
-        <w:t>Рис. 1. Логическая модель данных предметной области</w:t>
-      </w:r>
-    </w:p>
-    <w:p>
-      <w:pPr>
-        <w:spacing w:after="0" w:line="360" w:lineRule="auto"/>
-        <w:ind w:firstLine="709"/>
-        <w:jc w:val="both"/>
-        <w:rPr>
-          <w:rFonts w:ascii="Times New Roman" w:hAnsi="Times New Roman" w:cs="Times New Roman"/>
-          <w:sz w:val="28"/>
-          <w:szCs w:val="28"/>
-        </w:rPr>
-      </w:pPr>
-      <w:r>
-        <w:rPr>
-          <w:rFonts w:ascii="Times New Roman" w:hAnsi="Times New Roman" w:cs="Times New Roman"/>
-          <w:sz w:val="28"/>
-          <w:szCs w:val="28"/>
-        </w:rPr>
-        <w:t xml:space="preserve">Физическая модель данных в нотации </w:t>
-      </w:r>
-      <w:r>
-        <w:rPr>
-          <w:rFonts w:ascii="Times New Roman" w:hAnsi="Times New Roman" w:cs="Times New Roman"/>
-          <w:sz w:val="28"/>
-          <w:szCs w:val="28"/>
-          <w:lang w:val="en-US"/>
-        </w:rPr>
-        <w:t>IDEF</w:t>
-      </w:r>
-      <w:r>
-        <w:rPr>
-          <w:rFonts w:ascii="Times New Roman" w:hAnsi="Times New Roman" w:cs="Times New Roman"/>
-          <w:sz w:val="28"/>
-          <w:szCs w:val="28"/>
-        </w:rPr>
-        <w:t>1</w:t>
-      </w:r>
-      <w:r>
-        <w:rPr>
-          <w:rFonts w:ascii="Times New Roman" w:hAnsi="Times New Roman" w:cs="Times New Roman"/>
-          <w:sz w:val="28"/>
-          <w:szCs w:val="28"/>
-          <w:lang w:val="en-US"/>
-        </w:rPr>
-        <w:t>X</w:t>
-      </w:r>
-      <w:r>
-        <w:rPr>
-          <w:rFonts w:ascii="Times New Roman" w:hAnsi="Times New Roman" w:cs="Times New Roman"/>
-          <w:sz w:val="28"/>
-          <w:szCs w:val="28"/>
-        </w:rPr>
-        <w:t xml:space="preserve"> для целевой СУБД </w:t>
-      </w:r>
-      <w:r>
-        <w:rPr>
-          <w:rFonts w:ascii="Times New Roman" w:hAnsi="Times New Roman" w:cs="Times New Roman"/>
-          <w:sz w:val="28"/>
-          <w:szCs w:val="28"/>
-          <w:lang w:val="en-US"/>
-        </w:rPr>
-        <w:t>PostgreSQL</w:t>
-      </w:r>
-      <w:r>
-        <w:rPr>
-          <w:rFonts w:ascii="Times New Roman" w:hAnsi="Times New Roman" w:cs="Times New Roman"/>
-          <w:sz w:val="28"/>
-          <w:szCs w:val="28"/>
-        </w:rPr>
-        <w:t xml:space="preserve"> представлена на рисунке 2. База данных </w:t>
-      </w:r>
-      <w:r>
-        <w:rPr>
-          <w:rFonts w:ascii="Times New Roman" w:hAnsi="Times New Roman" w:cs="Times New Roman"/>
-          <w:sz w:val="28"/>
-          <w:szCs w:val="28"/>
-          <w:lang w:val="en-US"/>
-        </w:rPr>
-        <w:t>Employment</w:t>
-      </w:r>
-      <w:r>
-        <w:rPr>
-          <w:rFonts w:ascii="Times New Roman" w:hAnsi="Times New Roman" w:cs="Times New Roman"/>
-          <w:sz w:val="28"/>
-          <w:szCs w:val="28"/>
-        </w:rPr>
-        <w:t>_</w:t>
-      </w:r>
-      <w:r>
-        <w:rPr>
-          <w:rFonts w:ascii="Times New Roman" w:hAnsi="Times New Roman" w:cs="Times New Roman"/>
-          <w:sz w:val="28"/>
-          <w:szCs w:val="28"/>
-          <w:lang w:val="en-US"/>
-        </w:rPr>
-        <w:t>Service</w:t>
-      </w:r>
-      <w:r>
-        <w:rPr>
-          <w:rFonts w:ascii="Times New Roman" w:hAnsi="Times New Roman" w:cs="Times New Roman"/>
-          <w:sz w:val="28"/>
-          <w:szCs w:val="28"/>
-        </w:rPr>
-        <w:t xml:space="preserve"> состоит из восьми таблиц: </w:t>
-      </w:r>
-      <w:r>
-        <w:rPr>
-          <w:rFonts w:ascii="Times New Roman" w:hAnsi="Times New Roman" w:cs="Times New Roman"/>
-          <w:sz w:val="28"/>
-          <w:szCs w:val="28"/>
-          <w:lang w:val="en-US"/>
-        </w:rPr>
-        <w:t>Categories</w:t>
-      </w:r>
-      <w:r>
-        <w:rPr>
-          <w:rFonts w:ascii="Times New Roman" w:hAnsi="Times New Roman" w:cs="Times New Roman"/>
-          <w:sz w:val="28"/>
-          <w:szCs w:val="28"/>
-        </w:rPr>
-        <w:t xml:space="preserve"> – список категорий вакансий, </w:t>
-      </w:r>
-      <w:r>
-        <w:rPr>
-          <w:rFonts w:ascii="Times New Roman" w:hAnsi="Times New Roman" w:cs="Times New Roman"/>
-          <w:sz w:val="28"/>
-          <w:szCs w:val="28"/>
-          <w:lang w:val="en-US"/>
-        </w:rPr>
-        <w:t>Applicants</w:t>
-      </w:r>
-      <w:r>
-        <w:rPr>
-          <w:rFonts w:ascii="Times New Roman" w:hAnsi="Times New Roman" w:cs="Times New Roman"/>
-          <w:sz w:val="28"/>
-          <w:szCs w:val="28"/>
-        </w:rPr>
-        <w:t xml:space="preserve"> – список соискателей, </w:t>
-      </w:r>
-      <w:r>
-        <w:rPr>
-          <w:rFonts w:ascii="Times New Roman" w:hAnsi="Times New Roman" w:cs="Times New Roman"/>
-          <w:sz w:val="28"/>
-          <w:szCs w:val="28"/>
-          <w:lang w:val="en-US"/>
-        </w:rPr>
-        <w:t>Employers</w:t>
-      </w:r>
-      <w:r>
-        <w:rPr>
-          <w:rFonts w:ascii="Times New Roman" w:hAnsi="Times New Roman" w:cs="Times New Roman"/>
-          <w:sz w:val="28"/>
-          <w:szCs w:val="28"/>
-        </w:rPr>
-        <w:t xml:space="preserve"> – список работодателей, </w:t>
-      </w:r>
-      <w:r>
-        <w:rPr>
-          <w:rFonts w:ascii="Times New Roman" w:hAnsi="Times New Roman" w:cs="Times New Roman"/>
-          <w:sz w:val="28"/>
-          <w:szCs w:val="28"/>
-          <w:lang w:val="en-US"/>
-        </w:rPr>
-        <w:t>Vacancies</w:t>
-      </w:r>
-      <w:r>
-        <w:rPr>
-          <w:rFonts w:ascii="Times New Roman" w:hAnsi="Times New Roman" w:cs="Times New Roman"/>
-          <w:sz w:val="28"/>
-          <w:szCs w:val="28"/>
-        </w:rPr>
-        <w:t xml:space="preserve"> – список вакансий, </w:t>
-      </w:r>
-      <w:r>
-        <w:rPr>
-          <w:rFonts w:ascii="Times New Roman" w:hAnsi="Times New Roman" w:cs="Times New Roman"/>
-          <w:sz w:val="28"/>
-          <w:szCs w:val="28"/>
-          <w:lang w:val="en-US"/>
-        </w:rPr>
-        <w:t>Staff</w:t>
-      </w:r>
-      <w:r>
-        <w:rPr>
-          <w:rFonts w:ascii="Times New Roman" w:hAnsi="Times New Roman" w:cs="Times New Roman"/>
-          <w:sz w:val="28"/>
-          <w:szCs w:val="28"/>
-        </w:rPr>
-        <w:t xml:space="preserve"> – список сотрудников службы занятости, </w:t>
-      </w:r>
-      <w:r>
-        <w:rPr>
-          <w:rFonts w:ascii="Times New Roman" w:hAnsi="Times New Roman" w:cs="Times New Roman"/>
-          <w:sz w:val="28"/>
-          <w:szCs w:val="28"/>
-          <w:lang w:val="en-US"/>
-        </w:rPr>
-        <w:t>Applications</w:t>
-      </w:r>
-      <w:r>
-        <w:rPr>
-          <w:rFonts w:ascii="Times New Roman" w:hAnsi="Times New Roman" w:cs="Times New Roman"/>
-          <w:sz w:val="28"/>
-          <w:szCs w:val="28"/>
-        </w:rPr>
-        <w:t xml:space="preserve"> – список заявок соискателей на вакансии, </w:t>
-      </w:r>
-      <w:r>
-        <w:rPr>
-          <w:rFonts w:ascii="Times New Roman" w:hAnsi="Times New Roman" w:cs="Times New Roman"/>
-          <w:sz w:val="28"/>
-          <w:szCs w:val="28"/>
-          <w:lang w:val="en-US"/>
-        </w:rPr>
-        <w:t>Interviews</w:t>
-      </w:r>
-      <w:r>
-        <w:rPr>
-          <w:rFonts w:ascii="Times New Roman" w:hAnsi="Times New Roman" w:cs="Times New Roman"/>
-          <w:sz w:val="28"/>
-          <w:szCs w:val="28"/>
-        </w:rPr>
-        <w:t xml:space="preserve"> – журнал проведенных собеседований, </w:t>
-      </w:r>
-      <w:r>
-        <w:rPr>
-          <w:rFonts w:ascii="Times New Roman" w:hAnsi="Times New Roman" w:cs="Times New Roman"/>
-          <w:sz w:val="28"/>
-          <w:szCs w:val="28"/>
-          <w:lang w:val="en-US"/>
-        </w:rPr>
-        <w:t>Employments</w:t>
-      </w:r>
-      <w:r>
-        <w:rPr>
-          <w:rFonts w:ascii="Times New Roman" w:hAnsi="Times New Roman" w:cs="Times New Roman"/>
-          <w:sz w:val="28"/>
-          <w:szCs w:val="28"/>
-        </w:rPr>
-        <w:t xml:space="preserve"> – журнал успешных трудоустройств.</w:t>
-      </w:r>
-    </w:p>
-    <w:p>
-      <w:pPr>
-        <w:spacing w:after="0" w:line="360" w:lineRule="auto"/>
-        <w:ind w:firstLine="709"/>
-        <w:jc w:val="both"/>
-        <w:rPr>
-          <w:rFonts w:ascii="Times New Roman" w:hAnsi="Times New Roman" w:cs="Times New Roman"/>
-          <w:sz w:val="28"/>
-          <w:szCs w:val="28"/>
-        </w:rPr>
-      </w:pPr>
-    </w:p>
-    <w:p>
-      <w:pPr>
-        <w:spacing w:after="0" w:line="360" w:lineRule="auto"/>
-        <w:jc w:val="center"/>
-        <w:rPr>
-          <w:rFonts w:ascii="Times New Roman" w:hAnsi="Times New Roman" w:cs="Times New Roman"/>
-          <w:sz w:val="28"/>
-          <w:szCs w:val="28"/>
-        </w:rPr>
-      </w:pPr>
-      <w:r>
-        <w:rPr>
-          <w:rFonts w:ascii="Times New Roman" w:hAnsi="Times New Roman" w:cs="Times New Roman"/>
-          <w:noProof/>
-          <w:sz w:val="28"/>
-          <w:szCs w:val="28"/>
-          <w:lang w:eastAsia="ru-RU"/>
-        </w:rPr>
         <w:drawing>
-          <wp:inline distT="0" distB="0" distL="0" distR="0">
-            <wp:extent cx="5940425" cy="2448030"/>
-            <wp:effectExtent l="0" t="0" r="3175" b="9525"/>
-            <wp:docPr id="1" name="Рисунок 1" descr="A:\OMGTU\OMGTU\3year\5semester\DBMS\lab1\phys.jpg"/>
+          <wp:inline distT="0" distB="0" distL="0" distR="0" wp14:anchorId="6F4F7FC1" wp14:editId="650CC939">
+            <wp:extent cx="5940425" cy="2551430"/>
+            <wp:effectExtent l="0" t="0" r="3175" b="1270"/>
+            <wp:docPr id="486777957" name="Рисунок 1"/>
             <wp:cNvGraphicFramePr>
               <a:graphicFrameLocks xmlns:a="http://schemas.openxmlformats.org/drawingml/2006/main" noChangeAspect="1"/>
             </wp:cNvGraphicFramePr>
@@ -1505,7 +1163,309 @@
               <a:graphicData uri="http://schemas.openxmlformats.org/drawingml/2006/picture">
                 <pic:pic xmlns:pic="http://schemas.openxmlformats.org/drawingml/2006/picture">
                   <pic:nvPicPr>
-                    <pic:cNvPr id="0" name="Picture 2" descr="A:\OMGTU\OMGTU\3year\5semester\DBMS\lab1\phys.jpg"/>
+                    <pic:cNvPr id="0" name="Picture 4"/>
+                    <pic:cNvPicPr>
+                      <a:picLocks noChangeAspect="1" noChangeArrowheads="1"/>
+                    </pic:cNvPicPr>
+                  </pic:nvPicPr>
+                  <pic:blipFill>
+                    <a:blip r:embed="rId5">
+                      <a:extLst>
+                        <a:ext uri="{28A0092B-C50C-407E-A947-70E740481C1C}">
+                          <a14:useLocalDpi xmlns:a14="http://schemas.microsoft.com/office/drawing/2010/main" val="0"/>
+                        </a:ext>
+                      </a:extLst>
+                    </a:blip>
+                    <a:srcRect/>
+                    <a:stretch>
+                      <a:fillRect/>
+                    </a:stretch>
+                  </pic:blipFill>
+                  <pic:spPr bwMode="auto">
+                    <a:xfrm>
+                      <a:off x="0" y="0"/>
+                      <a:ext cx="5940425" cy="2551430"/>
+                    </a:xfrm>
+                    <a:prstGeom prst="rect">
+                      <a:avLst/>
+                    </a:prstGeom>
+                    <a:noFill/>
+                    <a:ln>
+                      <a:noFill/>
+                    </a:ln>
+                  </pic:spPr>
+                </pic:pic>
+              </a:graphicData>
+            </a:graphic>
+          </wp:inline>
+        </w:drawing>
+      </w:r>
+    </w:p>
+    <w:p>
+      <w:pPr>
+        <w:spacing w:after="0" w:line="360" w:lineRule="auto"/>
+        <w:ind w:firstLine="709"/>
+        <w:jc w:val="center"/>
+        <w:rPr>
+          <w:rFonts w:ascii="Times New Roman" w:hAnsi="Times New Roman" w:cs="Times New Roman"/>
+          <w:sz w:val="28"/>
+          <w:szCs w:val="28"/>
+        </w:rPr>
+      </w:pPr>
+      <w:r>
+        <w:rPr>
+          <w:rFonts w:ascii="Times New Roman" w:hAnsi="Times New Roman" w:cs="Times New Roman"/>
+          <w:sz w:val="28"/>
+          <w:szCs w:val="28"/>
+        </w:rPr>
+        <w:t>Рис. 1. Логическая модель данных предметной области</w:t>
+      </w:r>
+    </w:p>
+    <w:p>
+      <w:pPr>
+        <w:spacing w:after="0" w:line="360" w:lineRule="auto"/>
+        <w:ind w:firstLine="709"/>
+        <w:jc w:val="both"/>
+        <w:rPr>
+          <w:rFonts w:ascii="Times New Roman" w:hAnsi="Times New Roman" w:cs="Times New Roman"/>
+          <w:sz w:val="28"/>
+          <w:szCs w:val="28"/>
+        </w:rPr>
+      </w:pPr>
+      <w:r>
+        <w:rPr>
+          <w:rFonts w:ascii="Times New Roman" w:hAnsi="Times New Roman" w:cs="Times New Roman"/>
+          <w:sz w:val="28"/>
+          <w:szCs w:val="28"/>
+        </w:rPr>
+        <w:t xml:space="preserve">Физическая модель данных в нотации IDEF1X для целевой СУБД </w:t>
+      </w:r>
+      <w:proofErr w:type="spellStart"/>
+      <w:r>
+        <w:rPr>
+          <w:rFonts w:ascii="Times New Roman" w:hAnsi="Times New Roman" w:cs="Times New Roman"/>
+          <w:sz w:val="28"/>
+          <w:szCs w:val="28"/>
+        </w:rPr>
+        <w:t>PostgreSQL</w:t>
+      </w:r>
+      <w:proofErr w:type="spellEnd"/>
+      <w:r>
+        <w:rPr>
+          <w:rFonts w:ascii="Times New Roman" w:hAnsi="Times New Roman" w:cs="Times New Roman"/>
+          <w:sz w:val="28"/>
+          <w:szCs w:val="28"/>
+        </w:rPr>
+        <w:t xml:space="preserve"> представлена на рисунке 2. База данных </w:t>
+      </w:r>
+      <w:proofErr w:type="spellStart"/>
+      <w:r>
+        <w:rPr>
+          <w:rFonts w:ascii="Times New Roman" w:hAnsi="Times New Roman" w:cs="Times New Roman"/>
+          <w:sz w:val="28"/>
+          <w:szCs w:val="28"/>
+        </w:rPr>
+        <w:t>EmploymentService</w:t>
+      </w:r>
+      <w:proofErr w:type="spellEnd"/>
+      <w:r>
+        <w:rPr>
+          <w:rFonts w:ascii="Times New Roman" w:hAnsi="Times New Roman" w:cs="Times New Roman"/>
+          <w:sz w:val="28"/>
+          <w:szCs w:val="28"/>
+        </w:rPr>
+        <w:t xml:space="preserve"> состоит из девяти таблиц: </w:t>
+      </w:r>
+      <w:proofErr w:type="spellStart"/>
+      <w:r>
+        <w:rPr>
+          <w:rFonts w:ascii="Times New Roman" w:hAnsi="Times New Roman" w:cs="Times New Roman"/>
+          <w:sz w:val="28"/>
+          <w:szCs w:val="28"/>
+        </w:rPr>
+        <w:t>Categories</w:t>
+      </w:r>
+      <w:proofErr w:type="spellEnd"/>
+      <w:r>
+        <w:rPr>
+          <w:rFonts w:ascii="Times New Roman" w:hAnsi="Times New Roman" w:cs="Times New Roman"/>
+          <w:sz w:val="28"/>
+          <w:szCs w:val="28"/>
+        </w:rPr>
+        <w:t xml:space="preserve"> – справочник профессиональных категорий, </w:t>
+      </w:r>
+      <w:proofErr w:type="spellStart"/>
+      <w:r>
+        <w:rPr>
+          <w:rFonts w:ascii="Times New Roman" w:hAnsi="Times New Roman" w:cs="Times New Roman"/>
+          <w:sz w:val="28"/>
+          <w:szCs w:val="28"/>
+        </w:rPr>
+        <w:t>Employers</w:t>
+      </w:r>
+      <w:proofErr w:type="spellEnd"/>
+      <w:r>
+        <w:rPr>
+          <w:rFonts w:ascii="Times New Roman" w:hAnsi="Times New Roman" w:cs="Times New Roman"/>
+          <w:sz w:val="28"/>
+          <w:szCs w:val="28"/>
+        </w:rPr>
+        <w:t xml:space="preserve"> – реестр работодателей, </w:t>
+      </w:r>
+      <w:proofErr w:type="spellStart"/>
+      <w:r>
+        <w:rPr>
+          <w:rFonts w:ascii="Times New Roman" w:hAnsi="Times New Roman" w:cs="Times New Roman"/>
+          <w:sz w:val="28"/>
+          <w:szCs w:val="28"/>
+        </w:rPr>
+        <w:t>Resumes</w:t>
+      </w:r>
+      <w:proofErr w:type="spellEnd"/>
+      <w:r>
+        <w:rPr>
+          <w:rFonts w:ascii="Times New Roman" w:hAnsi="Times New Roman" w:cs="Times New Roman"/>
+          <w:sz w:val="28"/>
+          <w:szCs w:val="28"/>
+        </w:rPr>
+        <w:t xml:space="preserve"> – база резюме соискателей, </w:t>
+      </w:r>
+      <w:proofErr w:type="spellStart"/>
+      <w:r>
+        <w:rPr>
+          <w:rFonts w:ascii="Times New Roman" w:hAnsi="Times New Roman" w:cs="Times New Roman"/>
+          <w:sz w:val="28"/>
+          <w:szCs w:val="28"/>
+        </w:rPr>
+        <w:t>Vacancies</w:t>
+      </w:r>
+      <w:proofErr w:type="spellEnd"/>
+      <w:r>
+        <w:rPr>
+          <w:rFonts w:ascii="Times New Roman" w:hAnsi="Times New Roman" w:cs="Times New Roman"/>
+          <w:sz w:val="28"/>
+          <w:szCs w:val="28"/>
+        </w:rPr>
+        <w:t xml:space="preserve"> – реестр вакансий, </w:t>
+      </w:r>
+      <w:proofErr w:type="spellStart"/>
+      <w:r>
+        <w:rPr>
+          <w:rFonts w:ascii="Times New Roman" w:hAnsi="Times New Roman" w:cs="Times New Roman"/>
+          <w:sz w:val="28"/>
+          <w:szCs w:val="28"/>
+        </w:rPr>
+        <w:t>VacancyStatuses</w:t>
+      </w:r>
+      <w:proofErr w:type="spellEnd"/>
+      <w:r>
+        <w:rPr>
+          <w:rFonts w:ascii="Times New Roman" w:hAnsi="Times New Roman" w:cs="Times New Roman"/>
+          <w:sz w:val="28"/>
+          <w:szCs w:val="28"/>
+        </w:rPr>
+        <w:t xml:space="preserve"> – справочник статусов вакансий, </w:t>
+      </w:r>
+      <w:proofErr w:type="spellStart"/>
+      <w:r>
+        <w:rPr>
+          <w:rFonts w:ascii="Times New Roman" w:hAnsi="Times New Roman" w:cs="Times New Roman"/>
+          <w:sz w:val="28"/>
+          <w:szCs w:val="28"/>
+        </w:rPr>
+        <w:t>Staff</w:t>
+      </w:r>
+      <w:proofErr w:type="spellEnd"/>
+      <w:r>
+        <w:rPr>
+          <w:rFonts w:ascii="Times New Roman" w:hAnsi="Times New Roman" w:cs="Times New Roman"/>
+          <w:sz w:val="28"/>
+          <w:szCs w:val="28"/>
+        </w:rPr>
+        <w:t xml:space="preserve"> – сотрудники службы занятости, </w:t>
+      </w:r>
+      <w:proofErr w:type="spellStart"/>
+      <w:r>
+        <w:rPr>
+          <w:rFonts w:ascii="Times New Roman" w:hAnsi="Times New Roman" w:cs="Times New Roman"/>
+          <w:sz w:val="28"/>
+          <w:szCs w:val="28"/>
+        </w:rPr>
+        <w:t>ResponseStatuses</w:t>
+      </w:r>
+      <w:proofErr w:type="spellEnd"/>
+      <w:r>
+        <w:rPr>
+          <w:rFonts w:ascii="Times New Roman" w:hAnsi="Times New Roman" w:cs="Times New Roman"/>
+          <w:sz w:val="28"/>
+          <w:szCs w:val="28"/>
+        </w:rPr>
+        <w:t xml:space="preserve"> – справочник статусов откликов, </w:t>
+      </w:r>
+      <w:proofErr w:type="spellStart"/>
+      <w:r>
+        <w:rPr>
+          <w:rFonts w:ascii="Times New Roman" w:hAnsi="Times New Roman" w:cs="Times New Roman"/>
+          <w:sz w:val="28"/>
+          <w:szCs w:val="28"/>
+        </w:rPr>
+        <w:t>Responses</w:t>
+      </w:r>
+      <w:proofErr w:type="spellEnd"/>
+      <w:r>
+        <w:rPr>
+          <w:rFonts w:ascii="Times New Roman" w:hAnsi="Times New Roman" w:cs="Times New Roman"/>
+          <w:sz w:val="28"/>
+          <w:szCs w:val="28"/>
+        </w:rPr>
+        <w:t xml:space="preserve"> – журнал откликов работодателей, </w:t>
+      </w:r>
+      <w:proofErr w:type="spellStart"/>
+      <w:r>
+        <w:rPr>
+          <w:rFonts w:ascii="Times New Roman" w:hAnsi="Times New Roman" w:cs="Times New Roman"/>
+          <w:sz w:val="28"/>
+          <w:szCs w:val="28"/>
+        </w:rPr>
+        <w:t>Interviews</w:t>
+      </w:r>
+      <w:proofErr w:type="spellEnd"/>
+      <w:r>
+        <w:rPr>
+          <w:rFonts w:ascii="Times New Roman" w:hAnsi="Times New Roman" w:cs="Times New Roman"/>
+          <w:sz w:val="28"/>
+          <w:szCs w:val="28"/>
+        </w:rPr>
+        <w:t xml:space="preserve"> – план-график собеседований.</w:t>
+      </w:r>
+    </w:p>
+    <w:p>
+      <w:pPr>
+        <w:spacing w:after="0" w:line="360" w:lineRule="auto"/>
+        <w:jc w:val="center"/>
+        <w:rPr>
+          <w:rFonts w:ascii="Times New Roman" w:hAnsi="Times New Roman" w:cs="Times New Roman"/>
+          <w:sz w:val="28"/>
+          <w:szCs w:val="28"/>
+        </w:rPr>
+      </w:pPr>
+      <w:r>
+        <w:rPr>
+          <w:noProof/>
+        </w:rPr>
+        <w:drawing>
+          <wp:inline distT="0" distB="0" distL="0" distR="0" wp14:anchorId="242AAE64" wp14:editId="47E8D31F">
+            <wp:extent cx="5940425" cy="2459355"/>
+            <wp:effectExtent l="0" t="0" r="3175" b="0"/>
+            <wp:docPr id="1323501335" name="Рисунок 2" descr="Изображение выглядит как текст&#10;&#10;Содержимое, созданное искусственным интеллектом, может быть неверным."/>
+            <wp:cNvGraphicFramePr>
+              <a:graphicFrameLocks xmlns:a="http://schemas.openxmlformats.org/drawingml/2006/main" noChangeAspect="1"/>
+            </wp:cNvGraphicFramePr>
+            <a:graphic xmlns:a="http://schemas.openxmlformats.org/drawingml/2006/main">
+              <a:graphicData uri="http://schemas.openxmlformats.org/drawingml/2006/picture">
+                <pic:pic xmlns:pic="http://schemas.openxmlformats.org/drawingml/2006/picture">
+                  <pic:nvPicPr>
+                    <pic:cNvPr id="1323501335" name="Рисунок 2" descr="Изображение выглядит как текст&#10;&#10;Содержимое, созданное искусственным интеллектом, может быть неверным."/>
                     <pic:cNvPicPr>
                       <a:picLocks noChangeAspect="1" noChangeArrowheads="1"/>
                     </pic:cNvPicPr>
@@ -1526,7 +1486,7 @@
                   <pic:spPr bwMode="auto">
                     <a:xfrm>
                       <a:off x="0" y="0"/>
-                      <a:ext cx="5940425" cy="2448030"/>
+                      <a:ext cx="5940425" cy="2459355"/>
                     </a:xfrm>
                     <a:prstGeom prst="rect">
                       <a:avLst/>
@@ -1546,6 +1506,7 @@
     <w:p>
       <w:pPr>
         <w:spacing w:after="0" w:line="360" w:lineRule="auto"/>
+        <w:ind w:firstLine="709"/>
         <w:jc w:val="center"/>
         <w:rPr>
           <w:rFonts w:ascii="Times New Roman" w:hAnsi="Times New Roman" w:cs="Times New Roman"/>
@@ -1564,6 +1525,8 @@
     </w:p>
     <w:p>
       <w:pPr>
+        <w:spacing w:after="0" w:line="360" w:lineRule="auto"/>
+        <w:ind w:firstLine="709"/>
         <w:rPr>
           <w:rFonts w:ascii="Times New Roman" w:hAnsi="Times New Roman" w:cs="Times New Roman"/>
           <w:sz w:val="28"/>
@@ -1602,55 +1565,10 @@
     </w:p>
     <w:p>
       <w:pPr>
-        <w:spacing w:after="0" w:line="360" w:lineRule="auto"/>
-        <w:ind w:firstLine="709"/>
-        <w:jc w:val="both"/>
-        <w:rPr>
-          <w:rFonts w:ascii="Times New Roman" w:hAnsi="Times New Roman" w:cs="Times New Roman"/>
-          <w:sz w:val="28"/>
-          <w:szCs w:val="28"/>
-        </w:rPr>
-      </w:pPr>
-      <w:r>
-        <w:rPr>
-          <w:rFonts w:ascii="Times New Roman" w:hAnsi="Times New Roman" w:cs="Times New Roman"/>
-          <w:sz w:val="28"/>
-          <w:szCs w:val="28"/>
-        </w:rPr>
-        <w:t xml:space="preserve">1. </w:t>
-      </w:r>
-      <w:r>
-        <w:rPr>
-          <w:rFonts w:ascii="Times New Roman" w:hAnsi="Times New Roman" w:cs="Times New Roman"/>
-          <w:sz w:val="28"/>
-          <w:szCs w:val="28"/>
-        </w:rPr>
-        <w:t xml:space="preserve">Таблица </w:t>
-      </w:r>
-      <w:r>
-        <w:rPr>
-          <w:rFonts w:ascii="Times New Roman" w:hAnsi="Times New Roman" w:cs="Times New Roman"/>
-          <w:sz w:val="28"/>
-          <w:szCs w:val="28"/>
-          <w:lang w:val="en-US"/>
-        </w:rPr>
-        <w:t>Categories</w:t>
-      </w:r>
-      <w:r>
-        <w:rPr>
-          <w:rFonts w:ascii="Times New Roman" w:hAnsi="Times New Roman" w:cs="Times New Roman"/>
-          <w:sz w:val="28"/>
-          <w:szCs w:val="28"/>
-        </w:rPr>
-        <w:t xml:space="preserve"> состоит из трех полей:</w:t>
-      </w:r>
-    </w:p>
-    <w:p>
-      <w:pPr>
         <w:pStyle w:val="a3"/>
         <w:numPr>
           <w:ilvl w:val="0"/>
-          <w:numId w:val="1"/>
+          <w:numId w:val="12"/>
         </w:numPr>
         <w:spacing w:after="0" w:line="360" w:lineRule="auto"/>
         <w:ind w:left="0" w:firstLine="709"/>
@@ -1667,85 +1585,26 @@
           <w:rFonts w:ascii="Times New Roman" w:hAnsi="Times New Roman" w:cs="Times New Roman"/>
           <w:sz w:val="28"/>
           <w:szCs w:val="28"/>
-          <w:lang w:val="en-US"/>
-        </w:rPr>
-        <w:t>cat</w:t>
-      </w:r>
-      <w:r>
-        <w:rPr>
-          <w:rFonts w:ascii="Times New Roman" w:hAnsi="Times New Roman" w:cs="Times New Roman"/>
-          <w:sz w:val="28"/>
-          <w:szCs w:val="28"/>
-        </w:rPr>
-        <w:t>_</w:t>
-      </w:r>
-      <w:r>
-        <w:rPr>
-          <w:rFonts w:ascii="Times New Roman" w:hAnsi="Times New Roman" w:cs="Times New Roman"/>
-          <w:sz w:val="28"/>
-          <w:szCs w:val="28"/>
-          <w:lang w:val="en-US"/>
-        </w:rPr>
-        <w:t>id</w:t>
-      </w:r>
-      <w:r>
-        <w:rPr>
-          <w:rFonts w:ascii="Times New Roman" w:hAnsi="Times New Roman" w:cs="Times New Roman"/>
-          <w:sz w:val="28"/>
-          <w:szCs w:val="28"/>
-        </w:rPr>
-        <w:t xml:space="preserve"> – уникальный код категории, тип </w:t>
-      </w:r>
-      <w:r>
-        <w:rPr>
-          <w:rFonts w:ascii="Times New Roman" w:hAnsi="Times New Roman" w:cs="Times New Roman"/>
-          <w:sz w:val="28"/>
-          <w:szCs w:val="28"/>
-          <w:lang w:val="en-US"/>
-        </w:rPr>
-        <w:t>integer</w:t>
-      </w:r>
-      <w:r>
-        <w:rPr>
-          <w:rFonts w:ascii="Times New Roman" w:hAnsi="Times New Roman" w:cs="Times New Roman"/>
-          <w:sz w:val="28"/>
-          <w:szCs w:val="28"/>
-        </w:rPr>
-        <w:t xml:space="preserve">, </w:t>
-      </w:r>
-      <w:r>
-        <w:rPr>
-          <w:rFonts w:ascii="Times New Roman" w:hAnsi="Times New Roman" w:cs="Times New Roman"/>
-          <w:sz w:val="28"/>
-          <w:szCs w:val="28"/>
-          <w:lang w:val="en-US"/>
-        </w:rPr>
-        <w:t>NOT</w:t>
-      </w:r>
-      <w:r>
-        <w:rPr>
-          <w:rFonts w:ascii="Times New Roman" w:hAnsi="Times New Roman" w:cs="Times New Roman"/>
-          <w:sz w:val="28"/>
-          <w:szCs w:val="28"/>
-        </w:rPr>
-        <w:t xml:space="preserve"> </w:t>
-      </w:r>
-      <w:r>
-        <w:rPr>
-          <w:rFonts w:ascii="Times New Roman" w:hAnsi="Times New Roman" w:cs="Times New Roman"/>
-          <w:sz w:val="28"/>
-          <w:szCs w:val="28"/>
-          <w:lang w:val="en-US"/>
-        </w:rPr>
-        <w:t>NULL</w:t>
-      </w:r>
-      <w:r>
-        <w:rPr>
-          <w:rFonts w:ascii="Times New Roman" w:hAnsi="Times New Roman" w:cs="Times New Roman"/>
-          <w:sz w:val="28"/>
-          <w:szCs w:val="28"/>
-        </w:rPr>
-        <w:t>;</w:t>
+        </w:rPr>
+        <w:t xml:space="preserve">Таблица </w:t>
+      </w:r>
+      <w:proofErr w:type="spellStart"/>
+      <w:r>
+        <w:rPr>
+          <w:rFonts w:ascii="Times New Roman" w:hAnsi="Times New Roman" w:cs="Times New Roman"/>
+          <w:sz w:val="28"/>
+          <w:szCs w:val="28"/>
+        </w:rPr>
+        <w:t>Categories</w:t>
+      </w:r>
+      <w:proofErr w:type="spellEnd"/>
+      <w:r>
+        <w:rPr>
+          <w:rFonts w:ascii="Times New Roman" w:hAnsi="Times New Roman" w:cs="Times New Roman"/>
+          <w:sz w:val="28"/>
+          <w:szCs w:val="28"/>
+        </w:rPr>
+        <w:t xml:space="preserve"> состоит из трех полей:</w:t>
       </w:r>
     </w:p>
     <w:p>
@@ -1753,7 +1612,7 @@
         <w:pStyle w:val="a3"/>
         <w:numPr>
           <w:ilvl w:val="0"/>
-          <w:numId w:val="1"/>
+          <w:numId w:val="11"/>
         </w:numPr>
         <w:spacing w:after="0" w:line="360" w:lineRule="auto"/>
         <w:ind w:left="0" w:firstLine="709"/>
@@ -1765,90 +1624,41 @@
           <w:szCs w:val="28"/>
         </w:rPr>
       </w:pPr>
-      <w:r>
-        <w:rPr>
-          <w:rFonts w:ascii="Times New Roman" w:hAnsi="Times New Roman" w:cs="Times New Roman"/>
-          <w:sz w:val="28"/>
-          <w:szCs w:val="28"/>
-          <w:lang w:val="en-US"/>
-        </w:rPr>
-        <w:t>cat</w:t>
-      </w:r>
-      <w:r>
-        <w:rPr>
-          <w:rFonts w:ascii="Times New Roman" w:hAnsi="Times New Roman" w:cs="Times New Roman"/>
-          <w:sz w:val="28"/>
-          <w:szCs w:val="28"/>
-        </w:rPr>
-        <w:t>_</w:t>
-      </w:r>
-      <w:r>
-        <w:rPr>
-          <w:rFonts w:ascii="Times New Roman" w:hAnsi="Times New Roman" w:cs="Times New Roman"/>
-          <w:sz w:val="28"/>
-          <w:szCs w:val="28"/>
-          <w:lang w:val="en-US"/>
-        </w:rPr>
-        <w:t>name</w:t>
-      </w:r>
-      <w:r>
-        <w:rPr>
-          <w:rFonts w:ascii="Times New Roman" w:hAnsi="Times New Roman" w:cs="Times New Roman"/>
-          <w:sz w:val="28"/>
-          <w:szCs w:val="28"/>
-        </w:rPr>
-        <w:t xml:space="preserve"> – наименование категории, тип </w:t>
-      </w:r>
-      <w:r>
-        <w:rPr>
-          <w:rFonts w:ascii="Times New Roman" w:hAnsi="Times New Roman" w:cs="Times New Roman"/>
-          <w:sz w:val="28"/>
-          <w:szCs w:val="28"/>
-          <w:lang w:val="en-US"/>
-        </w:rPr>
-        <w:t>text</w:t>
-      </w:r>
-      <w:r>
-        <w:rPr>
-          <w:rFonts w:ascii="Times New Roman" w:hAnsi="Times New Roman" w:cs="Times New Roman"/>
-          <w:sz w:val="28"/>
-          <w:szCs w:val="28"/>
-        </w:rPr>
-        <w:t xml:space="preserve">, </w:t>
-      </w:r>
-      <w:r>
-        <w:rPr>
-          <w:rFonts w:ascii="Times New Roman" w:hAnsi="Times New Roman" w:cs="Times New Roman"/>
-          <w:sz w:val="28"/>
-          <w:szCs w:val="28"/>
-          <w:lang w:val="en-US"/>
-        </w:rPr>
-        <w:t>NOT</w:t>
-      </w:r>
-      <w:r>
-        <w:rPr>
-          <w:rFonts w:ascii="Times New Roman" w:hAnsi="Times New Roman" w:cs="Times New Roman"/>
-          <w:sz w:val="28"/>
-          <w:szCs w:val="28"/>
-        </w:rPr>
-        <w:t xml:space="preserve"> </w:t>
-      </w:r>
-      <w:r>
-        <w:rPr>
-          <w:rFonts w:ascii="Times New Roman" w:hAnsi="Times New Roman" w:cs="Times New Roman"/>
-          <w:sz w:val="28"/>
-          <w:szCs w:val="28"/>
-          <w:lang w:val="en-US"/>
-        </w:rPr>
-        <w:t>NULL</w:t>
-      </w:r>
-      <w:r>
-        <w:rPr>
-          <w:rFonts w:ascii="Times New Roman" w:hAnsi="Times New Roman" w:cs="Times New Roman"/>
-          <w:sz w:val="28"/>
-          <w:szCs w:val="28"/>
-        </w:rPr>
-        <w:t>;</w:t>
+      <w:proofErr w:type="spellStart"/>
+      <w:r>
+        <w:rPr>
+          <w:rFonts w:ascii="Times New Roman" w:hAnsi="Times New Roman" w:cs="Times New Roman"/>
+          <w:sz w:val="28"/>
+          <w:szCs w:val="28"/>
+        </w:rPr>
+        <w:t>cat_id</w:t>
+      </w:r>
+      <w:proofErr w:type="spellEnd"/>
+      <w:r>
+        <w:rPr>
+          <w:rFonts w:ascii="Times New Roman" w:hAnsi="Times New Roman" w:cs="Times New Roman"/>
+          <w:sz w:val="28"/>
+          <w:szCs w:val="28"/>
+        </w:rPr>
+        <w:t xml:space="preserve"> – уникальный код категории, тип </w:t>
+      </w:r>
+      <w:proofErr w:type="spellStart"/>
+      <w:r>
+        <w:rPr>
+          <w:rFonts w:ascii="Times New Roman" w:hAnsi="Times New Roman" w:cs="Times New Roman"/>
+          <w:sz w:val="28"/>
+          <w:szCs w:val="28"/>
+        </w:rPr>
+        <w:t>integer</w:t>
+      </w:r>
+      <w:proofErr w:type="spellEnd"/>
+      <w:r>
+        <w:rPr>
+          <w:rFonts w:ascii="Times New Roman" w:hAnsi="Times New Roman" w:cs="Times New Roman"/>
+          <w:sz w:val="28"/>
+          <w:szCs w:val="28"/>
+        </w:rPr>
+        <w:t>, NOT NULL;</w:t>
       </w:r>
     </w:p>
     <w:p>
@@ -1856,7 +1666,7 @@
         <w:pStyle w:val="a3"/>
         <w:numPr>
           <w:ilvl w:val="0"/>
-          <w:numId w:val="1"/>
+          <w:numId w:val="11"/>
         </w:numPr>
         <w:spacing w:after="0" w:line="360" w:lineRule="auto"/>
         <w:ind w:left="0" w:firstLine="709"/>
@@ -1868,343 +1678,41 @@
           <w:szCs w:val="28"/>
         </w:rPr>
       </w:pPr>
-      <w:r>
-        <w:rPr>
-          <w:rFonts w:ascii="Times New Roman" w:hAnsi="Times New Roman" w:cs="Times New Roman"/>
-          <w:sz w:val="28"/>
-          <w:szCs w:val="28"/>
-          <w:lang w:val="en-US"/>
-        </w:rPr>
-        <w:t>cat</w:t>
-      </w:r>
-      <w:r>
-        <w:rPr>
-          <w:rFonts w:ascii="Times New Roman" w:hAnsi="Times New Roman" w:cs="Times New Roman"/>
-          <w:sz w:val="28"/>
-          <w:szCs w:val="28"/>
-        </w:rPr>
-        <w:t>_</w:t>
-      </w:r>
-      <w:r>
-        <w:rPr>
-          <w:rFonts w:ascii="Times New Roman" w:hAnsi="Times New Roman" w:cs="Times New Roman"/>
-          <w:sz w:val="28"/>
-          <w:szCs w:val="28"/>
-          <w:lang w:val="en-US"/>
-        </w:rPr>
-        <w:t>parent</w:t>
-      </w:r>
-      <w:r>
-        <w:rPr>
-          <w:rFonts w:ascii="Times New Roman" w:hAnsi="Times New Roman" w:cs="Times New Roman"/>
-          <w:sz w:val="28"/>
-          <w:szCs w:val="28"/>
-        </w:rPr>
-        <w:t>_</w:t>
-      </w:r>
-      <w:r>
-        <w:rPr>
-          <w:rFonts w:ascii="Times New Roman" w:hAnsi="Times New Roman" w:cs="Times New Roman"/>
-          <w:sz w:val="28"/>
-          <w:szCs w:val="28"/>
-          <w:lang w:val="en-US"/>
-        </w:rPr>
-        <w:t>id</w:t>
-      </w:r>
-      <w:r>
-        <w:rPr>
-          <w:rFonts w:ascii="Times New Roman" w:hAnsi="Times New Roman" w:cs="Times New Roman"/>
-          <w:sz w:val="28"/>
-          <w:szCs w:val="28"/>
-        </w:rPr>
-        <w:t xml:space="preserve"> – код родительской категории из этой же таблицы, тип </w:t>
-      </w:r>
-      <w:r>
-        <w:rPr>
-          <w:rFonts w:ascii="Times New Roman" w:hAnsi="Times New Roman" w:cs="Times New Roman"/>
-          <w:sz w:val="28"/>
-          <w:szCs w:val="28"/>
-          <w:lang w:val="en-US"/>
-        </w:rPr>
-        <w:t>integer</w:t>
-      </w:r>
-      <w:r>
-        <w:rPr>
-          <w:rFonts w:ascii="Times New Roman" w:hAnsi="Times New Roman" w:cs="Times New Roman"/>
-          <w:sz w:val="28"/>
-          <w:szCs w:val="28"/>
-        </w:rPr>
-        <w:t>.</w:t>
-      </w:r>
-    </w:p>
-    <w:p>
-      <w:pPr>
-        <w:spacing w:after="0" w:line="360" w:lineRule="auto"/>
-        <w:ind w:firstLine="709"/>
-        <w:jc w:val="both"/>
-        <w:rPr>
-          <w:rFonts w:ascii="Times New Roman" w:hAnsi="Times New Roman" w:cs="Times New Roman"/>
-          <w:sz w:val="28"/>
-          <w:szCs w:val="28"/>
-        </w:rPr>
-      </w:pPr>
-      <w:r>
-        <w:rPr>
-          <w:rFonts w:ascii="Times New Roman" w:hAnsi="Times New Roman" w:cs="Times New Roman"/>
-          <w:sz w:val="28"/>
-          <w:szCs w:val="28"/>
-        </w:rPr>
-        <w:t xml:space="preserve">Поле </w:t>
-      </w:r>
-      <w:r>
-        <w:rPr>
-          <w:rFonts w:ascii="Times New Roman" w:hAnsi="Times New Roman" w:cs="Times New Roman"/>
-          <w:sz w:val="28"/>
-          <w:szCs w:val="28"/>
-          <w:lang w:val="en-US"/>
-        </w:rPr>
-        <w:t>cat</w:t>
-      </w:r>
-      <w:r>
-        <w:rPr>
-          <w:rFonts w:ascii="Times New Roman" w:hAnsi="Times New Roman" w:cs="Times New Roman"/>
-          <w:sz w:val="28"/>
-          <w:szCs w:val="28"/>
-        </w:rPr>
-        <w:t>_</w:t>
-      </w:r>
-      <w:r>
-        <w:rPr>
-          <w:rFonts w:ascii="Times New Roman" w:hAnsi="Times New Roman" w:cs="Times New Roman"/>
-          <w:sz w:val="28"/>
-          <w:szCs w:val="28"/>
-          <w:lang w:val="en-US"/>
-        </w:rPr>
-        <w:t>id</w:t>
-      </w:r>
-      <w:r>
-        <w:rPr>
-          <w:rFonts w:ascii="Times New Roman" w:hAnsi="Times New Roman" w:cs="Times New Roman"/>
-          <w:sz w:val="28"/>
-          <w:szCs w:val="28"/>
-        </w:rPr>
-        <w:t xml:space="preserve"> имеет ограничение первичного ключа </w:t>
-      </w:r>
-      <w:r>
-        <w:rPr>
-          <w:rFonts w:ascii="Times New Roman" w:hAnsi="Times New Roman" w:cs="Times New Roman"/>
-          <w:sz w:val="28"/>
-          <w:szCs w:val="28"/>
-          <w:lang w:val="en-US"/>
-        </w:rPr>
-        <w:t>PRIMARY</w:t>
-      </w:r>
-      <w:r>
-        <w:rPr>
-          <w:rFonts w:ascii="Times New Roman" w:hAnsi="Times New Roman" w:cs="Times New Roman"/>
-          <w:sz w:val="28"/>
-          <w:szCs w:val="28"/>
-        </w:rPr>
-        <w:t xml:space="preserve"> </w:t>
-      </w:r>
-      <w:r>
-        <w:rPr>
-          <w:rFonts w:ascii="Times New Roman" w:hAnsi="Times New Roman" w:cs="Times New Roman"/>
-          <w:sz w:val="28"/>
-          <w:szCs w:val="28"/>
-          <w:lang w:val="en-US"/>
-        </w:rPr>
-        <w:t>KEY</w:t>
-      </w:r>
-      <w:r>
-        <w:rPr>
-          <w:rFonts w:ascii="Times New Roman" w:hAnsi="Times New Roman" w:cs="Times New Roman"/>
-          <w:sz w:val="28"/>
-          <w:szCs w:val="28"/>
-        </w:rPr>
-        <w:t xml:space="preserve">. Поле </w:t>
-      </w:r>
-      <w:r>
-        <w:rPr>
-          <w:rFonts w:ascii="Times New Roman" w:hAnsi="Times New Roman" w:cs="Times New Roman"/>
-          <w:sz w:val="28"/>
-          <w:szCs w:val="28"/>
-          <w:lang w:val="en-US"/>
-        </w:rPr>
-        <w:t>cat</w:t>
-      </w:r>
-      <w:r>
-        <w:rPr>
-          <w:rFonts w:ascii="Times New Roman" w:hAnsi="Times New Roman" w:cs="Times New Roman"/>
-          <w:sz w:val="28"/>
-          <w:szCs w:val="28"/>
-        </w:rPr>
-        <w:t>_</w:t>
-      </w:r>
-      <w:r>
-        <w:rPr>
-          <w:rFonts w:ascii="Times New Roman" w:hAnsi="Times New Roman" w:cs="Times New Roman"/>
-          <w:sz w:val="28"/>
-          <w:szCs w:val="28"/>
-          <w:lang w:val="en-US"/>
-        </w:rPr>
-        <w:t>parent</w:t>
-      </w:r>
-      <w:r>
-        <w:rPr>
-          <w:rFonts w:ascii="Times New Roman" w:hAnsi="Times New Roman" w:cs="Times New Roman"/>
-          <w:sz w:val="28"/>
-          <w:szCs w:val="28"/>
-        </w:rPr>
-        <w:t>_</w:t>
-      </w:r>
-      <w:r>
-        <w:rPr>
-          <w:rFonts w:ascii="Times New Roman" w:hAnsi="Times New Roman" w:cs="Times New Roman"/>
-          <w:sz w:val="28"/>
-          <w:szCs w:val="28"/>
-          <w:lang w:val="en-US"/>
-        </w:rPr>
-        <w:t>id</w:t>
-      </w:r>
-      <w:r>
-        <w:rPr>
-          <w:rFonts w:ascii="Times New Roman" w:hAnsi="Times New Roman" w:cs="Times New Roman"/>
-          <w:sz w:val="28"/>
-          <w:szCs w:val="28"/>
-        </w:rPr>
-        <w:t xml:space="preserve"> не имеет атрибута </w:t>
-      </w:r>
-      <w:r>
-        <w:rPr>
-          <w:rFonts w:ascii="Times New Roman" w:hAnsi="Times New Roman" w:cs="Times New Roman"/>
-          <w:sz w:val="28"/>
-          <w:szCs w:val="28"/>
-          <w:lang w:val="en-US"/>
-        </w:rPr>
-        <w:t>NOT</w:t>
-      </w:r>
-      <w:r>
-        <w:rPr>
-          <w:rFonts w:ascii="Times New Roman" w:hAnsi="Times New Roman" w:cs="Times New Roman"/>
-          <w:sz w:val="28"/>
-          <w:szCs w:val="28"/>
-        </w:rPr>
-        <w:t xml:space="preserve"> </w:t>
-      </w:r>
-      <w:r>
-        <w:rPr>
-          <w:rFonts w:ascii="Times New Roman" w:hAnsi="Times New Roman" w:cs="Times New Roman"/>
-          <w:sz w:val="28"/>
-          <w:szCs w:val="28"/>
-          <w:lang w:val="en-US"/>
-        </w:rPr>
-        <w:t>NULL</w:t>
-      </w:r>
-      <w:r>
-        <w:rPr>
-          <w:rFonts w:ascii="Times New Roman" w:hAnsi="Times New Roman" w:cs="Times New Roman"/>
-          <w:sz w:val="28"/>
-          <w:szCs w:val="28"/>
-        </w:rPr>
-        <w:t>, поскольку не все категории имеют родительскую категорию. Это поле устанавливает рекурсивную связь между категориями, поэтому оно объявлено как внешний ключ (</w:t>
-      </w:r>
-      <w:r>
-        <w:rPr>
-          <w:rFonts w:ascii="Times New Roman" w:hAnsi="Times New Roman" w:cs="Times New Roman"/>
-          <w:sz w:val="28"/>
-          <w:szCs w:val="28"/>
-          <w:lang w:val="en-US"/>
-        </w:rPr>
-        <w:t>FK</w:t>
-      </w:r>
-      <w:r>
-        <w:rPr>
-          <w:rFonts w:ascii="Times New Roman" w:hAnsi="Times New Roman" w:cs="Times New Roman"/>
-          <w:sz w:val="28"/>
-          <w:szCs w:val="28"/>
-        </w:rPr>
-        <w:t xml:space="preserve">) с правилом каскадного обновления и установкой в </w:t>
-      </w:r>
-      <w:r>
-        <w:rPr>
-          <w:rFonts w:ascii="Times New Roman" w:hAnsi="Times New Roman" w:cs="Times New Roman"/>
-          <w:sz w:val="28"/>
-          <w:szCs w:val="28"/>
-          <w:lang w:val="en-US"/>
-        </w:rPr>
-        <w:t>NULL</w:t>
-      </w:r>
-      <w:r>
-        <w:rPr>
-          <w:rFonts w:ascii="Times New Roman" w:hAnsi="Times New Roman" w:cs="Times New Roman"/>
-          <w:sz w:val="28"/>
-          <w:szCs w:val="28"/>
-        </w:rPr>
-        <w:t xml:space="preserve"> при удалении. Удаление родительской категории в таблице </w:t>
-      </w:r>
-      <w:r>
-        <w:rPr>
-          <w:rFonts w:ascii="Times New Roman" w:hAnsi="Times New Roman" w:cs="Times New Roman"/>
-          <w:sz w:val="28"/>
-          <w:szCs w:val="28"/>
-          <w:lang w:val="en-US"/>
-        </w:rPr>
-        <w:t>Categories</w:t>
-      </w:r>
-      <w:r>
-        <w:rPr>
-          <w:rFonts w:ascii="Times New Roman" w:hAnsi="Times New Roman" w:cs="Times New Roman"/>
-          <w:sz w:val="28"/>
-          <w:szCs w:val="28"/>
-        </w:rPr>
-        <w:t xml:space="preserve"> приведет к автоматическому обновлению всех связанных с ней дочерних категорий.</w:t>
-      </w:r>
-    </w:p>
-    <w:p>
-      <w:pPr>
-        <w:spacing w:after="0" w:line="360" w:lineRule="auto"/>
-        <w:ind w:firstLine="709"/>
-        <w:jc w:val="both"/>
-        <w:rPr>
-          <w:rFonts w:ascii="Times New Roman" w:hAnsi="Times New Roman" w:cs="Times New Roman"/>
-          <w:sz w:val="28"/>
-          <w:szCs w:val="28"/>
-        </w:rPr>
-      </w:pPr>
-      <w:r>
-        <w:rPr>
-          <w:rFonts w:ascii="Times New Roman" w:hAnsi="Times New Roman" w:cs="Times New Roman"/>
-          <w:sz w:val="28"/>
-          <w:szCs w:val="28"/>
-        </w:rPr>
-        <w:t xml:space="preserve">2. </w:t>
-      </w:r>
-      <w:r>
-        <w:rPr>
-          <w:rFonts w:ascii="Times New Roman" w:hAnsi="Times New Roman" w:cs="Times New Roman"/>
-          <w:sz w:val="28"/>
-          <w:szCs w:val="28"/>
-        </w:rPr>
-        <w:t xml:space="preserve">Таблица </w:t>
-      </w:r>
-      <w:proofErr w:type="spellStart"/>
-      <w:r>
-        <w:rPr>
-          <w:rFonts w:ascii="Times New Roman" w:hAnsi="Times New Roman" w:cs="Times New Roman"/>
-          <w:sz w:val="28"/>
-          <w:szCs w:val="28"/>
-        </w:rPr>
-        <w:t>Applicants</w:t>
-      </w:r>
-      <w:proofErr w:type="spellEnd"/>
-      <w:r>
-        <w:rPr>
-          <w:rFonts w:ascii="Times New Roman" w:hAnsi="Times New Roman" w:cs="Times New Roman"/>
-          <w:sz w:val="28"/>
-          <w:szCs w:val="28"/>
-        </w:rPr>
-        <w:t xml:space="preserve"> включает семь полей:</w:t>
+      <w:proofErr w:type="spellStart"/>
+      <w:r>
+        <w:rPr>
+          <w:rFonts w:ascii="Times New Roman" w:hAnsi="Times New Roman" w:cs="Times New Roman"/>
+          <w:sz w:val="28"/>
+          <w:szCs w:val="28"/>
+        </w:rPr>
+        <w:t>cat_name</w:t>
+      </w:r>
+      <w:proofErr w:type="spellEnd"/>
+      <w:r>
+        <w:rPr>
+          <w:rFonts w:ascii="Times New Roman" w:hAnsi="Times New Roman" w:cs="Times New Roman"/>
+          <w:sz w:val="28"/>
+          <w:szCs w:val="28"/>
+        </w:rPr>
+        <w:t xml:space="preserve"> – наименование категории, тип </w:t>
+      </w:r>
+      <w:proofErr w:type="spellStart"/>
+      <w:r>
+        <w:rPr>
+          <w:rFonts w:ascii="Times New Roman" w:hAnsi="Times New Roman" w:cs="Times New Roman"/>
+          <w:sz w:val="28"/>
+          <w:szCs w:val="28"/>
+        </w:rPr>
+        <w:t>text</w:t>
+      </w:r>
+      <w:proofErr w:type="spellEnd"/>
+      <w:r>
+        <w:rPr>
+          <w:rFonts w:ascii="Times New Roman" w:hAnsi="Times New Roman" w:cs="Times New Roman"/>
+          <w:sz w:val="28"/>
+          <w:szCs w:val="28"/>
+        </w:rPr>
+        <w:t>, NOT NULL;</w:t>
       </w:r>
     </w:p>
     <w:p>
@@ -2212,7 +1720,7 @@
         <w:pStyle w:val="a3"/>
         <w:numPr>
           <w:ilvl w:val="0"/>
-          <w:numId w:val="2"/>
+          <w:numId w:val="11"/>
         </w:numPr>
         <w:spacing w:after="0" w:line="360" w:lineRule="auto"/>
         <w:ind w:left="0" w:firstLine="709"/>
@@ -2231,16 +1739,16 @@
           <w:sz w:val="28"/>
           <w:szCs w:val="28"/>
         </w:rPr>
-        <w:t>app_id</w:t>
-      </w:r>
-      <w:proofErr w:type="spellEnd"/>
-      <w:r>
-        <w:rPr>
-          <w:rFonts w:ascii="Times New Roman" w:hAnsi="Times New Roman" w:cs="Times New Roman"/>
-          <w:sz w:val="28"/>
-          <w:szCs w:val="28"/>
-        </w:rPr>
-        <w:t xml:space="preserve"> – уникальный код соискателя, тип </w:t>
+        <w:t>cat_parent_id</w:t>
+      </w:r>
+      <w:proofErr w:type="spellEnd"/>
+      <w:r>
+        <w:rPr>
+          <w:rFonts w:ascii="Times New Roman" w:hAnsi="Times New Roman" w:cs="Times New Roman"/>
+          <w:sz w:val="28"/>
+          <w:szCs w:val="28"/>
+        </w:rPr>
+        <w:t xml:space="preserve"> – код родительской категории из этой же таблицы, тип </w:t>
       </w:r>
       <w:proofErr w:type="spellStart"/>
       <w:r>
@@ -2258,7 +1766,97 @@
           <w:sz w:val="28"/>
           <w:szCs w:val="28"/>
         </w:rPr>
-        <w:t>, NOT NULL;</w:t>
+        <w:t>.</w:t>
+      </w:r>
+    </w:p>
+    <w:p>
+      <w:pPr>
+        <w:spacing w:after="0" w:line="360" w:lineRule="auto"/>
+        <w:ind w:firstLine="709"/>
+        <w:jc w:val="both"/>
+        <w:rPr>
+          <w:rFonts w:ascii="Times New Roman" w:hAnsi="Times New Roman" w:cs="Times New Roman"/>
+          <w:sz w:val="28"/>
+          <w:szCs w:val="28"/>
+        </w:rPr>
+      </w:pPr>
+      <w:r>
+        <w:rPr>
+          <w:rFonts w:ascii="Times New Roman" w:hAnsi="Times New Roman" w:cs="Times New Roman"/>
+          <w:sz w:val="28"/>
+          <w:szCs w:val="28"/>
+        </w:rPr>
+        <w:t xml:space="preserve">Поле </w:t>
+      </w:r>
+      <w:proofErr w:type="spellStart"/>
+      <w:r>
+        <w:rPr>
+          <w:rFonts w:ascii="Times New Roman" w:hAnsi="Times New Roman" w:cs="Times New Roman"/>
+          <w:sz w:val="28"/>
+          <w:szCs w:val="28"/>
+        </w:rPr>
+        <w:t>cat_id</w:t>
+      </w:r>
+      <w:proofErr w:type="spellEnd"/>
+      <w:r>
+        <w:rPr>
+          <w:rFonts w:ascii="Times New Roman" w:hAnsi="Times New Roman" w:cs="Times New Roman"/>
+          <w:sz w:val="28"/>
+          <w:szCs w:val="28"/>
+        </w:rPr>
+        <w:t xml:space="preserve"> имеет ограничение первичного ключа PRIMARY KEY. Поле </w:t>
+      </w:r>
+      <w:proofErr w:type="spellStart"/>
+      <w:r>
+        <w:rPr>
+          <w:rFonts w:ascii="Times New Roman" w:hAnsi="Times New Roman" w:cs="Times New Roman"/>
+          <w:sz w:val="28"/>
+          <w:szCs w:val="28"/>
+        </w:rPr>
+        <w:t>cat_parent_id</w:t>
+      </w:r>
+      <w:proofErr w:type="spellEnd"/>
+      <w:r>
+        <w:rPr>
+          <w:rFonts w:ascii="Times New Roman" w:hAnsi="Times New Roman" w:cs="Times New Roman"/>
+          <w:sz w:val="28"/>
+          <w:szCs w:val="28"/>
+        </w:rPr>
+        <w:t xml:space="preserve"> не имеет атрибута NOT NULL, поскольку не все категории имеют родительскую категорию. Это поле устанавливает связь между категориями, поэтому его нужно </w:t>
+      </w:r>
+      <w:r>
+        <w:rPr>
+          <w:rFonts w:ascii="Times New Roman" w:hAnsi="Times New Roman" w:cs="Times New Roman"/>
+          <w:sz w:val="28"/>
+          <w:szCs w:val="28"/>
+        </w:rPr>
+        <w:t>объявить,</w:t>
+      </w:r>
+      <w:r>
+        <w:rPr>
+          <w:rFonts w:ascii="Times New Roman" w:hAnsi="Times New Roman" w:cs="Times New Roman"/>
+          <w:sz w:val="28"/>
+          <w:szCs w:val="28"/>
+        </w:rPr>
+        <w:t xml:space="preserve"> как внешний ключ (FK) с правилом каскадного обновления и установки значения NULL при удалении. Удаление родительской категории в таблице </w:t>
+      </w:r>
+      <w:proofErr w:type="spellStart"/>
+      <w:r>
+        <w:rPr>
+          <w:rFonts w:ascii="Times New Roman" w:hAnsi="Times New Roman" w:cs="Times New Roman"/>
+          <w:sz w:val="28"/>
+          <w:szCs w:val="28"/>
+        </w:rPr>
+        <w:t>Categories</w:t>
+      </w:r>
+      <w:proofErr w:type="spellEnd"/>
+      <w:r>
+        <w:rPr>
+          <w:rFonts w:ascii="Times New Roman" w:hAnsi="Times New Roman" w:cs="Times New Roman"/>
+          <w:sz w:val="28"/>
+          <w:szCs w:val="28"/>
+        </w:rPr>
+        <w:t xml:space="preserve"> приведет к автоматическому обновлению всех связанных с ней дочерних категорий.</w:t>
       </w:r>
     </w:p>
     <w:p>
@@ -2266,7 +1864,7 @@
         <w:pStyle w:val="a3"/>
         <w:numPr>
           <w:ilvl w:val="0"/>
-          <w:numId w:val="2"/>
+          <w:numId w:val="12"/>
         </w:numPr>
         <w:spacing w:after="0" w:line="360" w:lineRule="auto"/>
         <w:ind w:left="0" w:firstLine="709"/>
@@ -2276,79 +1874,33 @@
           <w:rFonts w:ascii="Times New Roman" w:hAnsi="Times New Roman" w:cs="Times New Roman"/>
           <w:sz w:val="28"/>
           <w:szCs w:val="28"/>
-          <w:lang w:val="en-US"/>
-        </w:rPr>
-      </w:pPr>
-      <w:proofErr w:type="spellStart"/>
-      <w:r>
-        <w:rPr>
-          <w:rFonts w:ascii="Times New Roman" w:hAnsi="Times New Roman" w:cs="Times New Roman"/>
-          <w:sz w:val="28"/>
-          <w:szCs w:val="28"/>
-          <w:lang w:val="en-US"/>
-        </w:rPr>
-        <w:t>app_name</w:t>
-      </w:r>
-      <w:proofErr w:type="spellEnd"/>
-      <w:r>
-        <w:rPr>
-          <w:rFonts w:ascii="Times New Roman" w:hAnsi="Times New Roman" w:cs="Times New Roman"/>
-          <w:sz w:val="28"/>
-          <w:szCs w:val="28"/>
-          <w:lang w:val="en-US"/>
-        </w:rPr>
-        <w:t xml:space="preserve"> – </w:t>
-      </w:r>
-      <w:r>
-        <w:rPr>
-          <w:rFonts w:ascii="Times New Roman" w:hAnsi="Times New Roman" w:cs="Times New Roman"/>
-          <w:sz w:val="28"/>
-          <w:szCs w:val="28"/>
-        </w:rPr>
-        <w:t>ФИО</w:t>
-      </w:r>
-      <w:r>
-        <w:rPr>
-          <w:rFonts w:ascii="Times New Roman" w:hAnsi="Times New Roman" w:cs="Times New Roman"/>
-          <w:sz w:val="28"/>
-          <w:szCs w:val="28"/>
-          <w:lang w:val="en-US"/>
-        </w:rPr>
-        <w:t xml:space="preserve"> </w:t>
-      </w:r>
-      <w:r>
-        <w:rPr>
-          <w:rFonts w:ascii="Times New Roman" w:hAnsi="Times New Roman" w:cs="Times New Roman"/>
-          <w:sz w:val="28"/>
-          <w:szCs w:val="28"/>
-        </w:rPr>
-        <w:t>соискателя</w:t>
-      </w:r>
-      <w:r>
-        <w:rPr>
-          <w:rFonts w:ascii="Times New Roman" w:hAnsi="Times New Roman" w:cs="Times New Roman"/>
-          <w:sz w:val="28"/>
-          <w:szCs w:val="28"/>
-          <w:lang w:val="en-US"/>
-        </w:rPr>
-        <w:t xml:space="preserve">, </w:t>
-      </w:r>
-      <w:r>
-        <w:rPr>
-          <w:rFonts w:ascii="Times New Roman" w:hAnsi="Times New Roman" w:cs="Times New Roman"/>
-          <w:sz w:val="28"/>
-          <w:szCs w:val="28"/>
-        </w:rPr>
-        <w:t>тип</w:t>
-      </w:r>
-      <w:r>
-        <w:rPr>
-          <w:rFonts w:ascii="Times New Roman" w:hAnsi="Times New Roman" w:cs="Times New Roman"/>
-          <w:sz w:val="28"/>
-          <w:szCs w:val="28"/>
-          <w:lang w:val="en-US"/>
-        </w:rPr>
-        <w:t xml:space="preserve"> text, NOT NULL;</w:t>
+        </w:rPr>
+      </w:pPr>
+      <w:r>
+        <w:rPr>
+          <w:rFonts w:ascii="Times New Roman" w:hAnsi="Times New Roman" w:cs="Times New Roman"/>
+          <w:sz w:val="28"/>
+          <w:szCs w:val="28"/>
+        </w:rPr>
+        <w:t xml:space="preserve">Таблица </w:t>
+      </w:r>
+      <w:proofErr w:type="spellStart"/>
+      <w:r>
+        <w:rPr>
+          <w:rFonts w:ascii="Times New Roman" w:hAnsi="Times New Roman" w:cs="Times New Roman"/>
+          <w:sz w:val="28"/>
+          <w:szCs w:val="28"/>
+        </w:rPr>
+        <w:t>Employers</w:t>
+      </w:r>
+      <w:proofErr w:type="spellEnd"/>
+      <w:r>
+        <w:rPr>
+          <w:rFonts w:ascii="Times New Roman" w:hAnsi="Times New Roman" w:cs="Times New Roman"/>
+          <w:sz w:val="28"/>
+          <w:szCs w:val="28"/>
+        </w:rPr>
+        <w:t xml:space="preserve"> включает пять полей:</w:t>
       </w:r>
     </w:p>
     <w:p>
@@ -2356,7 +1908,7 @@
         <w:pStyle w:val="a3"/>
         <w:numPr>
           <w:ilvl w:val="0"/>
-          <w:numId w:val="2"/>
+          <w:numId w:val="13"/>
         </w:numPr>
         <w:spacing w:after="0" w:line="360" w:lineRule="auto"/>
         <w:ind w:left="0" w:firstLine="709"/>
@@ -2375,25 +1927,25 @@
           <w:sz w:val="28"/>
           <w:szCs w:val="28"/>
         </w:rPr>
-        <w:t>app_contacts</w:t>
-      </w:r>
-      <w:proofErr w:type="spellEnd"/>
-      <w:r>
-        <w:rPr>
-          <w:rFonts w:ascii="Times New Roman" w:hAnsi="Times New Roman" w:cs="Times New Roman"/>
-          <w:sz w:val="28"/>
-          <w:szCs w:val="28"/>
-        </w:rPr>
-        <w:t xml:space="preserve"> – контактные данные соискателя, тип </w:t>
-      </w:r>
-      <w:proofErr w:type="spellStart"/>
-      <w:r>
-        <w:rPr>
-          <w:rFonts w:ascii="Times New Roman" w:hAnsi="Times New Roman" w:cs="Times New Roman"/>
-          <w:sz w:val="28"/>
-          <w:szCs w:val="28"/>
-        </w:rPr>
-        <w:t>text</w:t>
+        <w:t>emp_id</w:t>
+      </w:r>
+      <w:proofErr w:type="spellEnd"/>
+      <w:r>
+        <w:rPr>
+          <w:rFonts w:ascii="Times New Roman" w:hAnsi="Times New Roman" w:cs="Times New Roman"/>
+          <w:sz w:val="28"/>
+          <w:szCs w:val="28"/>
+        </w:rPr>
+        <w:t xml:space="preserve"> – уникальный код работодателя, тип </w:t>
+      </w:r>
+      <w:proofErr w:type="spellStart"/>
+      <w:r>
+        <w:rPr>
+          <w:rFonts w:ascii="Times New Roman" w:hAnsi="Times New Roman" w:cs="Times New Roman"/>
+          <w:sz w:val="28"/>
+          <w:szCs w:val="28"/>
+        </w:rPr>
+        <w:t>integer</w:t>
       </w:r>
       <w:proofErr w:type="spellEnd"/>
       <w:r>
@@ -2410,7 +1962,7 @@
         <w:pStyle w:val="a3"/>
         <w:numPr>
           <w:ilvl w:val="0"/>
-          <w:numId w:val="2"/>
+          <w:numId w:val="13"/>
         </w:numPr>
         <w:spacing w:after="0" w:line="360" w:lineRule="auto"/>
         <w:ind w:left="0" w:firstLine="709"/>
@@ -2429,34 +1981,34 @@
           <w:sz w:val="28"/>
           <w:szCs w:val="28"/>
         </w:rPr>
-        <w:t>app_birth_date</w:t>
-      </w:r>
-      <w:proofErr w:type="spellEnd"/>
-      <w:r>
-        <w:rPr>
-          <w:rFonts w:ascii="Times New Roman" w:hAnsi="Times New Roman" w:cs="Times New Roman"/>
-          <w:sz w:val="28"/>
-          <w:szCs w:val="28"/>
-        </w:rPr>
-        <w:t xml:space="preserve"> – дата рождения соискателя, тип </w:t>
-      </w:r>
-      <w:proofErr w:type="spellStart"/>
-      <w:r>
-        <w:rPr>
-          <w:rFonts w:ascii="Times New Roman" w:hAnsi="Times New Roman" w:cs="Times New Roman"/>
-          <w:sz w:val="28"/>
-          <w:szCs w:val="28"/>
-        </w:rPr>
-        <w:t>date</w:t>
-      </w:r>
-      <w:proofErr w:type="spellEnd"/>
-      <w:r>
-        <w:rPr>
-          <w:rFonts w:ascii="Times New Roman" w:hAnsi="Times New Roman" w:cs="Times New Roman"/>
-          <w:sz w:val="28"/>
-          <w:szCs w:val="28"/>
-        </w:rPr>
-        <w:t>;</w:t>
+        <w:t>emp_company_name</w:t>
+      </w:r>
+      <w:proofErr w:type="spellEnd"/>
+      <w:r>
+        <w:rPr>
+          <w:rFonts w:ascii="Times New Roman" w:hAnsi="Times New Roman" w:cs="Times New Roman"/>
+          <w:sz w:val="28"/>
+          <w:szCs w:val="28"/>
+        </w:rPr>
+        <w:t xml:space="preserve"> – наименование компании, тип </w:t>
+      </w:r>
+      <w:proofErr w:type="spellStart"/>
+      <w:r>
+        <w:rPr>
+          <w:rFonts w:ascii="Times New Roman" w:hAnsi="Times New Roman" w:cs="Times New Roman"/>
+          <w:sz w:val="28"/>
+          <w:szCs w:val="28"/>
+        </w:rPr>
+        <w:t>text</w:t>
+      </w:r>
+      <w:proofErr w:type="spellEnd"/>
+      <w:r>
+        <w:rPr>
+          <w:rFonts w:ascii="Times New Roman" w:hAnsi="Times New Roman" w:cs="Times New Roman"/>
+          <w:sz w:val="28"/>
+          <w:szCs w:val="28"/>
+        </w:rPr>
+        <w:t>, NOT NULL;</w:t>
       </w:r>
     </w:p>
     <w:p>
@@ -2464,7 +2016,7 @@
         <w:pStyle w:val="a3"/>
         <w:numPr>
           <w:ilvl w:val="0"/>
-          <w:numId w:val="2"/>
+          <w:numId w:val="13"/>
         </w:numPr>
         <w:spacing w:after="0" w:line="360" w:lineRule="auto"/>
         <w:ind w:left="0" w:firstLine="709"/>
@@ -2483,16 +2035,16 @@
           <w:sz w:val="28"/>
           <w:szCs w:val="28"/>
         </w:rPr>
-        <w:t>app_education</w:t>
-      </w:r>
-      <w:proofErr w:type="spellEnd"/>
-      <w:r>
-        <w:rPr>
-          <w:rFonts w:ascii="Times New Roman" w:hAnsi="Times New Roman" w:cs="Times New Roman"/>
-          <w:sz w:val="28"/>
-          <w:szCs w:val="28"/>
-        </w:rPr>
-        <w:t xml:space="preserve"> – уровень образования соискателя, тип </w:t>
+        <w:t>emp_contact_person</w:t>
+      </w:r>
+      <w:proofErr w:type="spellEnd"/>
+      <w:r>
+        <w:rPr>
+          <w:rFonts w:ascii="Times New Roman" w:hAnsi="Times New Roman" w:cs="Times New Roman"/>
+          <w:sz w:val="28"/>
+          <w:szCs w:val="28"/>
+        </w:rPr>
+        <w:t xml:space="preserve"> – ФИО контактного лица, тип </w:t>
       </w:r>
       <w:proofErr w:type="spellStart"/>
       <w:r>
@@ -2518,7 +2070,7 @@
         <w:pStyle w:val="a3"/>
         <w:numPr>
           <w:ilvl w:val="0"/>
-          <w:numId w:val="2"/>
+          <w:numId w:val="13"/>
         </w:numPr>
         <w:spacing w:after="0" w:line="360" w:lineRule="auto"/>
         <w:ind w:left="0" w:firstLine="709"/>
@@ -2528,51 +2080,98 @@
           <w:rFonts w:ascii="Times New Roman" w:hAnsi="Times New Roman" w:cs="Times New Roman"/>
           <w:sz w:val="28"/>
           <w:szCs w:val="28"/>
-        </w:rPr>
-      </w:pPr>
-      <w:proofErr w:type="spellStart"/>
-      <w:r>
-        <w:rPr>
-          <w:rFonts w:ascii="Times New Roman" w:hAnsi="Times New Roman" w:cs="Times New Roman"/>
-          <w:sz w:val="28"/>
-          <w:szCs w:val="28"/>
-        </w:rPr>
-        <w:t>app_experience</w:t>
-      </w:r>
-      <w:proofErr w:type="spellEnd"/>
-      <w:r>
-        <w:rPr>
-          <w:rFonts w:ascii="Times New Roman" w:hAnsi="Times New Roman" w:cs="Times New Roman"/>
-          <w:sz w:val="28"/>
-          <w:szCs w:val="28"/>
-        </w:rPr>
-        <w:t xml:space="preserve"> – опыт работы в годах, тип </w:t>
-      </w:r>
-      <w:proofErr w:type="spellStart"/>
-      <w:r>
-        <w:rPr>
-          <w:rFonts w:ascii="Times New Roman" w:hAnsi="Times New Roman" w:cs="Times New Roman"/>
-          <w:sz w:val="28"/>
-          <w:szCs w:val="28"/>
-        </w:rPr>
-        <w:t>integer</w:t>
-      </w:r>
-      <w:proofErr w:type="spellEnd"/>
-      <w:r>
-        <w:rPr>
-          <w:rFonts w:ascii="Times New Roman" w:hAnsi="Times New Roman" w:cs="Times New Roman"/>
-          <w:sz w:val="28"/>
-          <w:szCs w:val="28"/>
-        </w:rPr>
-        <w:t>;</w:t>
-      </w:r>
+          <w:lang w:val="en-US"/>
+        </w:rPr>
+      </w:pPr>
+      <w:proofErr w:type="spellStart"/>
+      <w:r>
+        <w:rPr>
+          <w:rFonts w:ascii="Times New Roman" w:hAnsi="Times New Roman" w:cs="Times New Roman"/>
+          <w:sz w:val="28"/>
+          <w:szCs w:val="28"/>
+          <w:lang w:val="en-US"/>
+        </w:rPr>
+        <w:t>emp_contacts</w:t>
+      </w:r>
+      <w:proofErr w:type="spellEnd"/>
+      <w:r>
+        <w:rPr>
+          <w:rFonts w:ascii="Times New Roman" w:hAnsi="Times New Roman" w:cs="Times New Roman"/>
+          <w:sz w:val="28"/>
+          <w:szCs w:val="28"/>
+          <w:lang w:val="en-US"/>
+        </w:rPr>
+        <w:t xml:space="preserve"> – </w:t>
+      </w:r>
+      <w:r>
+        <w:rPr>
+          <w:rFonts w:ascii="Times New Roman" w:hAnsi="Times New Roman" w:cs="Times New Roman"/>
+          <w:sz w:val="28"/>
+          <w:szCs w:val="28"/>
+        </w:rPr>
+        <w:t>контактные</w:t>
+      </w:r>
+      <w:r>
+        <w:rPr>
+          <w:rFonts w:ascii="Times New Roman" w:hAnsi="Times New Roman" w:cs="Times New Roman"/>
+          <w:sz w:val="28"/>
+          <w:szCs w:val="28"/>
+          <w:lang w:val="en-US"/>
+        </w:rPr>
+        <w:t xml:space="preserve"> </w:t>
+      </w:r>
+      <w:r>
+        <w:rPr>
+          <w:rFonts w:ascii="Times New Roman" w:hAnsi="Times New Roman" w:cs="Times New Roman"/>
+          <w:sz w:val="28"/>
+          <w:szCs w:val="28"/>
+        </w:rPr>
+        <w:t>данные</w:t>
+      </w:r>
+      <w:r>
+        <w:rPr>
+          <w:rFonts w:ascii="Times New Roman" w:hAnsi="Times New Roman" w:cs="Times New Roman"/>
+          <w:sz w:val="28"/>
+          <w:szCs w:val="28"/>
+          <w:lang w:val="en-US"/>
+        </w:rPr>
+        <w:t xml:space="preserve">, </w:t>
+      </w:r>
+      <w:r>
+        <w:rPr>
+          <w:rFonts w:ascii="Times New Roman" w:hAnsi="Times New Roman" w:cs="Times New Roman"/>
+          <w:sz w:val="28"/>
+          <w:szCs w:val="28"/>
+        </w:rPr>
+        <w:t>тип</w:t>
+      </w:r>
+      <w:r>
+        <w:rPr>
+          <w:rFonts w:ascii="Times New Roman" w:hAnsi="Times New Roman" w:cs="Times New Roman"/>
+          <w:sz w:val="28"/>
+          <w:szCs w:val="28"/>
+          <w:lang w:val="en-US"/>
+        </w:rPr>
+        <w:t xml:space="preserve"> text, NOT </w:t>
+      </w:r>
+      <w:proofErr w:type="gramStart"/>
+      <w:r>
+        <w:rPr>
+          <w:rFonts w:ascii="Times New Roman" w:hAnsi="Times New Roman" w:cs="Times New Roman"/>
+          <w:sz w:val="28"/>
+          <w:szCs w:val="28"/>
+          <w:lang w:val="en-US"/>
+        </w:rPr>
+        <w:t>NULL;</w:t>
+      </w:r>
+      <w:proofErr w:type="gramEnd"/>
     </w:p>
     <w:p>
       <w:pPr>
         <w:pStyle w:val="a3"/>
         <w:numPr>
           <w:ilvl w:val="0"/>
-          <w:numId w:val="2"/>
+          <w:numId w:val="13"/>
         </w:numPr>
         <w:spacing w:after="0" w:line="360" w:lineRule="auto"/>
         <w:ind w:left="0" w:firstLine="709"/>
@@ -2582,61 +2181,62 @@
           <w:rFonts w:ascii="Times New Roman" w:hAnsi="Times New Roman" w:cs="Times New Roman"/>
           <w:sz w:val="28"/>
           <w:szCs w:val="28"/>
-        </w:rPr>
-      </w:pPr>
-      <w:proofErr w:type="spellStart"/>
-      <w:r>
-        <w:rPr>
-          <w:rFonts w:ascii="Times New Roman" w:hAnsi="Times New Roman" w:cs="Times New Roman"/>
-          <w:sz w:val="28"/>
-          <w:szCs w:val="28"/>
-        </w:rPr>
-        <w:t>app_cat_id</w:t>
-      </w:r>
-      <w:proofErr w:type="spellEnd"/>
-      <w:r>
-        <w:rPr>
-          <w:rFonts w:ascii="Times New Roman" w:hAnsi="Times New Roman" w:cs="Times New Roman"/>
-          <w:sz w:val="28"/>
-          <w:szCs w:val="28"/>
-        </w:rPr>
-        <w:t xml:space="preserve"> – код профессиональной категории соискателя из таблицы </w:t>
-      </w:r>
-      <w:proofErr w:type="spellStart"/>
-      <w:r>
-        <w:rPr>
-          <w:rFonts w:ascii="Times New Roman" w:hAnsi="Times New Roman" w:cs="Times New Roman"/>
-          <w:sz w:val="28"/>
-          <w:szCs w:val="28"/>
-        </w:rPr>
-        <w:t>Categories</w:t>
-      </w:r>
-      <w:proofErr w:type="spellEnd"/>
-      <w:r>
-        <w:rPr>
-          <w:rFonts w:ascii="Times New Roman" w:hAnsi="Times New Roman" w:cs="Times New Roman"/>
-          <w:sz w:val="28"/>
-          <w:szCs w:val="28"/>
-        </w:rPr>
-        <w:t xml:space="preserve">, тип </w:t>
-      </w:r>
-      <w:proofErr w:type="spellStart"/>
-      <w:r>
-        <w:rPr>
-          <w:rFonts w:ascii="Times New Roman" w:hAnsi="Times New Roman" w:cs="Times New Roman"/>
-          <w:sz w:val="28"/>
-          <w:szCs w:val="28"/>
-        </w:rPr>
-        <w:t>integer</w:t>
-      </w:r>
-      <w:proofErr w:type="spellEnd"/>
-      <w:r>
-        <w:rPr>
-          <w:rFonts w:ascii="Times New Roman" w:hAnsi="Times New Roman" w:cs="Times New Roman"/>
-          <w:sz w:val="28"/>
-          <w:szCs w:val="28"/>
-        </w:rPr>
-        <w:t>, NOT NULL.</w:t>
+          <w:lang w:val="en-US"/>
+        </w:rPr>
+      </w:pPr>
+      <w:proofErr w:type="spellStart"/>
+      <w:r>
+        <w:rPr>
+          <w:rFonts w:ascii="Times New Roman" w:hAnsi="Times New Roman" w:cs="Times New Roman"/>
+          <w:sz w:val="28"/>
+          <w:szCs w:val="28"/>
+          <w:lang w:val="en-US"/>
+        </w:rPr>
+        <w:t>emp_address</w:t>
+      </w:r>
+      <w:proofErr w:type="spellEnd"/>
+      <w:r>
+        <w:rPr>
+          <w:rFonts w:ascii="Times New Roman" w:hAnsi="Times New Roman" w:cs="Times New Roman"/>
+          <w:sz w:val="28"/>
+          <w:szCs w:val="28"/>
+          <w:lang w:val="en-US"/>
+        </w:rPr>
+        <w:t xml:space="preserve"> – </w:t>
+      </w:r>
+      <w:r>
+        <w:rPr>
+          <w:rFonts w:ascii="Times New Roman" w:hAnsi="Times New Roman" w:cs="Times New Roman"/>
+          <w:sz w:val="28"/>
+          <w:szCs w:val="28"/>
+        </w:rPr>
+        <w:t>адрес</w:t>
+      </w:r>
+      <w:r>
+        <w:rPr>
+          <w:rFonts w:ascii="Times New Roman" w:hAnsi="Times New Roman" w:cs="Times New Roman"/>
+          <w:sz w:val="28"/>
+          <w:szCs w:val="28"/>
+          <w:lang w:val="en-US"/>
+        </w:rPr>
+        <w:t xml:space="preserve">, </w:t>
+      </w:r>
+      <w:r>
+        <w:rPr>
+          <w:rFonts w:ascii="Times New Roman" w:hAnsi="Times New Roman" w:cs="Times New Roman"/>
+          <w:sz w:val="28"/>
+          <w:szCs w:val="28"/>
+        </w:rPr>
+        <w:t>тип</w:t>
+      </w:r>
+      <w:r>
+        <w:rPr>
+          <w:rFonts w:ascii="Times New Roman" w:hAnsi="Times New Roman" w:cs="Times New Roman"/>
+          <w:sz w:val="28"/>
+          <w:szCs w:val="28"/>
+          <w:lang w:val="en-US"/>
+        </w:rPr>
+        <w:t xml:space="preserve"> text.</w:t>
       </w:r>
     </w:p>
     <w:p>
@@ -2665,70 +2265,16 @@
           <w:sz w:val="28"/>
           <w:szCs w:val="28"/>
         </w:rPr>
-        <w:t>app_id</w:t>
-      </w:r>
-      <w:proofErr w:type="spellEnd"/>
-      <w:r>
-        <w:rPr>
-          <w:rFonts w:ascii="Times New Roman" w:hAnsi="Times New Roman" w:cs="Times New Roman"/>
-          <w:sz w:val="28"/>
-          <w:szCs w:val="28"/>
-        </w:rPr>
-        <w:t xml:space="preserve"> имеет ограничение первичного ключа PRIMARY KEY. Поле </w:t>
-      </w:r>
-      <w:proofErr w:type="spellStart"/>
-      <w:r>
-        <w:rPr>
-          <w:rFonts w:ascii="Times New Roman" w:hAnsi="Times New Roman" w:cs="Times New Roman"/>
-          <w:sz w:val="28"/>
-          <w:szCs w:val="28"/>
-        </w:rPr>
-        <w:t>app_cat_id</w:t>
-      </w:r>
-      <w:proofErr w:type="spellEnd"/>
-      <w:r>
-        <w:rPr>
-          <w:rFonts w:ascii="Times New Roman" w:hAnsi="Times New Roman" w:cs="Times New Roman"/>
-          <w:sz w:val="28"/>
-          <w:szCs w:val="28"/>
-        </w:rPr>
-        <w:t xml:space="preserve"> объявлено как внешний ключ (FK) с правилом каскадного обновления и ограничением удаления (RESTRICT). Обновление кода категории в таблице </w:t>
-      </w:r>
-      <w:proofErr w:type="spellStart"/>
-      <w:r>
-        <w:rPr>
-          <w:rFonts w:ascii="Times New Roman" w:hAnsi="Times New Roman" w:cs="Times New Roman"/>
-          <w:sz w:val="28"/>
-          <w:szCs w:val="28"/>
-        </w:rPr>
-        <w:t>Categories</w:t>
-      </w:r>
-      <w:proofErr w:type="spellEnd"/>
-      <w:r>
-        <w:rPr>
-          <w:rFonts w:ascii="Times New Roman" w:hAnsi="Times New Roman" w:cs="Times New Roman"/>
-          <w:sz w:val="28"/>
-          <w:szCs w:val="28"/>
-        </w:rPr>
-        <w:t xml:space="preserve"> автоматически обновит ссылки в таблице </w:t>
-      </w:r>
-      <w:proofErr w:type="spellStart"/>
-      <w:r>
-        <w:rPr>
-          <w:rFonts w:ascii="Times New Roman" w:hAnsi="Times New Roman" w:cs="Times New Roman"/>
-          <w:sz w:val="28"/>
-          <w:szCs w:val="28"/>
-        </w:rPr>
-        <w:t>Applicants</w:t>
-      </w:r>
-      <w:proofErr w:type="spellEnd"/>
-      <w:r>
-        <w:rPr>
-          <w:rFonts w:ascii="Times New Roman" w:hAnsi="Times New Roman" w:cs="Times New Roman"/>
-          <w:sz w:val="28"/>
-          <w:szCs w:val="28"/>
-        </w:rPr>
-        <w:t>. Удаление категории, на которую ссылаются соискатели, запрещено.</w:t>
+        <w:t>emp_id</w:t>
+      </w:r>
+      <w:proofErr w:type="spellEnd"/>
+      <w:r>
+        <w:rPr>
+          <w:rFonts w:ascii="Times New Roman" w:hAnsi="Times New Roman" w:cs="Times New Roman"/>
+          <w:sz w:val="28"/>
+          <w:szCs w:val="28"/>
+        </w:rPr>
+        <w:t xml:space="preserve"> имеет ограничение первичного ключа PRIMARY KEY.</w:t>
       </w:r>
     </w:p>
     <w:p>
@@ -2765,16 +2311,40 @@
           <w:sz w:val="28"/>
           <w:szCs w:val="28"/>
         </w:rPr>
-        <w:t>Employers</w:t>
-      </w:r>
-      <w:proofErr w:type="spellEnd"/>
-      <w:r>
-        <w:rPr>
-          <w:rFonts w:ascii="Times New Roman" w:hAnsi="Times New Roman" w:cs="Times New Roman"/>
-          <w:sz w:val="28"/>
-          <w:szCs w:val="28"/>
-        </w:rPr>
-        <w:t xml:space="preserve"> включает пять полей:</w:t>
+        <w:t>Resumes</w:t>
+      </w:r>
+      <w:proofErr w:type="spellEnd"/>
+      <w:r>
+        <w:rPr>
+          <w:rFonts w:ascii="Times New Roman" w:hAnsi="Times New Roman" w:cs="Times New Roman"/>
+          <w:sz w:val="28"/>
+          <w:szCs w:val="28"/>
+        </w:rPr>
+        <w:t xml:space="preserve"> </w:t>
+      </w:r>
+      <w:r>
+        <w:rPr>
+          <w:rFonts w:ascii="Times New Roman" w:hAnsi="Times New Roman" w:cs="Times New Roman"/>
+          <w:sz w:val="28"/>
+          <w:szCs w:val="28"/>
+        </w:rPr>
+        <w:t xml:space="preserve">включает </w:t>
+      </w:r>
+      <w:r>
+        <w:rPr>
+          <w:rFonts w:ascii="Times New Roman" w:hAnsi="Times New Roman" w:cs="Times New Roman"/>
+          <w:sz w:val="28"/>
+          <w:szCs w:val="28"/>
+        </w:rPr>
+        <w:t>семь</w:t>
+      </w:r>
+      <w:r>
+        <w:rPr>
+          <w:rFonts w:ascii="Times New Roman" w:hAnsi="Times New Roman" w:cs="Times New Roman"/>
+          <w:sz w:val="28"/>
+          <w:szCs w:val="28"/>
+        </w:rPr>
+        <w:t xml:space="preserve"> полей:</w:t>
       </w:r>
     </w:p>
     <w:p>
@@ -2782,7 +2352,7 @@
         <w:pStyle w:val="a3"/>
         <w:numPr>
           <w:ilvl w:val="0"/>
-          <w:numId w:val="3"/>
+          <w:numId w:val="14"/>
         </w:numPr>
         <w:spacing w:after="0" w:line="360" w:lineRule="auto"/>
         <w:ind w:left="0" w:firstLine="709"/>
@@ -2801,17 +2371,16 @@
           <w:sz w:val="28"/>
           <w:szCs w:val="28"/>
         </w:rPr>
-        <w:lastRenderedPageBreak/>
-        <w:t>emp_id</w:t>
-      </w:r>
-      <w:proofErr w:type="spellEnd"/>
-      <w:r>
-        <w:rPr>
-          <w:rFonts w:ascii="Times New Roman" w:hAnsi="Times New Roman" w:cs="Times New Roman"/>
-          <w:sz w:val="28"/>
-          <w:szCs w:val="28"/>
-        </w:rPr>
-        <w:t xml:space="preserve"> – уникальный код работодателя, тип </w:t>
+        <w:t>res_id</w:t>
+      </w:r>
+      <w:proofErr w:type="spellEnd"/>
+      <w:r>
+        <w:rPr>
+          <w:rFonts w:ascii="Times New Roman" w:hAnsi="Times New Roman" w:cs="Times New Roman"/>
+          <w:sz w:val="28"/>
+          <w:szCs w:val="28"/>
+        </w:rPr>
+        <w:t xml:space="preserve"> – уникальный код резюме, тип </w:t>
       </w:r>
       <w:proofErr w:type="spellStart"/>
       <w:r>
@@ -2837,7 +2406,7 @@
         <w:pStyle w:val="a3"/>
         <w:numPr>
           <w:ilvl w:val="0"/>
-          <w:numId w:val="3"/>
+          <w:numId w:val="14"/>
         </w:numPr>
         <w:spacing w:after="0" w:line="360" w:lineRule="auto"/>
         <w:ind w:left="0" w:firstLine="709"/>
@@ -2847,51 +2416,98 @@
           <w:rFonts w:ascii="Times New Roman" w:hAnsi="Times New Roman" w:cs="Times New Roman"/>
           <w:sz w:val="28"/>
           <w:szCs w:val="28"/>
-        </w:rPr>
-      </w:pPr>
-      <w:proofErr w:type="spellStart"/>
-      <w:r>
-        <w:rPr>
-          <w:rFonts w:ascii="Times New Roman" w:hAnsi="Times New Roman" w:cs="Times New Roman"/>
-          <w:sz w:val="28"/>
-          <w:szCs w:val="28"/>
-        </w:rPr>
-        <w:t>emp_company_name</w:t>
-      </w:r>
-      <w:proofErr w:type="spellEnd"/>
-      <w:r>
-        <w:rPr>
-          <w:rFonts w:ascii="Times New Roman" w:hAnsi="Times New Roman" w:cs="Times New Roman"/>
-          <w:sz w:val="28"/>
-          <w:szCs w:val="28"/>
-        </w:rPr>
-        <w:t xml:space="preserve"> – наименование компании, тип </w:t>
-      </w:r>
-      <w:proofErr w:type="spellStart"/>
-      <w:r>
-        <w:rPr>
-          <w:rFonts w:ascii="Times New Roman" w:hAnsi="Times New Roman" w:cs="Times New Roman"/>
-          <w:sz w:val="28"/>
-          <w:szCs w:val="28"/>
-        </w:rPr>
-        <w:t>text</w:t>
-      </w:r>
-      <w:proofErr w:type="spellEnd"/>
-      <w:r>
-        <w:rPr>
-          <w:rFonts w:ascii="Times New Roman" w:hAnsi="Times New Roman" w:cs="Times New Roman"/>
-          <w:sz w:val="28"/>
-          <w:szCs w:val="28"/>
-        </w:rPr>
-        <w:t>, NOT NULL;</w:t>
-      </w:r>
+          <w:lang w:val="en-US"/>
+        </w:rPr>
+      </w:pPr>
+      <w:proofErr w:type="spellStart"/>
+      <w:r>
+        <w:rPr>
+          <w:rFonts w:ascii="Times New Roman" w:hAnsi="Times New Roman" w:cs="Times New Roman"/>
+          <w:sz w:val="28"/>
+          <w:szCs w:val="28"/>
+          <w:lang w:val="en-US"/>
+        </w:rPr>
+        <w:t>res_full_name</w:t>
+      </w:r>
+      <w:proofErr w:type="spellEnd"/>
+      <w:r>
+        <w:rPr>
+          <w:rFonts w:ascii="Times New Roman" w:hAnsi="Times New Roman" w:cs="Times New Roman"/>
+          <w:sz w:val="28"/>
+          <w:szCs w:val="28"/>
+          <w:lang w:val="en-US"/>
+        </w:rPr>
+        <w:t xml:space="preserve"> – </w:t>
+      </w:r>
+      <w:r>
+        <w:rPr>
+          <w:rFonts w:ascii="Times New Roman" w:hAnsi="Times New Roman" w:cs="Times New Roman"/>
+          <w:sz w:val="28"/>
+          <w:szCs w:val="28"/>
+        </w:rPr>
+        <w:t>ФИО</w:t>
+      </w:r>
+      <w:r>
+        <w:rPr>
+          <w:rFonts w:ascii="Times New Roman" w:hAnsi="Times New Roman" w:cs="Times New Roman"/>
+          <w:sz w:val="28"/>
+          <w:szCs w:val="28"/>
+          <w:lang w:val="en-US"/>
+        </w:rPr>
+        <w:t xml:space="preserve"> </w:t>
+      </w:r>
+      <w:r>
+        <w:rPr>
+          <w:rFonts w:ascii="Times New Roman" w:hAnsi="Times New Roman" w:cs="Times New Roman"/>
+          <w:sz w:val="28"/>
+          <w:szCs w:val="28"/>
+        </w:rPr>
+        <w:t>соискателя</w:t>
+      </w:r>
+      <w:r>
+        <w:rPr>
+          <w:rFonts w:ascii="Times New Roman" w:hAnsi="Times New Roman" w:cs="Times New Roman"/>
+          <w:sz w:val="28"/>
+          <w:szCs w:val="28"/>
+          <w:lang w:val="en-US"/>
+        </w:rPr>
+        <w:t xml:space="preserve">, </w:t>
+      </w:r>
+      <w:r>
+        <w:rPr>
+          <w:rFonts w:ascii="Times New Roman" w:hAnsi="Times New Roman" w:cs="Times New Roman"/>
+          <w:sz w:val="28"/>
+          <w:szCs w:val="28"/>
+        </w:rPr>
+        <w:t>тип</w:t>
+      </w:r>
+      <w:r>
+        <w:rPr>
+          <w:rFonts w:ascii="Times New Roman" w:hAnsi="Times New Roman" w:cs="Times New Roman"/>
+          <w:sz w:val="28"/>
+          <w:szCs w:val="28"/>
+          <w:lang w:val="en-US"/>
+        </w:rPr>
+        <w:t xml:space="preserve"> text, NOT </w:t>
+      </w:r>
+      <w:proofErr w:type="gramStart"/>
+      <w:r>
+        <w:rPr>
+          <w:rFonts w:ascii="Times New Roman" w:hAnsi="Times New Roman" w:cs="Times New Roman"/>
+          <w:sz w:val="28"/>
+          <w:szCs w:val="28"/>
+          <w:lang w:val="en-US"/>
+        </w:rPr>
+        <w:t>NULL;</w:t>
+      </w:r>
+      <w:proofErr w:type="gramEnd"/>
     </w:p>
     <w:p>
       <w:pPr>
         <w:pStyle w:val="a3"/>
         <w:numPr>
           <w:ilvl w:val="0"/>
-          <w:numId w:val="3"/>
+          <w:numId w:val="14"/>
         </w:numPr>
         <w:spacing w:after="0" w:line="360" w:lineRule="auto"/>
         <w:ind w:left="0" w:firstLine="709"/>
@@ -2901,51 +2517,98 @@
           <w:rFonts w:ascii="Times New Roman" w:hAnsi="Times New Roman" w:cs="Times New Roman"/>
           <w:sz w:val="28"/>
           <w:szCs w:val="28"/>
-        </w:rPr>
-      </w:pPr>
-      <w:proofErr w:type="spellStart"/>
-      <w:r>
-        <w:rPr>
-          <w:rFonts w:ascii="Times New Roman" w:hAnsi="Times New Roman" w:cs="Times New Roman"/>
-          <w:sz w:val="28"/>
-          <w:szCs w:val="28"/>
-        </w:rPr>
-        <w:t>emp_contact_person</w:t>
-      </w:r>
-      <w:proofErr w:type="spellEnd"/>
-      <w:r>
-        <w:rPr>
-          <w:rFonts w:ascii="Times New Roman" w:hAnsi="Times New Roman" w:cs="Times New Roman"/>
-          <w:sz w:val="28"/>
-          <w:szCs w:val="28"/>
-        </w:rPr>
-        <w:t xml:space="preserve"> – ФИО контактного лица, тип </w:t>
-      </w:r>
-      <w:proofErr w:type="spellStart"/>
-      <w:r>
-        <w:rPr>
-          <w:rFonts w:ascii="Times New Roman" w:hAnsi="Times New Roman" w:cs="Times New Roman"/>
-          <w:sz w:val="28"/>
-          <w:szCs w:val="28"/>
-        </w:rPr>
-        <w:t>text</w:t>
-      </w:r>
-      <w:proofErr w:type="spellEnd"/>
-      <w:r>
-        <w:rPr>
-          <w:rFonts w:ascii="Times New Roman" w:hAnsi="Times New Roman" w:cs="Times New Roman"/>
-          <w:sz w:val="28"/>
-          <w:szCs w:val="28"/>
-        </w:rPr>
-        <w:t>;</w:t>
-      </w:r>
+          <w:lang w:val="en-US"/>
+        </w:rPr>
+      </w:pPr>
+      <w:proofErr w:type="spellStart"/>
+      <w:r>
+        <w:rPr>
+          <w:rFonts w:ascii="Times New Roman" w:hAnsi="Times New Roman" w:cs="Times New Roman"/>
+          <w:sz w:val="28"/>
+          <w:szCs w:val="28"/>
+          <w:lang w:val="en-US"/>
+        </w:rPr>
+        <w:t>res_contacts</w:t>
+      </w:r>
+      <w:proofErr w:type="spellEnd"/>
+      <w:r>
+        <w:rPr>
+          <w:rFonts w:ascii="Times New Roman" w:hAnsi="Times New Roman" w:cs="Times New Roman"/>
+          <w:sz w:val="28"/>
+          <w:szCs w:val="28"/>
+          <w:lang w:val="en-US"/>
+        </w:rPr>
+        <w:t xml:space="preserve"> – </w:t>
+      </w:r>
+      <w:r>
+        <w:rPr>
+          <w:rFonts w:ascii="Times New Roman" w:hAnsi="Times New Roman" w:cs="Times New Roman"/>
+          <w:sz w:val="28"/>
+          <w:szCs w:val="28"/>
+        </w:rPr>
+        <w:t>контактные</w:t>
+      </w:r>
+      <w:r>
+        <w:rPr>
+          <w:rFonts w:ascii="Times New Roman" w:hAnsi="Times New Roman" w:cs="Times New Roman"/>
+          <w:sz w:val="28"/>
+          <w:szCs w:val="28"/>
+          <w:lang w:val="en-US"/>
+        </w:rPr>
+        <w:t xml:space="preserve"> </w:t>
+      </w:r>
+      <w:r>
+        <w:rPr>
+          <w:rFonts w:ascii="Times New Roman" w:hAnsi="Times New Roman" w:cs="Times New Roman"/>
+          <w:sz w:val="28"/>
+          <w:szCs w:val="28"/>
+        </w:rPr>
+        <w:t>данные</w:t>
+      </w:r>
+      <w:r>
+        <w:rPr>
+          <w:rFonts w:ascii="Times New Roman" w:hAnsi="Times New Roman" w:cs="Times New Roman"/>
+          <w:sz w:val="28"/>
+          <w:szCs w:val="28"/>
+          <w:lang w:val="en-US"/>
+        </w:rPr>
+        <w:t xml:space="preserve">, </w:t>
+      </w:r>
+      <w:r>
+        <w:rPr>
+          <w:rFonts w:ascii="Times New Roman" w:hAnsi="Times New Roman" w:cs="Times New Roman"/>
+          <w:sz w:val="28"/>
+          <w:szCs w:val="28"/>
+        </w:rPr>
+        <w:t>тип</w:t>
+      </w:r>
+      <w:r>
+        <w:rPr>
+          <w:rFonts w:ascii="Times New Roman" w:hAnsi="Times New Roman" w:cs="Times New Roman"/>
+          <w:sz w:val="28"/>
+          <w:szCs w:val="28"/>
+          <w:lang w:val="en-US"/>
+        </w:rPr>
+        <w:t xml:space="preserve"> text, NOT </w:t>
+      </w:r>
+      <w:proofErr w:type="gramStart"/>
+      <w:r>
+        <w:rPr>
+          <w:rFonts w:ascii="Times New Roman" w:hAnsi="Times New Roman" w:cs="Times New Roman"/>
+          <w:sz w:val="28"/>
+          <w:szCs w:val="28"/>
+          <w:lang w:val="en-US"/>
+        </w:rPr>
+        <w:t>NULL;</w:t>
+      </w:r>
+      <w:proofErr w:type="gramEnd"/>
     </w:p>
     <w:p>
       <w:pPr>
         <w:pStyle w:val="a3"/>
         <w:numPr>
           <w:ilvl w:val="0"/>
-          <w:numId w:val="3"/>
+          <w:numId w:val="14"/>
         </w:numPr>
         <w:spacing w:after="0" w:line="360" w:lineRule="auto"/>
         <w:ind w:left="0" w:firstLine="709"/>
@@ -2964,34 +2627,34 @@
           <w:sz w:val="28"/>
           <w:szCs w:val="28"/>
         </w:rPr>
-        <w:t>emp_contacts</w:t>
-      </w:r>
-      <w:proofErr w:type="spellEnd"/>
-      <w:r>
-        <w:rPr>
-          <w:rFonts w:ascii="Times New Roman" w:hAnsi="Times New Roman" w:cs="Times New Roman"/>
-          <w:sz w:val="28"/>
-          <w:szCs w:val="28"/>
-        </w:rPr>
-        <w:t xml:space="preserve"> – контактные данные работодателя, тип </w:t>
-      </w:r>
-      <w:proofErr w:type="spellStart"/>
-      <w:r>
-        <w:rPr>
-          <w:rFonts w:ascii="Times New Roman" w:hAnsi="Times New Roman" w:cs="Times New Roman"/>
-          <w:sz w:val="28"/>
-          <w:szCs w:val="28"/>
-        </w:rPr>
-        <w:t>text</w:t>
-      </w:r>
-      <w:proofErr w:type="spellEnd"/>
-      <w:r>
-        <w:rPr>
-          <w:rFonts w:ascii="Times New Roman" w:hAnsi="Times New Roman" w:cs="Times New Roman"/>
-          <w:sz w:val="28"/>
-          <w:szCs w:val="28"/>
-        </w:rPr>
-        <w:t>, NOT NULL;</w:t>
+        <w:t>res_birth_date</w:t>
+      </w:r>
+      <w:proofErr w:type="spellEnd"/>
+      <w:r>
+        <w:rPr>
+          <w:rFonts w:ascii="Times New Roman" w:hAnsi="Times New Roman" w:cs="Times New Roman"/>
+          <w:sz w:val="28"/>
+          <w:szCs w:val="28"/>
+        </w:rPr>
+        <w:t xml:space="preserve"> – дата рождения, тип </w:t>
+      </w:r>
+      <w:proofErr w:type="spellStart"/>
+      <w:r>
+        <w:rPr>
+          <w:rFonts w:ascii="Times New Roman" w:hAnsi="Times New Roman" w:cs="Times New Roman"/>
+          <w:sz w:val="28"/>
+          <w:szCs w:val="28"/>
+        </w:rPr>
+        <w:t>date</w:t>
+      </w:r>
+      <w:proofErr w:type="spellEnd"/>
+      <w:r>
+        <w:rPr>
+          <w:rFonts w:ascii="Times New Roman" w:hAnsi="Times New Roman" w:cs="Times New Roman"/>
+          <w:sz w:val="28"/>
+          <w:szCs w:val="28"/>
+        </w:rPr>
+        <w:t>;</w:t>
       </w:r>
     </w:p>
     <w:p>
@@ -2999,7 +2662,7 @@
         <w:pStyle w:val="a3"/>
         <w:numPr>
           <w:ilvl w:val="0"/>
-          <w:numId w:val="3"/>
+          <w:numId w:val="14"/>
         </w:numPr>
         <w:spacing w:after="0" w:line="360" w:lineRule="auto"/>
         <w:ind w:left="0" w:firstLine="709"/>
@@ -3009,51 +2672,81 @@
           <w:rFonts w:ascii="Times New Roman" w:hAnsi="Times New Roman" w:cs="Times New Roman"/>
           <w:sz w:val="28"/>
           <w:szCs w:val="28"/>
-        </w:rPr>
-      </w:pPr>
-      <w:proofErr w:type="spellStart"/>
-      <w:r>
-        <w:rPr>
-          <w:rFonts w:ascii="Times New Roman" w:hAnsi="Times New Roman" w:cs="Times New Roman"/>
-          <w:sz w:val="28"/>
-          <w:szCs w:val="28"/>
-        </w:rPr>
-        <w:t>emp_address</w:t>
-      </w:r>
-      <w:proofErr w:type="spellEnd"/>
-      <w:r>
-        <w:rPr>
-          <w:rFonts w:ascii="Times New Roman" w:hAnsi="Times New Roman" w:cs="Times New Roman"/>
-          <w:sz w:val="28"/>
-          <w:szCs w:val="28"/>
-        </w:rPr>
-        <w:t xml:space="preserve"> – адрес работодателя, тип </w:t>
-      </w:r>
-      <w:proofErr w:type="spellStart"/>
-      <w:r>
-        <w:rPr>
-          <w:rFonts w:ascii="Times New Roman" w:hAnsi="Times New Roman" w:cs="Times New Roman"/>
-          <w:sz w:val="28"/>
-          <w:szCs w:val="28"/>
-        </w:rPr>
-        <w:t>text</w:t>
-      </w:r>
-      <w:proofErr w:type="spellEnd"/>
-      <w:r>
-        <w:rPr>
-          <w:rFonts w:ascii="Times New Roman" w:hAnsi="Times New Roman" w:cs="Times New Roman"/>
-          <w:sz w:val="28"/>
-          <w:szCs w:val="28"/>
-        </w:rPr>
-        <w:t>.</w:t>
-      </w:r>
+          <w:lang w:val="en-US"/>
+        </w:rPr>
+      </w:pPr>
+      <w:proofErr w:type="spellStart"/>
+      <w:r>
+        <w:rPr>
+          <w:rFonts w:ascii="Times New Roman" w:hAnsi="Times New Roman" w:cs="Times New Roman"/>
+          <w:sz w:val="28"/>
+          <w:szCs w:val="28"/>
+          <w:lang w:val="en-US"/>
+        </w:rPr>
+        <w:t>res_education</w:t>
+      </w:r>
+      <w:proofErr w:type="spellEnd"/>
+      <w:r>
+        <w:rPr>
+          <w:rFonts w:ascii="Times New Roman" w:hAnsi="Times New Roman" w:cs="Times New Roman"/>
+          <w:sz w:val="28"/>
+          <w:szCs w:val="28"/>
+          <w:lang w:val="en-US"/>
+        </w:rPr>
+        <w:t xml:space="preserve"> – </w:t>
+      </w:r>
+      <w:r>
+        <w:rPr>
+          <w:rFonts w:ascii="Times New Roman" w:hAnsi="Times New Roman" w:cs="Times New Roman"/>
+          <w:sz w:val="28"/>
+          <w:szCs w:val="28"/>
+        </w:rPr>
+        <w:t>образование</w:t>
+      </w:r>
+      <w:r>
+        <w:rPr>
+          <w:rFonts w:ascii="Times New Roman" w:hAnsi="Times New Roman" w:cs="Times New Roman"/>
+          <w:sz w:val="28"/>
+          <w:szCs w:val="28"/>
+          <w:lang w:val="en-US"/>
+        </w:rPr>
+        <w:t xml:space="preserve">, </w:t>
+      </w:r>
+      <w:r>
+        <w:rPr>
+          <w:rFonts w:ascii="Times New Roman" w:hAnsi="Times New Roman" w:cs="Times New Roman"/>
+          <w:sz w:val="28"/>
+          <w:szCs w:val="28"/>
+        </w:rPr>
+        <w:t>тип</w:t>
+      </w:r>
+      <w:r>
+        <w:rPr>
+          <w:rFonts w:ascii="Times New Roman" w:hAnsi="Times New Roman" w:cs="Times New Roman"/>
+          <w:sz w:val="28"/>
+          <w:szCs w:val="28"/>
+          <w:lang w:val="en-US"/>
+        </w:rPr>
+        <w:t xml:space="preserve"> </w:t>
+      </w:r>
+      <w:proofErr w:type="gramStart"/>
+      <w:r>
+        <w:rPr>
+          <w:rFonts w:ascii="Times New Roman" w:hAnsi="Times New Roman" w:cs="Times New Roman"/>
+          <w:sz w:val="28"/>
+          <w:szCs w:val="28"/>
+          <w:lang w:val="en-US"/>
+        </w:rPr>
+        <w:t>text;</w:t>
+      </w:r>
+      <w:proofErr w:type="gramEnd"/>
     </w:p>
     <w:p>
       <w:pPr>
         <w:pStyle w:val="a3"/>
         <w:numPr>
           <w:ilvl w:val="0"/>
-          <w:numId w:val="3"/>
+          <w:numId w:val="14"/>
         </w:numPr>
         <w:spacing w:after="0" w:line="360" w:lineRule="auto"/>
         <w:ind w:left="0" w:firstLine="709"/>
@@ -3063,33 +2756,215 @@
           <w:rFonts w:ascii="Times New Roman" w:hAnsi="Times New Roman" w:cs="Times New Roman"/>
           <w:sz w:val="28"/>
           <w:szCs w:val="28"/>
-        </w:rPr>
-      </w:pPr>
-      <w:r>
-        <w:rPr>
-          <w:rFonts w:ascii="Times New Roman" w:hAnsi="Times New Roman" w:cs="Times New Roman"/>
-          <w:sz w:val="28"/>
-          <w:szCs w:val="28"/>
-        </w:rPr>
-        <w:t xml:space="preserve">Поле </w:t>
-      </w:r>
-      <w:proofErr w:type="spellStart"/>
-      <w:r>
-        <w:rPr>
-          <w:rFonts w:ascii="Times New Roman" w:hAnsi="Times New Roman" w:cs="Times New Roman"/>
-          <w:sz w:val="28"/>
-          <w:szCs w:val="28"/>
-        </w:rPr>
-        <w:t>emp_id</w:t>
-      </w:r>
-      <w:proofErr w:type="spellEnd"/>
-      <w:r>
-        <w:rPr>
-          <w:rFonts w:ascii="Times New Roman" w:hAnsi="Times New Roman" w:cs="Times New Roman"/>
-          <w:sz w:val="28"/>
-          <w:szCs w:val="28"/>
-        </w:rPr>
-        <w:t xml:space="preserve"> имеет ограничение первичного ключа PRIMARY KEY.</w:t>
+          <w:lang w:val="en-US"/>
+        </w:rPr>
+      </w:pPr>
+      <w:proofErr w:type="spellStart"/>
+      <w:r>
+        <w:rPr>
+          <w:rFonts w:ascii="Times New Roman" w:hAnsi="Times New Roman" w:cs="Times New Roman"/>
+          <w:sz w:val="28"/>
+          <w:szCs w:val="28"/>
+          <w:lang w:val="en-US"/>
+        </w:rPr>
+        <w:t>res_experience</w:t>
+      </w:r>
+      <w:proofErr w:type="spellEnd"/>
+      <w:r>
+        <w:rPr>
+          <w:rFonts w:ascii="Times New Roman" w:hAnsi="Times New Roman" w:cs="Times New Roman"/>
+          <w:sz w:val="28"/>
+          <w:szCs w:val="28"/>
+          <w:lang w:val="en-US"/>
+        </w:rPr>
+        <w:t xml:space="preserve"> – </w:t>
+      </w:r>
+      <w:r>
+        <w:rPr>
+          <w:rFonts w:ascii="Times New Roman" w:hAnsi="Times New Roman" w:cs="Times New Roman"/>
+          <w:sz w:val="28"/>
+          <w:szCs w:val="28"/>
+        </w:rPr>
+        <w:t>опыт</w:t>
+      </w:r>
+      <w:r>
+        <w:rPr>
+          <w:rFonts w:ascii="Times New Roman" w:hAnsi="Times New Roman" w:cs="Times New Roman"/>
+          <w:sz w:val="28"/>
+          <w:szCs w:val="28"/>
+          <w:lang w:val="en-US"/>
+        </w:rPr>
+        <w:t xml:space="preserve"> </w:t>
+      </w:r>
+      <w:r>
+        <w:rPr>
+          <w:rFonts w:ascii="Times New Roman" w:hAnsi="Times New Roman" w:cs="Times New Roman"/>
+          <w:sz w:val="28"/>
+          <w:szCs w:val="28"/>
+        </w:rPr>
+        <w:t>работы</w:t>
+      </w:r>
+      <w:r>
+        <w:rPr>
+          <w:rFonts w:ascii="Times New Roman" w:hAnsi="Times New Roman" w:cs="Times New Roman"/>
+          <w:sz w:val="28"/>
+          <w:szCs w:val="28"/>
+          <w:lang w:val="en-US"/>
+        </w:rPr>
+        <w:t xml:space="preserve">, </w:t>
+      </w:r>
+      <w:r>
+        <w:rPr>
+          <w:rFonts w:ascii="Times New Roman" w:hAnsi="Times New Roman" w:cs="Times New Roman"/>
+          <w:sz w:val="28"/>
+          <w:szCs w:val="28"/>
+        </w:rPr>
+        <w:t>тип</w:t>
+      </w:r>
+      <w:r>
+        <w:rPr>
+          <w:rFonts w:ascii="Times New Roman" w:hAnsi="Times New Roman" w:cs="Times New Roman"/>
+          <w:sz w:val="28"/>
+          <w:szCs w:val="28"/>
+          <w:lang w:val="en-US"/>
+        </w:rPr>
+        <w:t xml:space="preserve"> </w:t>
+      </w:r>
+      <w:proofErr w:type="gramStart"/>
+      <w:r>
+        <w:rPr>
+          <w:rFonts w:ascii="Times New Roman" w:hAnsi="Times New Roman" w:cs="Times New Roman"/>
+          <w:sz w:val="28"/>
+          <w:szCs w:val="28"/>
+          <w:lang w:val="en-US"/>
+        </w:rPr>
+        <w:t>integer;</w:t>
+      </w:r>
+      <w:proofErr w:type="gramEnd"/>
+    </w:p>
+    <w:p>
+      <w:pPr>
+        <w:pStyle w:val="a3"/>
+        <w:numPr>
+          <w:ilvl w:val="0"/>
+          <w:numId w:val="14"/>
+        </w:numPr>
+        <w:spacing w:after="0" w:line="360" w:lineRule="auto"/>
+        <w:ind w:left="0" w:firstLine="709"/>
+        <w:contextualSpacing w:val="0"/>
+        <w:jc w:val="both"/>
+        <w:rPr>
+          <w:rFonts w:ascii="Times New Roman" w:hAnsi="Times New Roman" w:cs="Times New Roman"/>
+          <w:sz w:val="28"/>
+          <w:szCs w:val="28"/>
+          <w:lang w:val="en-US"/>
+        </w:rPr>
+      </w:pPr>
+      <w:proofErr w:type="spellStart"/>
+      <w:r>
+        <w:rPr>
+          <w:rFonts w:ascii="Times New Roman" w:hAnsi="Times New Roman" w:cs="Times New Roman"/>
+          <w:sz w:val="28"/>
+          <w:szCs w:val="28"/>
+          <w:lang w:val="en-US"/>
+        </w:rPr>
+        <w:lastRenderedPageBreak/>
+        <w:t>res_cat_id</w:t>
+      </w:r>
+      <w:proofErr w:type="spellEnd"/>
+      <w:r>
+        <w:rPr>
+          <w:rFonts w:ascii="Times New Roman" w:hAnsi="Times New Roman" w:cs="Times New Roman"/>
+          <w:sz w:val="28"/>
+          <w:szCs w:val="28"/>
+          <w:lang w:val="en-US"/>
+        </w:rPr>
+        <w:t xml:space="preserve"> – </w:t>
+      </w:r>
+      <w:r>
+        <w:rPr>
+          <w:rFonts w:ascii="Times New Roman" w:hAnsi="Times New Roman" w:cs="Times New Roman"/>
+          <w:sz w:val="28"/>
+          <w:szCs w:val="28"/>
+        </w:rPr>
+        <w:t>код</w:t>
+      </w:r>
+      <w:r>
+        <w:rPr>
+          <w:rFonts w:ascii="Times New Roman" w:hAnsi="Times New Roman" w:cs="Times New Roman"/>
+          <w:sz w:val="28"/>
+          <w:szCs w:val="28"/>
+          <w:lang w:val="en-US"/>
+        </w:rPr>
+        <w:t xml:space="preserve"> </w:t>
+      </w:r>
+      <w:r>
+        <w:rPr>
+          <w:rFonts w:ascii="Times New Roman" w:hAnsi="Times New Roman" w:cs="Times New Roman"/>
+          <w:sz w:val="28"/>
+          <w:szCs w:val="28"/>
+        </w:rPr>
+        <w:t>категории</w:t>
+      </w:r>
+      <w:r>
+        <w:rPr>
+          <w:rFonts w:ascii="Times New Roman" w:hAnsi="Times New Roman" w:cs="Times New Roman"/>
+          <w:sz w:val="28"/>
+          <w:szCs w:val="28"/>
+          <w:lang w:val="en-US"/>
+        </w:rPr>
+        <w:t xml:space="preserve"> </w:t>
+      </w:r>
+      <w:r>
+        <w:rPr>
+          <w:rFonts w:ascii="Times New Roman" w:hAnsi="Times New Roman" w:cs="Times New Roman"/>
+          <w:sz w:val="28"/>
+          <w:szCs w:val="28"/>
+        </w:rPr>
+        <w:t>из</w:t>
+      </w:r>
+      <w:r>
+        <w:rPr>
+          <w:rFonts w:ascii="Times New Roman" w:hAnsi="Times New Roman" w:cs="Times New Roman"/>
+          <w:sz w:val="28"/>
+          <w:szCs w:val="28"/>
+          <w:lang w:val="en-US"/>
+        </w:rPr>
+        <w:t xml:space="preserve"> </w:t>
+      </w:r>
+      <w:r>
+        <w:rPr>
+          <w:rFonts w:ascii="Times New Roman" w:hAnsi="Times New Roman" w:cs="Times New Roman"/>
+          <w:sz w:val="28"/>
+          <w:szCs w:val="28"/>
+        </w:rPr>
+        <w:t>таблицы</w:t>
+      </w:r>
+      <w:r>
+        <w:rPr>
+          <w:rFonts w:ascii="Times New Roman" w:hAnsi="Times New Roman" w:cs="Times New Roman"/>
+          <w:sz w:val="28"/>
+          <w:szCs w:val="28"/>
+          <w:lang w:val="en-US"/>
+        </w:rPr>
+        <w:t xml:space="preserve"> Categories, </w:t>
+      </w:r>
+      <w:r>
+        <w:rPr>
+          <w:rFonts w:ascii="Times New Roman" w:hAnsi="Times New Roman" w:cs="Times New Roman"/>
+          <w:sz w:val="28"/>
+          <w:szCs w:val="28"/>
+        </w:rPr>
+        <w:t>тип</w:t>
+      </w:r>
+      <w:r>
+        <w:rPr>
+          <w:rFonts w:ascii="Times New Roman" w:hAnsi="Times New Roman" w:cs="Times New Roman"/>
+          <w:sz w:val="28"/>
+          <w:szCs w:val="28"/>
+          <w:lang w:val="en-US"/>
+        </w:rPr>
+        <w:t xml:space="preserve"> integer, NOT NULL.</w:t>
       </w:r>
     </w:p>
     <w:p>
@@ -3109,7 +2984,435 @@
           <w:sz w:val="28"/>
           <w:szCs w:val="28"/>
         </w:rPr>
+        <w:t xml:space="preserve">Поле </w:t>
+      </w:r>
+      <w:proofErr w:type="spellStart"/>
+      <w:r>
+        <w:rPr>
+          <w:rFonts w:ascii="Times New Roman" w:hAnsi="Times New Roman" w:cs="Times New Roman"/>
+          <w:sz w:val="28"/>
+          <w:szCs w:val="28"/>
+        </w:rPr>
+        <w:t>res_id</w:t>
+      </w:r>
+      <w:proofErr w:type="spellEnd"/>
+      <w:r>
+        <w:rPr>
+          <w:rFonts w:ascii="Times New Roman" w:hAnsi="Times New Roman" w:cs="Times New Roman"/>
+          <w:sz w:val="28"/>
+          <w:szCs w:val="28"/>
+        </w:rPr>
+        <w:t xml:space="preserve"> имеет ограничение первичного ключа PRIMARY KEY. Поле </w:t>
+      </w:r>
+      <w:proofErr w:type="spellStart"/>
+      <w:r>
+        <w:rPr>
+          <w:rFonts w:ascii="Times New Roman" w:hAnsi="Times New Roman" w:cs="Times New Roman"/>
+          <w:sz w:val="28"/>
+          <w:szCs w:val="28"/>
+        </w:rPr>
+        <w:t>res_cat_id</w:t>
+      </w:r>
+      <w:proofErr w:type="spellEnd"/>
+      <w:r>
+        <w:rPr>
+          <w:rFonts w:ascii="Times New Roman" w:hAnsi="Times New Roman" w:cs="Times New Roman"/>
+          <w:sz w:val="28"/>
+          <w:szCs w:val="28"/>
+        </w:rPr>
+        <w:t xml:space="preserve"> объявлено как внешний ключ (FK) с правилом каскадного обновления и ограничением удаления. Обновление таблицы </w:t>
+      </w:r>
+      <w:proofErr w:type="spellStart"/>
+      <w:r>
+        <w:rPr>
+          <w:rFonts w:ascii="Times New Roman" w:hAnsi="Times New Roman" w:cs="Times New Roman"/>
+          <w:sz w:val="28"/>
+          <w:szCs w:val="28"/>
+        </w:rPr>
+        <w:t>Categories</w:t>
+      </w:r>
+      <w:proofErr w:type="spellEnd"/>
+      <w:r>
+        <w:rPr>
+          <w:rFonts w:ascii="Times New Roman" w:hAnsi="Times New Roman" w:cs="Times New Roman"/>
+          <w:sz w:val="28"/>
+          <w:szCs w:val="28"/>
+        </w:rPr>
+        <w:t xml:space="preserve"> приведет к автоматическому обновлению таблицы </w:t>
+      </w:r>
+      <w:proofErr w:type="spellStart"/>
+      <w:r>
+        <w:rPr>
+          <w:rFonts w:ascii="Times New Roman" w:hAnsi="Times New Roman" w:cs="Times New Roman"/>
+          <w:sz w:val="28"/>
+          <w:szCs w:val="28"/>
+        </w:rPr>
+        <w:t>Resumes</w:t>
+      </w:r>
+      <w:proofErr w:type="spellEnd"/>
+      <w:r>
+        <w:rPr>
+          <w:rFonts w:ascii="Times New Roman" w:hAnsi="Times New Roman" w:cs="Times New Roman"/>
+          <w:sz w:val="28"/>
+          <w:szCs w:val="28"/>
+        </w:rPr>
+        <w:t xml:space="preserve">. Удаление категории в таблице </w:t>
+      </w:r>
+      <w:proofErr w:type="spellStart"/>
+      <w:r>
+        <w:rPr>
+          <w:rFonts w:ascii="Times New Roman" w:hAnsi="Times New Roman" w:cs="Times New Roman"/>
+          <w:sz w:val="28"/>
+          <w:szCs w:val="28"/>
+        </w:rPr>
+        <w:t>Categories</w:t>
+      </w:r>
+      <w:proofErr w:type="spellEnd"/>
+      <w:r>
+        <w:rPr>
+          <w:rFonts w:ascii="Times New Roman" w:hAnsi="Times New Roman" w:cs="Times New Roman"/>
+          <w:sz w:val="28"/>
+          <w:szCs w:val="28"/>
+        </w:rPr>
+        <w:t xml:space="preserve"> запрещено, если на нее ссылаются записи в таблице </w:t>
+      </w:r>
+      <w:proofErr w:type="spellStart"/>
+      <w:r>
+        <w:rPr>
+          <w:rFonts w:ascii="Times New Roman" w:hAnsi="Times New Roman" w:cs="Times New Roman"/>
+          <w:sz w:val="28"/>
+          <w:szCs w:val="28"/>
+        </w:rPr>
+        <w:t>Resumes</w:t>
+      </w:r>
+      <w:proofErr w:type="spellEnd"/>
+      <w:r>
+        <w:rPr>
+          <w:rFonts w:ascii="Times New Roman" w:hAnsi="Times New Roman" w:cs="Times New Roman"/>
+          <w:sz w:val="28"/>
+          <w:szCs w:val="28"/>
+        </w:rPr>
+        <w:t>.</w:t>
+      </w:r>
+    </w:p>
+    <w:p>
+      <w:pPr>
+        <w:spacing w:after="0" w:line="360" w:lineRule="auto"/>
+        <w:ind w:firstLine="709"/>
+        <w:jc w:val="both"/>
+        <w:rPr>
+          <w:rFonts w:ascii="Times New Roman" w:hAnsi="Times New Roman" w:cs="Times New Roman"/>
+          <w:sz w:val="28"/>
+          <w:szCs w:val="28"/>
+        </w:rPr>
+      </w:pPr>
+      <w:r>
+        <w:rPr>
+          <w:rFonts w:ascii="Times New Roman" w:hAnsi="Times New Roman" w:cs="Times New Roman"/>
+          <w:sz w:val="28"/>
+          <w:szCs w:val="28"/>
+        </w:rPr>
         <w:t xml:space="preserve">4. </w:t>
+      </w:r>
+      <w:r>
+        <w:rPr>
+          <w:rFonts w:ascii="Times New Roman" w:hAnsi="Times New Roman" w:cs="Times New Roman"/>
+          <w:sz w:val="28"/>
+          <w:szCs w:val="28"/>
+        </w:rPr>
+        <w:t xml:space="preserve">Таблица </w:t>
+      </w:r>
+      <w:proofErr w:type="spellStart"/>
+      <w:r>
+        <w:rPr>
+          <w:rFonts w:ascii="Times New Roman" w:hAnsi="Times New Roman" w:cs="Times New Roman"/>
+          <w:sz w:val="28"/>
+          <w:szCs w:val="28"/>
+        </w:rPr>
+        <w:t>VacancyStatuses</w:t>
+      </w:r>
+      <w:proofErr w:type="spellEnd"/>
+      <w:r>
+        <w:rPr>
+          <w:rFonts w:ascii="Times New Roman" w:hAnsi="Times New Roman" w:cs="Times New Roman"/>
+          <w:sz w:val="28"/>
+          <w:szCs w:val="28"/>
+        </w:rPr>
+        <w:t xml:space="preserve"> включает два поля:</w:t>
+      </w:r>
+    </w:p>
+    <w:p>
+      <w:pPr>
+        <w:pStyle w:val="a3"/>
+        <w:numPr>
+          <w:ilvl w:val="0"/>
+          <w:numId w:val="15"/>
+        </w:numPr>
+        <w:spacing w:after="0" w:line="360" w:lineRule="auto"/>
+        <w:ind w:left="0" w:firstLine="709"/>
+        <w:contextualSpacing w:val="0"/>
+        <w:jc w:val="both"/>
+        <w:rPr>
+          <w:rFonts w:ascii="Times New Roman" w:hAnsi="Times New Roman" w:cs="Times New Roman"/>
+          <w:sz w:val="28"/>
+          <w:szCs w:val="28"/>
+          <w:lang w:val="en-US"/>
+        </w:rPr>
+      </w:pPr>
+      <w:proofErr w:type="spellStart"/>
+      <w:r>
+        <w:rPr>
+          <w:rFonts w:ascii="Times New Roman" w:hAnsi="Times New Roman" w:cs="Times New Roman"/>
+          <w:sz w:val="28"/>
+          <w:szCs w:val="28"/>
+          <w:lang w:val="en-US"/>
+        </w:rPr>
+        <w:t>status_id</w:t>
+      </w:r>
+      <w:proofErr w:type="spellEnd"/>
+      <w:r>
+        <w:rPr>
+          <w:rFonts w:ascii="Times New Roman" w:hAnsi="Times New Roman" w:cs="Times New Roman"/>
+          <w:sz w:val="28"/>
+          <w:szCs w:val="28"/>
+          <w:lang w:val="en-US"/>
+        </w:rPr>
+        <w:t xml:space="preserve"> – </w:t>
+      </w:r>
+      <w:r>
+        <w:rPr>
+          <w:rFonts w:ascii="Times New Roman" w:hAnsi="Times New Roman" w:cs="Times New Roman"/>
+          <w:sz w:val="28"/>
+          <w:szCs w:val="28"/>
+        </w:rPr>
+        <w:t>уникальный</w:t>
+      </w:r>
+      <w:r>
+        <w:rPr>
+          <w:rFonts w:ascii="Times New Roman" w:hAnsi="Times New Roman" w:cs="Times New Roman"/>
+          <w:sz w:val="28"/>
+          <w:szCs w:val="28"/>
+          <w:lang w:val="en-US"/>
+        </w:rPr>
+        <w:t xml:space="preserve"> </w:t>
+      </w:r>
+      <w:r>
+        <w:rPr>
+          <w:rFonts w:ascii="Times New Roman" w:hAnsi="Times New Roman" w:cs="Times New Roman"/>
+          <w:sz w:val="28"/>
+          <w:szCs w:val="28"/>
+        </w:rPr>
+        <w:t>код</w:t>
+      </w:r>
+      <w:r>
+        <w:rPr>
+          <w:rFonts w:ascii="Times New Roman" w:hAnsi="Times New Roman" w:cs="Times New Roman"/>
+          <w:sz w:val="28"/>
+          <w:szCs w:val="28"/>
+          <w:lang w:val="en-US"/>
+        </w:rPr>
+        <w:t xml:space="preserve"> </w:t>
+      </w:r>
+      <w:r>
+        <w:rPr>
+          <w:rFonts w:ascii="Times New Roman" w:hAnsi="Times New Roman" w:cs="Times New Roman"/>
+          <w:sz w:val="28"/>
+          <w:szCs w:val="28"/>
+        </w:rPr>
+        <w:t>статуса</w:t>
+      </w:r>
+      <w:r>
+        <w:rPr>
+          <w:rFonts w:ascii="Times New Roman" w:hAnsi="Times New Roman" w:cs="Times New Roman"/>
+          <w:sz w:val="28"/>
+          <w:szCs w:val="28"/>
+          <w:lang w:val="en-US"/>
+        </w:rPr>
+        <w:t xml:space="preserve">, </w:t>
+      </w:r>
+      <w:r>
+        <w:rPr>
+          <w:rFonts w:ascii="Times New Roman" w:hAnsi="Times New Roman" w:cs="Times New Roman"/>
+          <w:sz w:val="28"/>
+          <w:szCs w:val="28"/>
+        </w:rPr>
+        <w:t>тип</w:t>
+      </w:r>
+      <w:r>
+        <w:rPr>
+          <w:rFonts w:ascii="Times New Roman" w:hAnsi="Times New Roman" w:cs="Times New Roman"/>
+          <w:sz w:val="28"/>
+          <w:szCs w:val="28"/>
+          <w:lang w:val="en-US"/>
+        </w:rPr>
+        <w:t xml:space="preserve"> integer, NOT </w:t>
+      </w:r>
+      <w:proofErr w:type="gramStart"/>
+      <w:r>
+        <w:rPr>
+          <w:rFonts w:ascii="Times New Roman" w:hAnsi="Times New Roman" w:cs="Times New Roman"/>
+          <w:sz w:val="28"/>
+          <w:szCs w:val="28"/>
+          <w:lang w:val="en-US"/>
+        </w:rPr>
+        <w:t>NULL;</w:t>
+      </w:r>
+      <w:proofErr w:type="gramEnd"/>
+    </w:p>
+    <w:p>
+      <w:pPr>
+        <w:pStyle w:val="a3"/>
+        <w:numPr>
+          <w:ilvl w:val="0"/>
+          <w:numId w:val="15"/>
+        </w:numPr>
+        <w:spacing w:after="0" w:line="360" w:lineRule="auto"/>
+        <w:ind w:left="0" w:firstLine="709"/>
+        <w:contextualSpacing w:val="0"/>
+        <w:jc w:val="both"/>
+        <w:rPr>
+          <w:rFonts w:ascii="Times New Roman" w:hAnsi="Times New Roman" w:cs="Times New Roman"/>
+          <w:sz w:val="28"/>
+          <w:szCs w:val="28"/>
+          <w:lang w:val="en-US"/>
+        </w:rPr>
+      </w:pPr>
+      <w:proofErr w:type="spellStart"/>
+      <w:r>
+        <w:rPr>
+          <w:rFonts w:ascii="Times New Roman" w:hAnsi="Times New Roman" w:cs="Times New Roman"/>
+          <w:sz w:val="28"/>
+          <w:szCs w:val="28"/>
+          <w:lang w:val="en-US"/>
+        </w:rPr>
+        <w:t>status_name</w:t>
+      </w:r>
+      <w:proofErr w:type="spellEnd"/>
+      <w:r>
+        <w:rPr>
+          <w:rFonts w:ascii="Times New Roman" w:hAnsi="Times New Roman" w:cs="Times New Roman"/>
+          <w:sz w:val="28"/>
+          <w:szCs w:val="28"/>
+          <w:lang w:val="en-US"/>
+        </w:rPr>
+        <w:t xml:space="preserve"> – </w:t>
+      </w:r>
+      <w:r>
+        <w:rPr>
+          <w:rFonts w:ascii="Times New Roman" w:hAnsi="Times New Roman" w:cs="Times New Roman"/>
+          <w:sz w:val="28"/>
+          <w:szCs w:val="28"/>
+        </w:rPr>
+        <w:t>наименование</w:t>
+      </w:r>
+      <w:r>
+        <w:rPr>
+          <w:rFonts w:ascii="Times New Roman" w:hAnsi="Times New Roman" w:cs="Times New Roman"/>
+          <w:sz w:val="28"/>
+          <w:szCs w:val="28"/>
+          <w:lang w:val="en-US"/>
+        </w:rPr>
+        <w:t xml:space="preserve"> </w:t>
+      </w:r>
+      <w:r>
+        <w:rPr>
+          <w:rFonts w:ascii="Times New Roman" w:hAnsi="Times New Roman" w:cs="Times New Roman"/>
+          <w:sz w:val="28"/>
+          <w:szCs w:val="28"/>
+        </w:rPr>
+        <w:t>статуса</w:t>
+      </w:r>
+      <w:r>
+        <w:rPr>
+          <w:rFonts w:ascii="Times New Roman" w:hAnsi="Times New Roman" w:cs="Times New Roman"/>
+          <w:sz w:val="28"/>
+          <w:szCs w:val="28"/>
+          <w:lang w:val="en-US"/>
+        </w:rPr>
+        <w:t xml:space="preserve">, </w:t>
+      </w:r>
+      <w:r>
+        <w:rPr>
+          <w:rFonts w:ascii="Times New Roman" w:hAnsi="Times New Roman" w:cs="Times New Roman"/>
+          <w:sz w:val="28"/>
+          <w:szCs w:val="28"/>
+        </w:rPr>
+        <w:t>тип</w:t>
+      </w:r>
+      <w:r>
+        <w:rPr>
+          <w:rFonts w:ascii="Times New Roman" w:hAnsi="Times New Roman" w:cs="Times New Roman"/>
+          <w:sz w:val="28"/>
+          <w:szCs w:val="28"/>
+          <w:lang w:val="en-US"/>
+        </w:rPr>
+        <w:t xml:space="preserve"> text, NOT NULL.</w:t>
+      </w:r>
+    </w:p>
+    <w:p>
+      <w:pPr>
+        <w:spacing w:after="0" w:line="360" w:lineRule="auto"/>
+        <w:ind w:firstLine="709"/>
+        <w:jc w:val="both"/>
+        <w:rPr>
+          <w:rFonts w:ascii="Times New Roman" w:hAnsi="Times New Roman" w:cs="Times New Roman"/>
+          <w:sz w:val="28"/>
+          <w:szCs w:val="28"/>
+        </w:rPr>
+      </w:pPr>
+      <w:r>
+        <w:rPr>
+          <w:rFonts w:ascii="Times New Roman" w:hAnsi="Times New Roman" w:cs="Times New Roman"/>
+          <w:sz w:val="28"/>
+          <w:szCs w:val="28"/>
+        </w:rPr>
+        <w:t xml:space="preserve">Поле </w:t>
+      </w:r>
+      <w:proofErr w:type="spellStart"/>
+      <w:r>
+        <w:rPr>
+          <w:rFonts w:ascii="Times New Roman" w:hAnsi="Times New Roman" w:cs="Times New Roman"/>
+          <w:sz w:val="28"/>
+          <w:szCs w:val="28"/>
+        </w:rPr>
+        <w:t>status_id</w:t>
+      </w:r>
+      <w:proofErr w:type="spellEnd"/>
+      <w:r>
+        <w:rPr>
+          <w:rFonts w:ascii="Times New Roman" w:hAnsi="Times New Roman" w:cs="Times New Roman"/>
+          <w:sz w:val="28"/>
+          <w:szCs w:val="28"/>
+        </w:rPr>
+        <w:t xml:space="preserve"> имеет ограничение первичного ключа PRIMARY KEY.</w:t>
+      </w:r>
+    </w:p>
+    <w:p>
+      <w:pPr>
+        <w:spacing w:after="0" w:line="360" w:lineRule="auto"/>
+        <w:ind w:firstLine="709"/>
+        <w:jc w:val="both"/>
+        <w:rPr>
+          <w:rFonts w:ascii="Times New Roman" w:hAnsi="Times New Roman" w:cs="Times New Roman"/>
+          <w:sz w:val="28"/>
+          <w:szCs w:val="28"/>
+        </w:rPr>
+      </w:pPr>
+      <w:r>
+        <w:rPr>
+          <w:rFonts w:ascii="Times New Roman" w:hAnsi="Times New Roman" w:cs="Times New Roman"/>
+          <w:sz w:val="28"/>
+          <w:szCs w:val="28"/>
+        </w:rPr>
+        <w:t>5</w:t>
+      </w:r>
+      <w:r>
+        <w:rPr>
+          <w:rFonts w:ascii="Times New Roman" w:hAnsi="Times New Roman" w:cs="Times New Roman"/>
+          <w:sz w:val="28"/>
+          <w:szCs w:val="28"/>
+        </w:rPr>
+        <w:t xml:space="preserve">. </w:t>
       </w:r>
       <w:r>
         <w:rPr>
@@ -3567,43 +3870,184 @@
           <w:rFonts w:ascii="Times New Roman" w:hAnsi="Times New Roman" w:cs="Times New Roman"/>
           <w:sz w:val="28"/>
           <w:szCs w:val="28"/>
-        </w:rPr>
-      </w:pPr>
-      <w:proofErr w:type="spellStart"/>
-      <w:r>
-        <w:rPr>
-          <w:rFonts w:ascii="Times New Roman" w:hAnsi="Times New Roman" w:cs="Times New Roman"/>
-          <w:sz w:val="28"/>
-          <w:szCs w:val="28"/>
+          <w:lang w:val="en-US"/>
+        </w:rPr>
+      </w:pPr>
+      <w:proofErr w:type="spellStart"/>
+      <w:r>
+        <w:rPr>
+          <w:rFonts w:ascii="Times New Roman" w:hAnsi="Times New Roman" w:cs="Times New Roman"/>
+          <w:sz w:val="28"/>
+          <w:szCs w:val="28"/>
+          <w:lang w:val="en-US"/>
         </w:rPr>
         <w:t>vac_status</w:t>
       </w:r>
-      <w:proofErr w:type="spellEnd"/>
-      <w:r>
-        <w:rPr>
-          <w:rFonts w:ascii="Times New Roman" w:hAnsi="Times New Roman" w:cs="Times New Roman"/>
-          <w:sz w:val="28"/>
-          <w:szCs w:val="28"/>
-        </w:rPr>
-        <w:t xml:space="preserve"> – статус вакансии (активна/закрыта), тип </w:t>
-      </w:r>
-      <w:proofErr w:type="spellStart"/>
-      <w:r>
-        <w:rPr>
-          <w:rFonts w:ascii="Times New Roman" w:hAnsi="Times New Roman" w:cs="Times New Roman"/>
-          <w:sz w:val="28"/>
-          <w:szCs w:val="28"/>
-        </w:rPr>
-        <w:t>text</w:t>
-      </w:r>
-      <w:proofErr w:type="spellEnd"/>
-      <w:r>
-        <w:rPr>
-          <w:rFonts w:ascii="Times New Roman" w:hAnsi="Times New Roman" w:cs="Times New Roman"/>
-          <w:sz w:val="28"/>
-          <w:szCs w:val="28"/>
-        </w:rPr>
-        <w:t>, NOT NULL.</w:t>
+      <w:r>
+        <w:rPr>
+          <w:rFonts w:ascii="Times New Roman" w:hAnsi="Times New Roman" w:cs="Times New Roman"/>
+          <w:sz w:val="28"/>
+          <w:szCs w:val="28"/>
+          <w:lang w:val="en-US"/>
+        </w:rPr>
+        <w:t>_id</w:t>
+      </w:r>
+      <w:proofErr w:type="spellEnd"/>
+      <w:r>
+        <w:rPr>
+          <w:rFonts w:ascii="Times New Roman" w:hAnsi="Times New Roman" w:cs="Times New Roman"/>
+          <w:sz w:val="28"/>
+          <w:szCs w:val="28"/>
+          <w:lang w:val="en-US"/>
+        </w:rPr>
+        <w:t xml:space="preserve"> – </w:t>
+      </w:r>
+      <w:r>
+        <w:rPr>
+          <w:rFonts w:ascii="Times New Roman" w:hAnsi="Times New Roman" w:cs="Times New Roman"/>
+          <w:sz w:val="28"/>
+          <w:szCs w:val="28"/>
+        </w:rPr>
+        <w:t>код</w:t>
+      </w:r>
+      <w:r>
+        <w:rPr>
+          <w:rFonts w:ascii="Times New Roman" w:hAnsi="Times New Roman" w:cs="Times New Roman"/>
+          <w:sz w:val="28"/>
+          <w:szCs w:val="28"/>
+          <w:lang w:val="en-US"/>
+        </w:rPr>
+        <w:t xml:space="preserve"> </w:t>
+      </w:r>
+      <w:r>
+        <w:rPr>
+          <w:rFonts w:ascii="Times New Roman" w:hAnsi="Times New Roman" w:cs="Times New Roman"/>
+          <w:sz w:val="28"/>
+          <w:szCs w:val="28"/>
+        </w:rPr>
+        <w:t>статуса</w:t>
+      </w:r>
+      <w:r>
+        <w:rPr>
+          <w:rFonts w:ascii="Times New Roman" w:hAnsi="Times New Roman" w:cs="Times New Roman"/>
+          <w:sz w:val="28"/>
+          <w:szCs w:val="28"/>
+          <w:lang w:val="en-US"/>
+        </w:rPr>
+        <w:t xml:space="preserve"> </w:t>
+      </w:r>
+      <w:r>
+        <w:rPr>
+          <w:rFonts w:ascii="Times New Roman" w:hAnsi="Times New Roman" w:cs="Times New Roman"/>
+          <w:sz w:val="28"/>
+          <w:szCs w:val="28"/>
+        </w:rPr>
+        <w:t>из</w:t>
+      </w:r>
+      <w:r>
+        <w:rPr>
+          <w:rFonts w:ascii="Times New Roman" w:hAnsi="Times New Roman" w:cs="Times New Roman"/>
+          <w:sz w:val="28"/>
+          <w:szCs w:val="28"/>
+          <w:lang w:val="en-US"/>
+        </w:rPr>
+        <w:t xml:space="preserve"> </w:t>
+      </w:r>
+      <w:r>
+        <w:rPr>
+          <w:rFonts w:ascii="Times New Roman" w:hAnsi="Times New Roman" w:cs="Times New Roman"/>
+          <w:sz w:val="28"/>
+          <w:szCs w:val="28"/>
+        </w:rPr>
+        <w:t>таблицы</w:t>
+      </w:r>
+      <w:r>
+        <w:rPr>
+          <w:rFonts w:ascii="Times New Roman" w:hAnsi="Times New Roman" w:cs="Times New Roman"/>
+          <w:sz w:val="28"/>
+          <w:szCs w:val="28"/>
+          <w:lang w:val="en-US"/>
+        </w:rPr>
+        <w:t> </w:t>
+      </w:r>
+      <w:proofErr w:type="spellStart"/>
+      <w:r>
+        <w:rPr>
+          <w:rFonts w:ascii="Times New Roman" w:hAnsi="Times New Roman" w:cs="Times New Roman"/>
+          <w:i/>
+          <w:iCs/>
+          <w:sz w:val="28"/>
+          <w:szCs w:val="28"/>
+          <w:lang w:val="en-US"/>
+        </w:rPr>
+        <w:t>VacancyStatuses</w:t>
+      </w:r>
+      <w:proofErr w:type="spellEnd"/>
+      <w:r>
+        <w:rPr>
+          <w:rFonts w:ascii="Times New Roman" w:hAnsi="Times New Roman" w:cs="Times New Roman"/>
+          <w:sz w:val="28"/>
+          <w:szCs w:val="28"/>
+          <w:lang w:val="en-US"/>
+        </w:rPr>
+        <w:t xml:space="preserve">, </w:t>
+      </w:r>
+      <w:r>
+        <w:rPr>
+          <w:rFonts w:ascii="Times New Roman" w:hAnsi="Times New Roman" w:cs="Times New Roman"/>
+          <w:sz w:val="28"/>
+          <w:szCs w:val="28"/>
+        </w:rPr>
+        <w:t>тип</w:t>
+      </w:r>
+      <w:r>
+        <w:rPr>
+          <w:rFonts w:ascii="Times New Roman" w:hAnsi="Times New Roman" w:cs="Times New Roman"/>
+          <w:sz w:val="28"/>
+          <w:szCs w:val="28"/>
+          <w:lang w:val="en-US"/>
+        </w:rPr>
+        <w:t> </w:t>
+      </w:r>
+      <w:r>
+        <w:rPr>
+          <w:rFonts w:ascii="Times New Roman" w:hAnsi="Times New Roman" w:cs="Times New Roman"/>
+          <w:i/>
+          <w:iCs/>
+          <w:sz w:val="28"/>
+          <w:szCs w:val="28"/>
+          <w:lang w:val="en-US"/>
+        </w:rPr>
+        <w:t>integer</w:t>
+      </w:r>
+      <w:r>
+        <w:rPr>
+          <w:rFonts w:ascii="Times New Roman" w:hAnsi="Times New Roman" w:cs="Times New Roman"/>
+          <w:sz w:val="28"/>
+          <w:szCs w:val="28"/>
+          <w:lang w:val="en-US"/>
+        </w:rPr>
+        <w:t>, </w:t>
+      </w:r>
+      <w:r>
+        <w:rPr>
+          <w:rFonts w:ascii="Times New Roman" w:hAnsi="Times New Roman" w:cs="Times New Roman"/>
+          <w:i/>
+          <w:iCs/>
+          <w:sz w:val="28"/>
+          <w:szCs w:val="28"/>
+          <w:lang w:val="en-US"/>
+        </w:rPr>
+        <w:t>NOT NULL</w:t>
+      </w:r>
+      <w:r>
+        <w:rPr>
+          <w:rFonts w:ascii="Times New Roman" w:hAnsi="Times New Roman" w:cs="Times New Roman"/>
+          <w:sz w:val="28"/>
+          <w:szCs w:val="28"/>
+          <w:lang w:val="en-US"/>
+        </w:rPr>
+        <w:t>.</w:t>
       </w:r>
     </w:p>
     <w:p>
@@ -3615,6 +4059,7 @@
           <w:rFonts w:ascii="Times New Roman" w:hAnsi="Times New Roman" w:cs="Times New Roman"/>
           <w:sz w:val="28"/>
           <w:szCs w:val="28"/>
+          <w:lang w:val="en-US"/>
         </w:rPr>
       </w:pPr>
       <w:r>
@@ -3695,6 +4140,42 @@
           <w:sz w:val="28"/>
           <w:szCs w:val="28"/>
         </w:rPr>
+        <w:t xml:space="preserve">), </w:t>
+      </w:r>
+      <w:proofErr w:type="spellStart"/>
+      <w:r>
+        <w:rPr>
+          <w:rFonts w:ascii="Times New Roman" w:hAnsi="Times New Roman" w:cs="Times New Roman"/>
+          <w:sz w:val="28"/>
+          <w:szCs w:val="28"/>
+        </w:rPr>
+        <w:t>Categories</w:t>
+      </w:r>
+      <w:proofErr w:type="spellEnd"/>
+      <w:r>
+        <w:rPr>
+          <w:rFonts w:ascii="Times New Roman" w:hAnsi="Times New Roman" w:cs="Times New Roman"/>
+          <w:sz w:val="28"/>
+          <w:szCs w:val="28"/>
+        </w:rPr>
+        <w:t xml:space="preserve"> (за счет поля </w:t>
+      </w:r>
+      <w:proofErr w:type="spellStart"/>
+      <w:r>
+        <w:rPr>
+          <w:rFonts w:ascii="Times New Roman" w:hAnsi="Times New Roman" w:cs="Times New Roman"/>
+          <w:sz w:val="28"/>
+          <w:szCs w:val="28"/>
+        </w:rPr>
+        <w:t>vac_cat_id</w:t>
+      </w:r>
+      <w:proofErr w:type="spellEnd"/>
+      <w:r>
+        <w:rPr>
+          <w:rFonts w:ascii="Times New Roman" w:hAnsi="Times New Roman" w:cs="Times New Roman"/>
+          <w:sz w:val="28"/>
+          <w:szCs w:val="28"/>
+        </w:rPr>
         <w:t xml:space="preserve">) и </w:t>
       </w:r>
       <w:proofErr w:type="spellStart"/>
@@ -3704,7 +4185,7 @@
           <w:sz w:val="28"/>
           <w:szCs w:val="28"/>
         </w:rPr>
-        <w:t>Categories</w:t>
+        <w:t>VacancyStatuses</w:t>
       </w:r>
       <w:proofErr w:type="spellEnd"/>
       <w:r>
@@ -3722,7 +4203,7 @@
           <w:sz w:val="28"/>
           <w:szCs w:val="28"/>
         </w:rPr>
-        <w:t>vac_cat_id</w:t>
+        <w:t>vac_status_id</w:t>
       </w:r>
       <w:proofErr w:type="spellEnd"/>
       <w:r>
@@ -3740,6 +4221,7 @@
           <w:sz w:val="28"/>
           <w:szCs w:val="28"/>
         </w:rPr>
+        <w:lastRenderedPageBreak/>
         <w:t>Employers</w:t>
       </w:r>
       <w:proofErr w:type="spellEnd"/>
@@ -3749,7 +4231,7 @@
           <w:sz w:val="28"/>
           <w:szCs w:val="28"/>
         </w:rPr>
-        <w:t xml:space="preserve"> приведет к автоматическому удалению всех его вакансий в таблице </w:t>
+        <w:t xml:space="preserve"> приведет к автоматическому удалению всех записей в таблице </w:t>
       </w:r>
       <w:proofErr w:type="spellStart"/>
       <w:r>
@@ -3767,16 +4249,7 @@
           <w:sz w:val="28"/>
           <w:szCs w:val="28"/>
         </w:rPr>
-        <w:t xml:space="preserve">. Обновление кода категории автоматически обновится в </w:t>
-      </w:r>
-      <w:r>
-        <w:rPr>
-          <w:rFonts w:ascii="Times New Roman" w:hAnsi="Times New Roman" w:cs="Times New Roman"/>
-          <w:sz w:val="28"/>
-          <w:szCs w:val="28"/>
-        </w:rPr>
-        <w:lastRenderedPageBreak/>
-        <w:t>связанных вакансиях. Удаление категории, на которую ссылаются вакансии, запрещено (RESTRICT).</w:t>
+        <w:t>, соответствующих этому работодателю. Обновление категории или статуса автоматически обновит связанные вакансии.</w:t>
       </w:r>
     </w:p>
     <w:p>
@@ -3796,7 +4269,15 @@
           <w:sz w:val="28"/>
           <w:szCs w:val="28"/>
         </w:rPr>
-        <w:t xml:space="preserve">5. </w:t>
+        <w:t>6</w:t>
+      </w:r>
+      <w:r>
+        <w:rPr>
+          <w:rFonts w:ascii="Times New Roman" w:hAnsi="Times New Roman" w:cs="Times New Roman"/>
+          <w:sz w:val="28"/>
+          <w:szCs w:val="28"/>
+        </w:rPr>
+        <w:t xml:space="preserve">. </w:t>
       </w:r>
       <w:r>
         <w:rPr>
@@ -4051,9 +4532,251 @@
     <w:p>
       <w:pPr>
         <w:pStyle w:val="a3"/>
+        <w:spacing w:after="0" w:line="360" w:lineRule="auto"/>
+        <w:ind w:left="0" w:firstLine="709"/>
+        <w:contextualSpacing w:val="0"/>
+        <w:jc w:val="both"/>
+        <w:rPr>
+          <w:rFonts w:ascii="Times New Roman" w:hAnsi="Times New Roman" w:cs="Times New Roman"/>
+          <w:sz w:val="28"/>
+          <w:szCs w:val="28"/>
+        </w:rPr>
+      </w:pPr>
+      <w:r>
+        <w:rPr>
+          <w:rFonts w:ascii="Times New Roman" w:hAnsi="Times New Roman" w:cs="Times New Roman"/>
+          <w:sz w:val="28"/>
+          <w:szCs w:val="28"/>
+        </w:rPr>
+        <w:t>Поле</w:t>
+      </w:r>
+      <w:r>
+        <w:rPr>
+          <w:rFonts w:ascii="Times New Roman" w:hAnsi="Times New Roman" w:cs="Times New Roman"/>
+          <w:sz w:val="28"/>
+          <w:szCs w:val="28"/>
+        </w:rPr>
+        <w:t xml:space="preserve"> </w:t>
+      </w:r>
+      <w:r>
+        <w:rPr>
+          <w:rFonts w:ascii="Times New Roman" w:hAnsi="Times New Roman" w:cs="Times New Roman"/>
+          <w:sz w:val="28"/>
+          <w:szCs w:val="28"/>
+          <w:lang w:val="en-US"/>
+        </w:rPr>
+        <w:t>staff</w:t>
+      </w:r>
+      <w:r>
+        <w:rPr>
+          <w:rFonts w:ascii="Times New Roman" w:hAnsi="Times New Roman" w:cs="Times New Roman"/>
+          <w:sz w:val="28"/>
+          <w:szCs w:val="28"/>
+        </w:rPr>
+        <w:t>_</w:t>
+      </w:r>
+      <w:r>
+        <w:rPr>
+          <w:rFonts w:ascii="Times New Roman" w:hAnsi="Times New Roman" w:cs="Times New Roman"/>
+          <w:sz w:val="28"/>
+          <w:szCs w:val="28"/>
+          <w:lang w:val="en-US"/>
+        </w:rPr>
+        <w:t>id</w:t>
+      </w:r>
+      <w:r>
+        <w:rPr>
+          <w:rFonts w:ascii="Times New Roman" w:hAnsi="Times New Roman" w:cs="Times New Roman"/>
+          <w:sz w:val="28"/>
+          <w:szCs w:val="28"/>
+        </w:rPr>
+        <w:t xml:space="preserve"> </w:t>
+      </w:r>
+      <w:r>
+        <w:rPr>
+          <w:rFonts w:ascii="Times New Roman" w:hAnsi="Times New Roman" w:cs="Times New Roman"/>
+          <w:sz w:val="28"/>
+          <w:szCs w:val="28"/>
+        </w:rPr>
+        <w:t>имеет</w:t>
+      </w:r>
+      <w:r>
+        <w:rPr>
+          <w:rFonts w:ascii="Times New Roman" w:hAnsi="Times New Roman" w:cs="Times New Roman"/>
+          <w:sz w:val="28"/>
+          <w:szCs w:val="28"/>
+        </w:rPr>
+        <w:t xml:space="preserve"> </w:t>
+      </w:r>
+      <w:r>
+        <w:rPr>
+          <w:rFonts w:ascii="Times New Roman" w:hAnsi="Times New Roman" w:cs="Times New Roman"/>
+          <w:sz w:val="28"/>
+          <w:szCs w:val="28"/>
+        </w:rPr>
+        <w:t>ограничение</w:t>
+      </w:r>
+      <w:r>
+        <w:rPr>
+          <w:rFonts w:ascii="Times New Roman" w:hAnsi="Times New Roman" w:cs="Times New Roman"/>
+          <w:sz w:val="28"/>
+          <w:szCs w:val="28"/>
+        </w:rPr>
+        <w:t xml:space="preserve"> </w:t>
+      </w:r>
+      <w:r>
+        <w:rPr>
+          <w:rFonts w:ascii="Times New Roman" w:hAnsi="Times New Roman" w:cs="Times New Roman"/>
+          <w:sz w:val="28"/>
+          <w:szCs w:val="28"/>
+        </w:rPr>
+        <w:t>первичного</w:t>
+      </w:r>
+      <w:r>
+        <w:rPr>
+          <w:rFonts w:ascii="Times New Roman" w:hAnsi="Times New Roman" w:cs="Times New Roman"/>
+          <w:sz w:val="28"/>
+          <w:szCs w:val="28"/>
+        </w:rPr>
+        <w:t xml:space="preserve"> </w:t>
+      </w:r>
+      <w:r>
+        <w:rPr>
+          <w:rFonts w:ascii="Times New Roman" w:hAnsi="Times New Roman" w:cs="Times New Roman"/>
+          <w:sz w:val="28"/>
+          <w:szCs w:val="28"/>
+        </w:rPr>
+        <w:t>ключа</w:t>
+      </w:r>
+      <w:r>
+        <w:rPr>
+          <w:rFonts w:ascii="Times New Roman" w:hAnsi="Times New Roman" w:cs="Times New Roman"/>
+          <w:sz w:val="28"/>
+          <w:szCs w:val="28"/>
+        </w:rPr>
+        <w:t xml:space="preserve"> </w:t>
+      </w:r>
+      <w:r>
+        <w:rPr>
+          <w:rFonts w:ascii="Times New Roman" w:hAnsi="Times New Roman" w:cs="Times New Roman"/>
+          <w:sz w:val="28"/>
+          <w:szCs w:val="28"/>
+          <w:lang w:val="en-US"/>
+        </w:rPr>
+        <w:t>PRIMARY</w:t>
+      </w:r>
+      <w:r>
+        <w:rPr>
+          <w:rFonts w:ascii="Times New Roman" w:hAnsi="Times New Roman" w:cs="Times New Roman"/>
+          <w:sz w:val="28"/>
+          <w:szCs w:val="28"/>
+        </w:rPr>
+        <w:t xml:space="preserve"> </w:t>
+      </w:r>
+      <w:r>
+        <w:rPr>
+          <w:rFonts w:ascii="Times New Roman" w:hAnsi="Times New Roman" w:cs="Times New Roman"/>
+          <w:sz w:val="28"/>
+          <w:szCs w:val="28"/>
+          <w:lang w:val="en-US"/>
+        </w:rPr>
+        <w:t>KEY</w:t>
+      </w:r>
+      <w:r>
+        <w:rPr>
+          <w:rFonts w:ascii="Times New Roman" w:hAnsi="Times New Roman" w:cs="Times New Roman"/>
+          <w:sz w:val="28"/>
+          <w:szCs w:val="28"/>
+        </w:rPr>
+        <w:t>.</w:t>
+      </w:r>
+    </w:p>
+    <w:p>
+      <w:pPr>
+        <w:spacing w:after="0" w:line="360" w:lineRule="auto"/>
+        <w:ind w:firstLine="709"/>
+        <w:jc w:val="both"/>
+        <w:rPr>
+          <w:rFonts w:ascii="Times New Roman" w:hAnsi="Times New Roman" w:cs="Times New Roman"/>
+          <w:sz w:val="28"/>
+          <w:szCs w:val="28"/>
+        </w:rPr>
+      </w:pPr>
+      <w:r>
+        <w:rPr>
+          <w:rFonts w:ascii="Times New Roman" w:hAnsi="Times New Roman" w:cs="Times New Roman"/>
+          <w:sz w:val="28"/>
+          <w:szCs w:val="28"/>
+        </w:rPr>
+        <w:t>7</w:t>
+      </w:r>
+      <w:r>
+        <w:rPr>
+          <w:rFonts w:ascii="Times New Roman" w:hAnsi="Times New Roman" w:cs="Times New Roman"/>
+          <w:sz w:val="28"/>
+          <w:szCs w:val="28"/>
+        </w:rPr>
+        <w:t xml:space="preserve">. </w:t>
+      </w:r>
+      <w:r>
+        <w:rPr>
+          <w:rFonts w:ascii="Times New Roman" w:hAnsi="Times New Roman" w:cs="Times New Roman"/>
+          <w:sz w:val="28"/>
+          <w:szCs w:val="28"/>
+        </w:rPr>
+        <w:t xml:space="preserve">Таблица </w:t>
+      </w:r>
+      <w:proofErr w:type="spellStart"/>
+      <w:r>
+        <w:rPr>
+          <w:rFonts w:ascii="Times New Roman" w:hAnsi="Times New Roman" w:cs="Times New Roman"/>
+          <w:i/>
+          <w:iCs/>
+          <w:sz w:val="28"/>
+          <w:szCs w:val="28"/>
+        </w:rPr>
+        <w:t>ResponseStatuses</w:t>
+      </w:r>
+      <w:proofErr w:type="spellEnd"/>
+      <w:r>
+        <w:rPr>
+          <w:rFonts w:ascii="Times New Roman" w:hAnsi="Times New Roman" w:cs="Times New Roman"/>
+          <w:sz w:val="28"/>
+          <w:szCs w:val="28"/>
+        </w:rPr>
+        <w:t> </w:t>
+      </w:r>
+      <w:r>
+        <w:rPr>
+          <w:rFonts w:ascii="Times New Roman" w:hAnsi="Times New Roman" w:cs="Times New Roman"/>
+          <w:sz w:val="28"/>
+          <w:szCs w:val="28"/>
+        </w:rPr>
+        <w:t xml:space="preserve">включает </w:t>
+      </w:r>
+      <w:r>
+        <w:rPr>
+          <w:rFonts w:ascii="Times New Roman" w:hAnsi="Times New Roman" w:cs="Times New Roman"/>
+          <w:sz w:val="28"/>
+          <w:szCs w:val="28"/>
+        </w:rPr>
+        <w:t>два</w:t>
+      </w:r>
+      <w:r>
+        <w:rPr>
+          <w:rFonts w:ascii="Times New Roman" w:hAnsi="Times New Roman" w:cs="Times New Roman"/>
+          <w:sz w:val="28"/>
+          <w:szCs w:val="28"/>
+        </w:rPr>
+        <w:t xml:space="preserve"> полей:</w:t>
+      </w:r>
+    </w:p>
+    <w:p>
+      <w:pPr>
+        <w:pStyle w:val="a3"/>
         <w:numPr>
           <w:ilvl w:val="0"/>
-          <w:numId w:val="5"/>
+          <w:numId w:val="16"/>
         </w:numPr>
         <w:spacing w:after="0" w:line="360" w:lineRule="auto"/>
         <w:ind w:left="0" w:firstLine="709"/>
@@ -4066,30 +4789,33 @@
           <w:lang w:val="en-US"/>
         </w:rPr>
       </w:pPr>
-      <w:r>
-        <w:rPr>
-          <w:rFonts w:ascii="Times New Roman" w:hAnsi="Times New Roman" w:cs="Times New Roman"/>
-          <w:sz w:val="28"/>
-          <w:szCs w:val="28"/>
-        </w:rPr>
-        <w:t>Поле</w:t>
-      </w:r>
-      <w:r>
-        <w:rPr>
-          <w:rFonts w:ascii="Times New Roman" w:hAnsi="Times New Roman" w:cs="Times New Roman"/>
-          <w:sz w:val="28"/>
-          <w:szCs w:val="28"/>
-          <w:lang w:val="en-US"/>
-        </w:rPr>
-        <w:t xml:space="preserve"> staff_id </w:t>
-      </w:r>
-      <w:r>
-        <w:rPr>
-          <w:rFonts w:ascii="Times New Roman" w:hAnsi="Times New Roman" w:cs="Times New Roman"/>
-          <w:sz w:val="28"/>
-          <w:szCs w:val="28"/>
-        </w:rPr>
-        <w:t>имеет</w:t>
+      <w:proofErr w:type="spellStart"/>
+      <w:r>
+        <w:rPr>
+          <w:rFonts w:ascii="Times New Roman" w:hAnsi="Times New Roman" w:cs="Times New Roman"/>
+          <w:sz w:val="28"/>
+          <w:szCs w:val="28"/>
+          <w:lang w:val="en-US"/>
+        </w:rPr>
+        <w:t>status_id</w:t>
+      </w:r>
+      <w:proofErr w:type="spellEnd"/>
+      <w:r>
+        <w:rPr>
+          <w:rFonts w:ascii="Times New Roman" w:hAnsi="Times New Roman" w:cs="Times New Roman"/>
+          <w:sz w:val="28"/>
+          <w:szCs w:val="28"/>
+          <w:lang w:val="en-US"/>
+        </w:rPr>
+        <w:t xml:space="preserve"> – </w:t>
+      </w:r>
+      <w:r>
+        <w:rPr>
+          <w:rFonts w:ascii="Times New Roman" w:hAnsi="Times New Roman" w:cs="Times New Roman"/>
+          <w:sz w:val="28"/>
+          <w:szCs w:val="28"/>
+        </w:rPr>
+        <w:t>уникальный</w:t>
       </w:r>
       <w:r>
         <w:rPr>
@@ -4106,7 +4832,7 @@
           <w:sz w:val="28"/>
           <w:szCs w:val="28"/>
         </w:rPr>
-        <w:t>ограничение</w:t>
+        <w:t>код</w:t>
       </w:r>
       <w:r>
         <w:rPr>
@@ -4123,87 +4849,52 @@
           <w:sz w:val="28"/>
           <w:szCs w:val="28"/>
         </w:rPr>
-        <w:t>первичного</w:t>
-      </w:r>
-      <w:r>
-        <w:rPr>
-          <w:rFonts w:ascii="Times New Roman" w:hAnsi="Times New Roman" w:cs="Times New Roman"/>
-          <w:sz w:val="28"/>
-          <w:szCs w:val="28"/>
-          <w:lang w:val="en-US"/>
-        </w:rPr>
-        <w:t xml:space="preserve"> </w:t>
-      </w:r>
-      <w:r>
-        <w:rPr>
-          <w:rFonts w:ascii="Times New Roman" w:hAnsi="Times New Roman" w:cs="Times New Roman"/>
-          <w:sz w:val="28"/>
-          <w:szCs w:val="28"/>
-        </w:rPr>
-        <w:t>ключа</w:t>
-      </w:r>
-      <w:r>
-        <w:rPr>
-          <w:rFonts w:ascii="Times New Roman" w:hAnsi="Times New Roman" w:cs="Times New Roman"/>
-          <w:sz w:val="28"/>
-          <w:szCs w:val="28"/>
-          <w:lang w:val="en-US"/>
-        </w:rPr>
-        <w:t xml:space="preserve"> PRIMARY KEY.</w:t>
-      </w:r>
-    </w:p>
-    <w:p>
-      <w:pPr>
-        <w:spacing w:after="0" w:line="360" w:lineRule="auto"/>
-        <w:ind w:firstLine="709"/>
-        <w:jc w:val="both"/>
-        <w:rPr>
-          <w:rFonts w:ascii="Times New Roman" w:hAnsi="Times New Roman" w:cs="Times New Roman"/>
-          <w:sz w:val="28"/>
-          <w:szCs w:val="28"/>
-        </w:rPr>
-      </w:pPr>
-      <w:r>
-        <w:rPr>
-          <w:rFonts w:ascii="Times New Roman" w:hAnsi="Times New Roman" w:cs="Times New Roman"/>
-          <w:sz w:val="28"/>
-          <w:szCs w:val="28"/>
-        </w:rPr>
-        <w:t xml:space="preserve">6. </w:t>
-      </w:r>
-      <w:r>
-        <w:rPr>
-          <w:rFonts w:ascii="Times New Roman" w:hAnsi="Times New Roman" w:cs="Times New Roman"/>
-          <w:sz w:val="28"/>
-          <w:szCs w:val="28"/>
-        </w:rPr>
-        <w:t xml:space="preserve">Таблица </w:t>
-      </w:r>
-      <w:proofErr w:type="spellStart"/>
-      <w:r>
-        <w:rPr>
-          <w:rFonts w:ascii="Times New Roman" w:hAnsi="Times New Roman" w:cs="Times New Roman"/>
-          <w:sz w:val="28"/>
-          <w:szCs w:val="28"/>
-        </w:rPr>
-        <w:t>Applications</w:t>
-      </w:r>
-      <w:proofErr w:type="spellEnd"/>
-      <w:r>
-        <w:rPr>
-          <w:rFonts w:ascii="Times New Roman" w:hAnsi="Times New Roman" w:cs="Times New Roman"/>
-          <w:sz w:val="28"/>
-          <w:szCs w:val="28"/>
-        </w:rPr>
-        <w:t xml:space="preserve"> включает шесть полей:</w:t>
-      </w:r>
+        <w:t>статуса</w:t>
+      </w:r>
+      <w:r>
+        <w:rPr>
+          <w:rFonts w:ascii="Times New Roman" w:hAnsi="Times New Roman" w:cs="Times New Roman"/>
+          <w:sz w:val="28"/>
+          <w:szCs w:val="28"/>
+          <w:lang w:val="en-US"/>
+        </w:rPr>
+        <w:t xml:space="preserve">, </w:t>
+      </w:r>
+      <w:r>
+        <w:rPr>
+          <w:rFonts w:ascii="Times New Roman" w:hAnsi="Times New Roman" w:cs="Times New Roman"/>
+          <w:sz w:val="28"/>
+          <w:szCs w:val="28"/>
+        </w:rPr>
+        <w:t>тип</w:t>
+      </w:r>
+      <w:r>
+        <w:rPr>
+          <w:rFonts w:ascii="Times New Roman" w:hAnsi="Times New Roman" w:cs="Times New Roman"/>
+          <w:sz w:val="28"/>
+          <w:szCs w:val="28"/>
+          <w:lang w:val="en-US"/>
+        </w:rPr>
+        <w:t xml:space="preserve"> integer, NOT </w:t>
+      </w:r>
+      <w:proofErr w:type="gramStart"/>
+      <w:r>
+        <w:rPr>
+          <w:rFonts w:ascii="Times New Roman" w:hAnsi="Times New Roman" w:cs="Times New Roman"/>
+          <w:sz w:val="28"/>
+          <w:szCs w:val="28"/>
+          <w:lang w:val="en-US"/>
+        </w:rPr>
+        <w:t>NULL;</w:t>
+      </w:r>
+      <w:proofErr w:type="gramEnd"/>
     </w:p>
     <w:p>
       <w:pPr>
         <w:pStyle w:val="a3"/>
         <w:numPr>
           <w:ilvl w:val="0"/>
-          <w:numId w:val="6"/>
+          <w:numId w:val="16"/>
         </w:numPr>
         <w:spacing w:after="0" w:line="360" w:lineRule="auto"/>
         <w:ind w:left="0" w:firstLine="709"/>
@@ -4213,43 +4904,194 @@
           <w:rFonts w:ascii="Times New Roman" w:hAnsi="Times New Roman" w:cs="Times New Roman"/>
           <w:sz w:val="28"/>
           <w:szCs w:val="28"/>
-        </w:rPr>
-      </w:pPr>
-      <w:proofErr w:type="spellStart"/>
-      <w:r>
-        <w:rPr>
-          <w:rFonts w:ascii="Times New Roman" w:hAnsi="Times New Roman" w:cs="Times New Roman"/>
-          <w:sz w:val="28"/>
-          <w:szCs w:val="28"/>
-        </w:rPr>
-        <w:t>app_id</w:t>
-      </w:r>
-      <w:proofErr w:type="spellEnd"/>
-      <w:r>
-        <w:rPr>
-          <w:rFonts w:ascii="Times New Roman" w:hAnsi="Times New Roman" w:cs="Times New Roman"/>
-          <w:sz w:val="28"/>
-          <w:szCs w:val="28"/>
-        </w:rPr>
-        <w:t xml:space="preserve"> – уникальный код заявки, тип </w:t>
-      </w:r>
-      <w:proofErr w:type="spellStart"/>
-      <w:r>
-        <w:rPr>
-          <w:rFonts w:ascii="Times New Roman" w:hAnsi="Times New Roman" w:cs="Times New Roman"/>
-          <w:sz w:val="28"/>
-          <w:szCs w:val="28"/>
-        </w:rPr>
-        <w:t>integer</w:t>
-      </w:r>
-      <w:proofErr w:type="spellEnd"/>
-      <w:r>
-        <w:rPr>
-          <w:rFonts w:ascii="Times New Roman" w:hAnsi="Times New Roman" w:cs="Times New Roman"/>
-          <w:sz w:val="28"/>
-          <w:szCs w:val="28"/>
-        </w:rPr>
-        <w:t>, NOT NULL;</w:t>
+          <w:lang w:val="en-US"/>
+        </w:rPr>
+      </w:pPr>
+      <w:proofErr w:type="spellStart"/>
+      <w:r>
+        <w:rPr>
+          <w:rFonts w:ascii="Times New Roman" w:hAnsi="Times New Roman" w:cs="Times New Roman"/>
+          <w:sz w:val="28"/>
+          <w:szCs w:val="28"/>
+          <w:lang w:val="en-US"/>
+        </w:rPr>
+        <w:t>status_name</w:t>
+      </w:r>
+      <w:proofErr w:type="spellEnd"/>
+      <w:r>
+        <w:rPr>
+          <w:rFonts w:ascii="Times New Roman" w:hAnsi="Times New Roman" w:cs="Times New Roman"/>
+          <w:sz w:val="28"/>
+          <w:szCs w:val="28"/>
+          <w:lang w:val="en-US"/>
+        </w:rPr>
+        <w:t xml:space="preserve"> – </w:t>
+      </w:r>
+      <w:r>
+        <w:rPr>
+          <w:rFonts w:ascii="Times New Roman" w:hAnsi="Times New Roman" w:cs="Times New Roman"/>
+          <w:sz w:val="28"/>
+          <w:szCs w:val="28"/>
+        </w:rPr>
+        <w:t>наименование</w:t>
+      </w:r>
+      <w:r>
+        <w:rPr>
+          <w:rFonts w:ascii="Times New Roman" w:hAnsi="Times New Roman" w:cs="Times New Roman"/>
+          <w:sz w:val="28"/>
+          <w:szCs w:val="28"/>
+          <w:lang w:val="en-US"/>
+        </w:rPr>
+        <w:t xml:space="preserve"> </w:t>
+      </w:r>
+      <w:r>
+        <w:rPr>
+          <w:rFonts w:ascii="Times New Roman" w:hAnsi="Times New Roman" w:cs="Times New Roman"/>
+          <w:sz w:val="28"/>
+          <w:szCs w:val="28"/>
+        </w:rPr>
+        <w:t>статуса</w:t>
+      </w:r>
+      <w:r>
+        <w:rPr>
+          <w:rFonts w:ascii="Times New Roman" w:hAnsi="Times New Roman" w:cs="Times New Roman"/>
+          <w:sz w:val="28"/>
+          <w:szCs w:val="28"/>
+          <w:lang w:val="en-US"/>
+        </w:rPr>
+        <w:t xml:space="preserve">, </w:t>
+      </w:r>
+      <w:r>
+        <w:rPr>
+          <w:rFonts w:ascii="Times New Roman" w:hAnsi="Times New Roman" w:cs="Times New Roman"/>
+          <w:sz w:val="28"/>
+          <w:szCs w:val="28"/>
+        </w:rPr>
+        <w:t>тип</w:t>
+      </w:r>
+      <w:r>
+        <w:rPr>
+          <w:rFonts w:ascii="Times New Roman" w:hAnsi="Times New Roman" w:cs="Times New Roman"/>
+          <w:sz w:val="28"/>
+          <w:szCs w:val="28"/>
+          <w:lang w:val="en-US"/>
+        </w:rPr>
+        <w:t xml:space="preserve"> text, NOT NULL.</w:t>
+      </w:r>
+    </w:p>
+    <w:p>
+      <w:pPr>
+        <w:spacing w:after="0" w:line="360" w:lineRule="auto"/>
+        <w:ind w:firstLine="709"/>
+        <w:rPr>
+          <w:rFonts w:ascii="Times New Roman" w:hAnsi="Times New Roman" w:cs="Times New Roman"/>
+          <w:sz w:val="28"/>
+          <w:szCs w:val="28"/>
+        </w:rPr>
+      </w:pPr>
+      <w:r>
+        <w:rPr>
+          <w:rFonts w:ascii="Times New Roman" w:hAnsi="Times New Roman" w:cs="Times New Roman"/>
+          <w:sz w:val="28"/>
+          <w:szCs w:val="28"/>
+        </w:rPr>
+        <w:t xml:space="preserve">Поле </w:t>
+      </w:r>
+      <w:proofErr w:type="spellStart"/>
+      <w:r>
+        <w:rPr>
+          <w:rFonts w:ascii="Times New Roman" w:hAnsi="Times New Roman" w:cs="Times New Roman"/>
+          <w:sz w:val="28"/>
+          <w:szCs w:val="28"/>
+        </w:rPr>
+        <w:t>status_id</w:t>
+      </w:r>
+      <w:proofErr w:type="spellEnd"/>
+      <w:r>
+        <w:rPr>
+          <w:rFonts w:ascii="Times New Roman" w:hAnsi="Times New Roman" w:cs="Times New Roman"/>
+          <w:sz w:val="28"/>
+          <w:szCs w:val="28"/>
+        </w:rPr>
+        <w:t xml:space="preserve"> имеет ограничение первичного ключа PRIMARY KEY.</w:t>
+      </w:r>
+    </w:p>
+    <w:p>
+      <w:pPr>
+        <w:spacing w:after="0" w:line="360" w:lineRule="auto"/>
+        <w:ind w:firstLine="709"/>
+        <w:jc w:val="both"/>
+        <w:rPr>
+          <w:rFonts w:ascii="Times New Roman" w:hAnsi="Times New Roman" w:cs="Times New Roman"/>
+          <w:sz w:val="28"/>
+          <w:szCs w:val="28"/>
+        </w:rPr>
+      </w:pPr>
+      <w:r>
+        <w:rPr>
+          <w:rFonts w:ascii="Times New Roman" w:hAnsi="Times New Roman" w:cs="Times New Roman"/>
+          <w:sz w:val="28"/>
+          <w:szCs w:val="28"/>
+        </w:rPr>
+        <w:t>8</w:t>
+      </w:r>
+      <w:r>
+        <w:rPr>
+          <w:rFonts w:ascii="Times New Roman" w:hAnsi="Times New Roman" w:cs="Times New Roman"/>
+          <w:sz w:val="28"/>
+          <w:szCs w:val="28"/>
+        </w:rPr>
+        <w:t xml:space="preserve">. </w:t>
+      </w:r>
+      <w:r>
+        <w:rPr>
+          <w:rFonts w:ascii="Times New Roman" w:hAnsi="Times New Roman" w:cs="Times New Roman"/>
+          <w:sz w:val="28"/>
+          <w:szCs w:val="28"/>
+        </w:rPr>
+        <w:t xml:space="preserve">Таблица </w:t>
+      </w:r>
+      <w:proofErr w:type="spellStart"/>
+      <w:r>
+        <w:rPr>
+          <w:rFonts w:ascii="Times New Roman" w:hAnsi="Times New Roman" w:cs="Times New Roman"/>
+          <w:sz w:val="28"/>
+          <w:szCs w:val="28"/>
+        </w:rPr>
+        <w:t>Responses</w:t>
+      </w:r>
+      <w:proofErr w:type="spellEnd"/>
+      <w:r>
+        <w:rPr>
+          <w:rFonts w:ascii="Times New Roman" w:hAnsi="Times New Roman" w:cs="Times New Roman"/>
+          <w:sz w:val="28"/>
+          <w:szCs w:val="28"/>
+        </w:rPr>
+        <w:t xml:space="preserve"> </w:t>
+      </w:r>
+      <w:r>
+        <w:rPr>
+          <w:rFonts w:ascii="Times New Roman" w:hAnsi="Times New Roman" w:cs="Times New Roman"/>
+          <w:sz w:val="28"/>
+          <w:szCs w:val="28"/>
+        </w:rPr>
+        <w:t xml:space="preserve">включает </w:t>
+      </w:r>
+      <w:r>
+        <w:rPr>
+          <w:rFonts w:ascii="Times New Roman" w:hAnsi="Times New Roman" w:cs="Times New Roman"/>
+          <w:sz w:val="28"/>
+          <w:szCs w:val="28"/>
+        </w:rPr>
+        <w:t>шесть</w:t>
+      </w:r>
+      <w:r>
+        <w:rPr>
+          <w:rFonts w:ascii="Times New Roman" w:hAnsi="Times New Roman" w:cs="Times New Roman"/>
+          <w:sz w:val="28"/>
+          <w:szCs w:val="28"/>
+        </w:rPr>
+        <w:t xml:space="preserve"> полей:</w:t>
       </w:r>
     </w:p>
     <w:p>
@@ -4257,7 +5099,7 @@
         <w:pStyle w:val="a3"/>
         <w:numPr>
           <w:ilvl w:val="0"/>
-          <w:numId w:val="6"/>
+          <w:numId w:val="17"/>
         </w:numPr>
         <w:spacing w:after="0" w:line="360" w:lineRule="auto"/>
         <w:ind w:left="0" w:firstLine="709"/>
@@ -4267,102 +5109,43 @@
           <w:rFonts w:ascii="Times New Roman" w:hAnsi="Times New Roman" w:cs="Times New Roman"/>
           <w:sz w:val="28"/>
           <w:szCs w:val="28"/>
-          <w:lang w:val="en-US"/>
-        </w:rPr>
-      </w:pPr>
-      <w:r>
-        <w:rPr>
-          <w:rFonts w:ascii="Times New Roman" w:hAnsi="Times New Roman" w:cs="Times New Roman"/>
-          <w:sz w:val="28"/>
-          <w:szCs w:val="28"/>
-          <w:lang w:val="en-US"/>
-        </w:rPr>
-        <w:t xml:space="preserve">app_applicant_id – </w:t>
-      </w:r>
-      <w:r>
-        <w:rPr>
-          <w:rFonts w:ascii="Times New Roman" w:hAnsi="Times New Roman" w:cs="Times New Roman"/>
-          <w:sz w:val="28"/>
-          <w:szCs w:val="28"/>
-        </w:rPr>
-        <w:t>код</w:t>
-      </w:r>
-      <w:r>
-        <w:rPr>
-          <w:rFonts w:ascii="Times New Roman" w:hAnsi="Times New Roman" w:cs="Times New Roman"/>
-          <w:sz w:val="28"/>
-          <w:szCs w:val="28"/>
-          <w:lang w:val="en-US"/>
-        </w:rPr>
-        <w:t xml:space="preserve"> </w:t>
-      </w:r>
-      <w:r>
-        <w:rPr>
-          <w:rFonts w:ascii="Times New Roman" w:hAnsi="Times New Roman" w:cs="Times New Roman"/>
-          <w:sz w:val="28"/>
-          <w:szCs w:val="28"/>
-        </w:rPr>
-        <w:t>соискателя</w:t>
-      </w:r>
-      <w:r>
-        <w:rPr>
-          <w:rFonts w:ascii="Times New Roman" w:hAnsi="Times New Roman" w:cs="Times New Roman"/>
-          <w:sz w:val="28"/>
-          <w:szCs w:val="28"/>
-          <w:lang w:val="en-US"/>
-        </w:rPr>
-        <w:t xml:space="preserve"> </w:t>
-      </w:r>
-      <w:r>
-        <w:rPr>
-          <w:rFonts w:ascii="Times New Roman" w:hAnsi="Times New Roman" w:cs="Times New Roman"/>
-          <w:sz w:val="28"/>
-          <w:szCs w:val="28"/>
-        </w:rPr>
-        <w:t>из</w:t>
-      </w:r>
-      <w:r>
-        <w:rPr>
-          <w:rFonts w:ascii="Times New Roman" w:hAnsi="Times New Roman" w:cs="Times New Roman"/>
-          <w:sz w:val="28"/>
-          <w:szCs w:val="28"/>
-          <w:lang w:val="en-US"/>
-        </w:rPr>
-        <w:t xml:space="preserve"> </w:t>
-      </w:r>
-      <w:r>
-        <w:rPr>
-          <w:rFonts w:ascii="Times New Roman" w:hAnsi="Times New Roman" w:cs="Times New Roman"/>
-          <w:sz w:val="28"/>
-          <w:szCs w:val="28"/>
-        </w:rPr>
-        <w:t>таблицы</w:t>
-      </w:r>
-      <w:r>
-        <w:rPr>
-          <w:rFonts w:ascii="Times New Roman" w:hAnsi="Times New Roman" w:cs="Times New Roman"/>
-          <w:sz w:val="28"/>
-          <w:szCs w:val="28"/>
-          <w:lang w:val="en-US"/>
-        </w:rPr>
-        <w:t xml:space="preserve"> Applicants, </w:t>
-      </w:r>
-      <w:r>
-        <w:rPr>
-          <w:rFonts w:ascii="Times New Roman" w:hAnsi="Times New Roman" w:cs="Times New Roman"/>
-          <w:sz w:val="28"/>
-          <w:szCs w:val="28"/>
-        </w:rPr>
-        <w:t>тип</w:t>
-      </w:r>
-      <w:r>
-        <w:rPr>
-          <w:rFonts w:ascii="Times New Roman" w:hAnsi="Times New Roman" w:cs="Times New Roman"/>
-          <w:sz w:val="28"/>
-          <w:szCs w:val="28"/>
-          <w:lang w:val="en-US"/>
-        </w:rPr>
-        <w:t xml:space="preserve"> integer, NOT NULL;</w:t>
+        </w:rPr>
+      </w:pPr>
+      <w:proofErr w:type="spellStart"/>
+      <w:r>
+        <w:rPr>
+          <w:rFonts w:ascii="Times New Roman" w:hAnsi="Times New Roman" w:cs="Times New Roman"/>
+          <w:sz w:val="28"/>
+          <w:szCs w:val="28"/>
+        </w:rPr>
+        <w:t>resp_id</w:t>
+      </w:r>
+      <w:proofErr w:type="spellEnd"/>
+      <w:r>
+        <w:rPr>
+          <w:rFonts w:ascii="Times New Roman" w:hAnsi="Times New Roman" w:cs="Times New Roman"/>
+          <w:sz w:val="28"/>
+          <w:szCs w:val="28"/>
+        </w:rPr>
+        <w:t xml:space="preserve"> – уникальный код отклика, тип </w:t>
+      </w:r>
+      <w:proofErr w:type="spellStart"/>
+      <w:r>
+        <w:rPr>
+          <w:rFonts w:ascii="Times New Roman" w:hAnsi="Times New Roman" w:cs="Times New Roman"/>
+          <w:sz w:val="28"/>
+          <w:szCs w:val="28"/>
+        </w:rPr>
+        <w:t>integer</w:t>
+      </w:r>
+      <w:proofErr w:type="spellEnd"/>
+      <w:r>
+        <w:rPr>
+          <w:rFonts w:ascii="Times New Roman" w:hAnsi="Times New Roman" w:cs="Times New Roman"/>
+          <w:sz w:val="28"/>
+          <w:szCs w:val="28"/>
+        </w:rPr>
+        <w:t>, NOT NULL;</w:t>
       </w:r>
     </w:p>
     <w:p>
@@ -4370,7 +5153,7 @@
         <w:pStyle w:val="a3"/>
         <w:numPr>
           <w:ilvl w:val="0"/>
-          <w:numId w:val="6"/>
+          <w:numId w:val="17"/>
         </w:numPr>
         <w:spacing w:after="0" w:line="360" w:lineRule="auto"/>
         <w:ind w:left="0" w:firstLine="709"/>
@@ -4391,7 +5174,7 @@
           <w:szCs w:val="28"/>
           <w:lang w:val="en-US"/>
         </w:rPr>
-        <w:t>app_vacancy_id</w:t>
+        <w:t>resp_vacancy_id</w:t>
       </w:r>
       <w:proofErr w:type="spellEnd"/>
       <w:r>
@@ -4486,15 +5269,26 @@
           <w:szCs w:val="28"/>
           <w:lang w:val="en-US"/>
         </w:rPr>
-        <w:t xml:space="preserve"> integer, NOT NULL;</w:t>
-      </w:r>
+        <w:t xml:space="preserve"> integer, NOT </w:t>
+      </w:r>
+      <w:proofErr w:type="gramStart"/>
+      <w:r>
+        <w:rPr>
+          <w:rFonts w:ascii="Times New Roman" w:hAnsi="Times New Roman" w:cs="Times New Roman"/>
+          <w:sz w:val="28"/>
+          <w:szCs w:val="28"/>
+          <w:lang w:val="en-US"/>
+        </w:rPr>
+        <w:t>NULL;</w:t>
+      </w:r>
+      <w:proofErr w:type="gramEnd"/>
     </w:p>
     <w:p>
       <w:pPr>
         <w:pStyle w:val="a3"/>
         <w:numPr>
           <w:ilvl w:val="0"/>
-          <w:numId w:val="6"/>
+          <w:numId w:val="17"/>
         </w:numPr>
         <w:spacing w:after="0" w:line="360" w:lineRule="auto"/>
         <w:ind w:left="0" w:firstLine="709"/>
@@ -4515,7 +5309,7 @@
           <w:szCs w:val="28"/>
           <w:lang w:val="en-US"/>
         </w:rPr>
-        <w:t>app_date</w:t>
+        <w:t>resp_resume_id</w:t>
       </w:r>
       <w:proofErr w:type="spellEnd"/>
       <w:r>
@@ -4533,7 +5327,7 @@
           <w:sz w:val="28"/>
           <w:szCs w:val="28"/>
         </w:rPr>
-        <w:t>дата</w:t>
+        <w:t>код</w:t>
       </w:r>
       <w:r>
         <w:rPr>
@@ -4550,7 +5344,7 @@
           <w:sz w:val="28"/>
           <w:szCs w:val="28"/>
         </w:rPr>
-        <w:t>подачи</w:t>
+        <w:t>резюме</w:t>
       </w:r>
       <w:r>
         <w:rPr>
@@ -4567,16 +5361,33 @@
           <w:sz w:val="28"/>
           <w:szCs w:val="28"/>
         </w:rPr>
-        <w:t>заявки</w:t>
-      </w:r>
-      <w:r>
-        <w:rPr>
-          <w:rFonts w:ascii="Times New Roman" w:hAnsi="Times New Roman" w:cs="Times New Roman"/>
-          <w:sz w:val="28"/>
-          <w:szCs w:val="28"/>
-          <w:lang w:val="en-US"/>
-        </w:rPr>
-        <w:t xml:space="preserve">, </w:t>
+        <w:t>из</w:t>
+      </w:r>
+      <w:r>
+        <w:rPr>
+          <w:rFonts w:ascii="Times New Roman" w:hAnsi="Times New Roman" w:cs="Times New Roman"/>
+          <w:sz w:val="28"/>
+          <w:szCs w:val="28"/>
+          <w:lang w:val="en-US"/>
+        </w:rPr>
+        <w:t xml:space="preserve"> </w:t>
+      </w:r>
+      <w:r>
+        <w:rPr>
+          <w:rFonts w:ascii="Times New Roman" w:hAnsi="Times New Roman" w:cs="Times New Roman"/>
+          <w:sz w:val="28"/>
+          <w:szCs w:val="28"/>
+        </w:rPr>
+        <w:t>таблицы</w:t>
+      </w:r>
+      <w:r>
+        <w:rPr>
+          <w:rFonts w:ascii="Times New Roman" w:hAnsi="Times New Roman" w:cs="Times New Roman"/>
+          <w:sz w:val="28"/>
+          <w:szCs w:val="28"/>
+          <w:lang w:val="en-US"/>
+        </w:rPr>
+        <w:t xml:space="preserve"> Resumes, </w:t>
       </w:r>
       <w:r>
         <w:rPr>
@@ -4593,15 +5404,26 @@
           <w:szCs w:val="28"/>
           <w:lang w:val="en-US"/>
         </w:rPr>
-        <w:t xml:space="preserve"> date, NOT NULL;</w:t>
-      </w:r>
+        <w:t xml:space="preserve"> integer, NOT </w:t>
+      </w:r>
+      <w:proofErr w:type="gramStart"/>
+      <w:r>
+        <w:rPr>
+          <w:rFonts w:ascii="Times New Roman" w:hAnsi="Times New Roman" w:cs="Times New Roman"/>
+          <w:sz w:val="28"/>
+          <w:szCs w:val="28"/>
+          <w:lang w:val="en-US"/>
+        </w:rPr>
+        <w:t>NULL;</w:t>
+      </w:r>
+      <w:proofErr w:type="gramEnd"/>
     </w:p>
     <w:p>
       <w:pPr>
         <w:pStyle w:val="a3"/>
         <w:numPr>
           <w:ilvl w:val="0"/>
-          <w:numId w:val="6"/>
+          <w:numId w:val="17"/>
         </w:numPr>
         <w:spacing w:after="0" w:line="360" w:lineRule="auto"/>
         <w:ind w:left="0" w:firstLine="709"/>
@@ -4611,79 +5433,43 @@
           <w:rFonts w:ascii="Times New Roman" w:hAnsi="Times New Roman" w:cs="Times New Roman"/>
           <w:sz w:val="28"/>
           <w:szCs w:val="28"/>
-          <w:lang w:val="en-US"/>
-        </w:rPr>
-      </w:pPr>
-      <w:proofErr w:type="spellStart"/>
-      <w:r>
-        <w:rPr>
-          <w:rFonts w:ascii="Times New Roman" w:hAnsi="Times New Roman" w:cs="Times New Roman"/>
-          <w:sz w:val="28"/>
-          <w:szCs w:val="28"/>
-          <w:lang w:val="en-US"/>
-        </w:rPr>
-        <w:t>app_status</w:t>
-      </w:r>
-      <w:proofErr w:type="spellEnd"/>
-      <w:r>
-        <w:rPr>
-          <w:rFonts w:ascii="Times New Roman" w:hAnsi="Times New Roman" w:cs="Times New Roman"/>
-          <w:sz w:val="28"/>
-          <w:szCs w:val="28"/>
-          <w:lang w:val="en-US"/>
-        </w:rPr>
-        <w:t xml:space="preserve"> – </w:t>
-      </w:r>
-      <w:r>
-        <w:rPr>
-          <w:rFonts w:ascii="Times New Roman" w:hAnsi="Times New Roman" w:cs="Times New Roman"/>
-          <w:sz w:val="28"/>
-          <w:szCs w:val="28"/>
-        </w:rPr>
-        <w:t>статус</w:t>
-      </w:r>
-      <w:r>
-        <w:rPr>
-          <w:rFonts w:ascii="Times New Roman" w:hAnsi="Times New Roman" w:cs="Times New Roman"/>
-          <w:sz w:val="28"/>
-          <w:szCs w:val="28"/>
-          <w:lang w:val="en-US"/>
-        </w:rPr>
-        <w:t xml:space="preserve"> </w:t>
-      </w:r>
-      <w:r>
-        <w:rPr>
-          <w:rFonts w:ascii="Times New Roman" w:hAnsi="Times New Roman" w:cs="Times New Roman"/>
-          <w:sz w:val="28"/>
-          <w:szCs w:val="28"/>
-        </w:rPr>
-        <w:t>заявки</w:t>
-      </w:r>
-      <w:r>
-        <w:rPr>
-          <w:rFonts w:ascii="Times New Roman" w:hAnsi="Times New Roman" w:cs="Times New Roman"/>
-          <w:sz w:val="28"/>
-          <w:szCs w:val="28"/>
-          <w:lang w:val="en-US"/>
-        </w:rPr>
-        <w:t xml:space="preserve">, </w:t>
-      </w:r>
-      <w:r>
-        <w:rPr>
-          <w:rFonts w:ascii="Times New Roman" w:hAnsi="Times New Roman" w:cs="Times New Roman"/>
-          <w:sz w:val="28"/>
-          <w:szCs w:val="28"/>
-        </w:rPr>
-        <w:t>тип</w:t>
-      </w:r>
-      <w:r>
-        <w:rPr>
-          <w:rFonts w:ascii="Times New Roman" w:hAnsi="Times New Roman" w:cs="Times New Roman"/>
-          <w:sz w:val="28"/>
-          <w:szCs w:val="28"/>
-          <w:lang w:val="en-US"/>
-        </w:rPr>
-        <w:t xml:space="preserve"> text, NOT NULL;</w:t>
+        </w:rPr>
+      </w:pPr>
+      <w:proofErr w:type="spellStart"/>
+      <w:r>
+        <w:rPr>
+          <w:rFonts w:ascii="Times New Roman" w:hAnsi="Times New Roman" w:cs="Times New Roman"/>
+          <w:sz w:val="28"/>
+          <w:szCs w:val="28"/>
+        </w:rPr>
+        <w:t>resp_date</w:t>
+      </w:r>
+      <w:proofErr w:type="spellEnd"/>
+      <w:r>
+        <w:rPr>
+          <w:rFonts w:ascii="Times New Roman" w:hAnsi="Times New Roman" w:cs="Times New Roman"/>
+          <w:sz w:val="28"/>
+          <w:szCs w:val="28"/>
+        </w:rPr>
+        <w:t xml:space="preserve"> – дата отправки отклика, тип </w:t>
+      </w:r>
+      <w:proofErr w:type="spellStart"/>
+      <w:r>
+        <w:rPr>
+          <w:rFonts w:ascii="Times New Roman" w:hAnsi="Times New Roman" w:cs="Times New Roman"/>
+          <w:sz w:val="28"/>
+          <w:szCs w:val="28"/>
+        </w:rPr>
+        <w:t>date</w:t>
+      </w:r>
+      <w:proofErr w:type="spellEnd"/>
+      <w:r>
+        <w:rPr>
+          <w:rFonts w:ascii="Times New Roman" w:hAnsi="Times New Roman" w:cs="Times New Roman"/>
+          <w:sz w:val="28"/>
+          <w:szCs w:val="28"/>
+        </w:rPr>
+        <w:t>, NOT NULL;</w:t>
       </w:r>
     </w:p>
     <w:p>
@@ -4691,7 +5477,7 @@
         <w:pStyle w:val="a3"/>
         <w:numPr>
           <w:ilvl w:val="0"/>
-          <w:numId w:val="6"/>
+          <w:numId w:val="17"/>
         </w:numPr>
         <w:spacing w:after="0" w:line="360" w:lineRule="auto"/>
         <w:ind w:left="0" w:firstLine="709"/>
@@ -4701,323 +5487,152 @@
           <w:rFonts w:ascii="Times New Roman" w:hAnsi="Times New Roman" w:cs="Times New Roman"/>
           <w:sz w:val="28"/>
           <w:szCs w:val="28"/>
-        </w:rPr>
-      </w:pPr>
-      <w:r>
-        <w:rPr>
-          <w:rFonts w:ascii="Times New Roman" w:hAnsi="Times New Roman" w:cs="Times New Roman"/>
-          <w:sz w:val="28"/>
-          <w:szCs w:val="28"/>
-        </w:rPr>
-        <w:t xml:space="preserve">app_staff_id – код сотрудника, ведущего заявку, из таблицы </w:t>
-      </w:r>
-      <w:proofErr w:type="spellStart"/>
-      <w:r>
-        <w:rPr>
-          <w:rFonts w:ascii="Times New Roman" w:hAnsi="Times New Roman" w:cs="Times New Roman"/>
-          <w:sz w:val="28"/>
-          <w:szCs w:val="28"/>
-        </w:rPr>
-        <w:t>Staff</w:t>
-      </w:r>
-      <w:proofErr w:type="spellEnd"/>
-      <w:r>
-        <w:rPr>
-          <w:rFonts w:ascii="Times New Roman" w:hAnsi="Times New Roman" w:cs="Times New Roman"/>
-          <w:sz w:val="28"/>
-          <w:szCs w:val="28"/>
-        </w:rPr>
-        <w:t xml:space="preserve">, тип </w:t>
-      </w:r>
-      <w:proofErr w:type="spellStart"/>
-      <w:r>
-        <w:rPr>
-          <w:rFonts w:ascii="Times New Roman" w:hAnsi="Times New Roman" w:cs="Times New Roman"/>
-          <w:sz w:val="28"/>
-          <w:szCs w:val="28"/>
-        </w:rPr>
-        <w:t>integer</w:t>
-      </w:r>
-      <w:proofErr w:type="spellEnd"/>
-      <w:r>
-        <w:rPr>
-          <w:rFonts w:ascii="Times New Roman" w:hAnsi="Times New Roman" w:cs="Times New Roman"/>
-          <w:sz w:val="28"/>
-          <w:szCs w:val="28"/>
-        </w:rPr>
-        <w:t>.</w:t>
-      </w:r>
-    </w:p>
-    <w:p>
-      <w:pPr>
-        <w:spacing w:after="0" w:line="360" w:lineRule="auto"/>
-        <w:ind w:firstLine="709"/>
-        <w:jc w:val="both"/>
-        <w:rPr>
-          <w:rFonts w:ascii="Times New Roman" w:hAnsi="Times New Roman" w:cs="Times New Roman"/>
-          <w:sz w:val="28"/>
-          <w:szCs w:val="28"/>
-        </w:rPr>
-      </w:pPr>
-      <w:r>
-        <w:rPr>
-          <w:rFonts w:ascii="Times New Roman" w:hAnsi="Times New Roman" w:cs="Times New Roman"/>
-          <w:sz w:val="28"/>
-          <w:szCs w:val="28"/>
-        </w:rPr>
-        <w:t xml:space="preserve">Поле </w:t>
-      </w:r>
-      <w:proofErr w:type="spellStart"/>
-      <w:r>
-        <w:rPr>
-          <w:rFonts w:ascii="Times New Roman" w:hAnsi="Times New Roman" w:cs="Times New Roman"/>
-          <w:sz w:val="28"/>
-          <w:szCs w:val="28"/>
-        </w:rPr>
-        <w:t>app_id</w:t>
-      </w:r>
-      <w:proofErr w:type="spellEnd"/>
-      <w:r>
-        <w:rPr>
-          <w:rFonts w:ascii="Times New Roman" w:hAnsi="Times New Roman" w:cs="Times New Roman"/>
-          <w:sz w:val="28"/>
-          <w:szCs w:val="28"/>
-        </w:rPr>
-        <w:t xml:space="preserve"> имеет ограничение первичного ключа PRIMARY KEY. Таблица </w:t>
-      </w:r>
-      <w:proofErr w:type="spellStart"/>
-      <w:r>
-        <w:rPr>
-          <w:rFonts w:ascii="Times New Roman" w:hAnsi="Times New Roman" w:cs="Times New Roman"/>
-          <w:sz w:val="28"/>
-          <w:szCs w:val="28"/>
-        </w:rPr>
-        <w:t>Applications</w:t>
-      </w:r>
-      <w:proofErr w:type="spellEnd"/>
-      <w:r>
-        <w:rPr>
-          <w:rFonts w:ascii="Times New Roman" w:hAnsi="Times New Roman" w:cs="Times New Roman"/>
-          <w:sz w:val="28"/>
-          <w:szCs w:val="28"/>
-        </w:rPr>
-        <w:t xml:space="preserve"> связана с таблицами </w:t>
-      </w:r>
-      <w:proofErr w:type="spellStart"/>
-      <w:r>
-        <w:rPr>
-          <w:rFonts w:ascii="Times New Roman" w:hAnsi="Times New Roman" w:cs="Times New Roman"/>
-          <w:sz w:val="28"/>
-          <w:szCs w:val="28"/>
-        </w:rPr>
-        <w:t>Applicants</w:t>
-      </w:r>
-      <w:proofErr w:type="spellEnd"/>
-      <w:r>
-        <w:rPr>
-          <w:rFonts w:ascii="Times New Roman" w:hAnsi="Times New Roman" w:cs="Times New Roman"/>
-          <w:sz w:val="28"/>
-          <w:szCs w:val="28"/>
-        </w:rPr>
-        <w:t xml:space="preserve"> (за счет поля </w:t>
-      </w:r>
-      <w:proofErr w:type="spellStart"/>
-      <w:r>
-        <w:rPr>
-          <w:rFonts w:ascii="Times New Roman" w:hAnsi="Times New Roman" w:cs="Times New Roman"/>
-          <w:sz w:val="28"/>
-          <w:szCs w:val="28"/>
-        </w:rPr>
-        <w:t>app_applicant_id</w:t>
-      </w:r>
-      <w:proofErr w:type="spellEnd"/>
-      <w:r>
-        <w:rPr>
-          <w:rFonts w:ascii="Times New Roman" w:hAnsi="Times New Roman" w:cs="Times New Roman"/>
-          <w:sz w:val="28"/>
-          <w:szCs w:val="28"/>
-        </w:rPr>
-        <w:t xml:space="preserve">), </w:t>
-      </w:r>
-      <w:proofErr w:type="spellStart"/>
-      <w:r>
-        <w:rPr>
-          <w:rFonts w:ascii="Times New Roman" w:hAnsi="Times New Roman" w:cs="Times New Roman"/>
-          <w:sz w:val="28"/>
-          <w:szCs w:val="28"/>
-        </w:rPr>
-        <w:t>Vacancies</w:t>
-      </w:r>
-      <w:proofErr w:type="spellEnd"/>
-      <w:r>
-        <w:rPr>
-          <w:rFonts w:ascii="Times New Roman" w:hAnsi="Times New Roman" w:cs="Times New Roman"/>
-          <w:sz w:val="28"/>
-          <w:szCs w:val="28"/>
-        </w:rPr>
-        <w:t xml:space="preserve"> (за счет поля </w:t>
-      </w:r>
-      <w:proofErr w:type="spellStart"/>
-      <w:r>
-        <w:rPr>
-          <w:rFonts w:ascii="Times New Roman" w:hAnsi="Times New Roman" w:cs="Times New Roman"/>
-          <w:sz w:val="28"/>
-          <w:szCs w:val="28"/>
-        </w:rPr>
-        <w:t>app_vacancy_id</w:t>
-      </w:r>
-      <w:proofErr w:type="spellEnd"/>
-      <w:r>
-        <w:rPr>
-          <w:rFonts w:ascii="Times New Roman" w:hAnsi="Times New Roman" w:cs="Times New Roman"/>
-          <w:sz w:val="28"/>
-          <w:szCs w:val="28"/>
-        </w:rPr>
-        <w:t xml:space="preserve">) и </w:t>
-      </w:r>
-      <w:proofErr w:type="spellStart"/>
-      <w:r>
-        <w:rPr>
-          <w:rFonts w:ascii="Times New Roman" w:hAnsi="Times New Roman" w:cs="Times New Roman"/>
-          <w:sz w:val="28"/>
-          <w:szCs w:val="28"/>
-        </w:rPr>
-        <w:t>Staff</w:t>
-      </w:r>
-      <w:proofErr w:type="spellEnd"/>
-      <w:r>
-        <w:rPr>
-          <w:rFonts w:ascii="Times New Roman" w:hAnsi="Times New Roman" w:cs="Times New Roman"/>
-          <w:sz w:val="28"/>
-          <w:szCs w:val="28"/>
-        </w:rPr>
-        <w:t xml:space="preserve"> (за счет поля </w:t>
-      </w:r>
-      <w:proofErr w:type="spellStart"/>
-      <w:r>
-        <w:rPr>
-          <w:rFonts w:ascii="Times New Roman" w:hAnsi="Times New Roman" w:cs="Times New Roman"/>
-          <w:sz w:val="28"/>
-          <w:szCs w:val="28"/>
-        </w:rPr>
-        <w:t>app_staff_id</w:t>
-      </w:r>
-      <w:proofErr w:type="spellEnd"/>
-      <w:r>
-        <w:rPr>
-          <w:rFonts w:ascii="Times New Roman" w:hAnsi="Times New Roman" w:cs="Times New Roman"/>
-          <w:sz w:val="28"/>
-          <w:szCs w:val="28"/>
-        </w:rPr>
-        <w:t xml:space="preserve">). Эти поля объявлены как внешние ключи (FK) с правилом каскадного удаления и обновления для связей с </w:t>
-      </w:r>
-      <w:proofErr w:type="spellStart"/>
-      <w:r>
-        <w:rPr>
-          <w:rFonts w:ascii="Times New Roman" w:hAnsi="Times New Roman" w:cs="Times New Roman"/>
-          <w:sz w:val="28"/>
-          <w:szCs w:val="28"/>
-        </w:rPr>
-        <w:t>Applicants</w:t>
-      </w:r>
-      <w:proofErr w:type="spellEnd"/>
-      <w:r>
-        <w:rPr>
-          <w:rFonts w:ascii="Times New Roman" w:hAnsi="Times New Roman" w:cs="Times New Roman"/>
-          <w:sz w:val="28"/>
-          <w:szCs w:val="28"/>
-        </w:rPr>
-        <w:t xml:space="preserve"> и </w:t>
-      </w:r>
-      <w:proofErr w:type="spellStart"/>
-      <w:r>
-        <w:rPr>
-          <w:rFonts w:ascii="Times New Roman" w:hAnsi="Times New Roman" w:cs="Times New Roman"/>
-          <w:sz w:val="28"/>
-          <w:szCs w:val="28"/>
-        </w:rPr>
-        <w:t>Vacancies</w:t>
-      </w:r>
-      <w:proofErr w:type="spellEnd"/>
-      <w:r>
-        <w:rPr>
-          <w:rFonts w:ascii="Times New Roman" w:hAnsi="Times New Roman" w:cs="Times New Roman"/>
-          <w:sz w:val="28"/>
-          <w:szCs w:val="28"/>
-        </w:rPr>
-        <w:t xml:space="preserve"> (удаление соискателя или вакансии удаляет все связанные заявки), и с правилом установки в NULL при удалении для связи с </w:t>
-      </w:r>
-      <w:proofErr w:type="spellStart"/>
-      <w:r>
-        <w:rPr>
-          <w:rFonts w:ascii="Times New Roman" w:hAnsi="Times New Roman" w:cs="Times New Roman"/>
-          <w:sz w:val="28"/>
-          <w:szCs w:val="28"/>
-        </w:rPr>
-        <w:t>Staff</w:t>
-      </w:r>
-      <w:proofErr w:type="spellEnd"/>
-      <w:r>
-        <w:rPr>
-          <w:rFonts w:ascii="Times New Roman" w:hAnsi="Times New Roman" w:cs="Times New Roman"/>
-          <w:sz w:val="28"/>
-          <w:szCs w:val="28"/>
-        </w:rPr>
-        <w:t xml:space="preserve"> (удаление сотрудника не удаляет заявку, а обнуляет ссылку на него).</w:t>
-      </w:r>
-    </w:p>
-    <w:p>
-      <w:pPr>
-        <w:spacing w:after="0" w:line="360" w:lineRule="auto"/>
-        <w:ind w:firstLine="709"/>
-        <w:jc w:val="both"/>
-        <w:rPr>
-          <w:rFonts w:ascii="Times New Roman" w:hAnsi="Times New Roman" w:cs="Times New Roman"/>
-          <w:sz w:val="28"/>
-          <w:szCs w:val="28"/>
-        </w:rPr>
-      </w:pPr>
-      <w:r>
-        <w:rPr>
-          <w:rFonts w:ascii="Times New Roman" w:hAnsi="Times New Roman" w:cs="Times New Roman"/>
-          <w:sz w:val="28"/>
-          <w:szCs w:val="28"/>
-        </w:rPr>
-        <w:t xml:space="preserve">7. </w:t>
-      </w:r>
-      <w:r>
-        <w:rPr>
-          <w:rFonts w:ascii="Times New Roman" w:hAnsi="Times New Roman" w:cs="Times New Roman"/>
-          <w:sz w:val="28"/>
-          <w:szCs w:val="28"/>
-        </w:rPr>
-        <w:t xml:space="preserve">Таблица </w:t>
-      </w:r>
-      <w:proofErr w:type="spellStart"/>
-      <w:r>
-        <w:rPr>
-          <w:rFonts w:ascii="Times New Roman" w:hAnsi="Times New Roman" w:cs="Times New Roman"/>
-          <w:sz w:val="28"/>
-          <w:szCs w:val="28"/>
-        </w:rPr>
-        <w:t>Interviews</w:t>
-      </w:r>
-      <w:proofErr w:type="spellEnd"/>
-      <w:r>
-        <w:rPr>
-          <w:rFonts w:ascii="Times New Roman" w:hAnsi="Times New Roman" w:cs="Times New Roman"/>
-          <w:sz w:val="28"/>
-          <w:szCs w:val="28"/>
-        </w:rPr>
-        <w:t xml:space="preserve"> включает пять полей:</w:t>
-      </w:r>
+          <w:lang w:val="en-US"/>
+        </w:rPr>
+      </w:pPr>
+      <w:proofErr w:type="spellStart"/>
+      <w:r>
+        <w:rPr>
+          <w:rFonts w:ascii="Times New Roman" w:hAnsi="Times New Roman" w:cs="Times New Roman"/>
+          <w:sz w:val="28"/>
+          <w:szCs w:val="28"/>
+          <w:lang w:val="en-US"/>
+        </w:rPr>
+        <w:t>resp_status_id</w:t>
+      </w:r>
+      <w:proofErr w:type="spellEnd"/>
+      <w:r>
+        <w:rPr>
+          <w:rFonts w:ascii="Times New Roman" w:hAnsi="Times New Roman" w:cs="Times New Roman"/>
+          <w:sz w:val="28"/>
+          <w:szCs w:val="28"/>
+          <w:lang w:val="en-US"/>
+        </w:rPr>
+        <w:t xml:space="preserve"> – </w:t>
+      </w:r>
+      <w:r>
+        <w:rPr>
+          <w:rFonts w:ascii="Times New Roman" w:hAnsi="Times New Roman" w:cs="Times New Roman"/>
+          <w:sz w:val="28"/>
+          <w:szCs w:val="28"/>
+        </w:rPr>
+        <w:t>код</w:t>
+      </w:r>
+      <w:r>
+        <w:rPr>
+          <w:rFonts w:ascii="Times New Roman" w:hAnsi="Times New Roman" w:cs="Times New Roman"/>
+          <w:sz w:val="28"/>
+          <w:szCs w:val="28"/>
+          <w:lang w:val="en-US"/>
+        </w:rPr>
+        <w:t xml:space="preserve"> </w:t>
+      </w:r>
+      <w:r>
+        <w:rPr>
+          <w:rFonts w:ascii="Times New Roman" w:hAnsi="Times New Roman" w:cs="Times New Roman"/>
+          <w:sz w:val="28"/>
+          <w:szCs w:val="28"/>
+        </w:rPr>
+        <w:t>статуса</w:t>
+      </w:r>
+      <w:r>
+        <w:rPr>
+          <w:rFonts w:ascii="Times New Roman" w:hAnsi="Times New Roman" w:cs="Times New Roman"/>
+          <w:sz w:val="28"/>
+          <w:szCs w:val="28"/>
+          <w:lang w:val="en-US"/>
+        </w:rPr>
+        <w:t xml:space="preserve"> </w:t>
+      </w:r>
+      <w:r>
+        <w:rPr>
+          <w:rFonts w:ascii="Times New Roman" w:hAnsi="Times New Roman" w:cs="Times New Roman"/>
+          <w:sz w:val="28"/>
+          <w:szCs w:val="28"/>
+        </w:rPr>
+        <w:t>из</w:t>
+      </w:r>
+      <w:r>
+        <w:rPr>
+          <w:rFonts w:ascii="Times New Roman" w:hAnsi="Times New Roman" w:cs="Times New Roman"/>
+          <w:sz w:val="28"/>
+          <w:szCs w:val="28"/>
+          <w:lang w:val="en-US"/>
+        </w:rPr>
+        <w:t xml:space="preserve"> </w:t>
+      </w:r>
+      <w:r>
+        <w:rPr>
+          <w:rFonts w:ascii="Times New Roman" w:hAnsi="Times New Roman" w:cs="Times New Roman"/>
+          <w:sz w:val="28"/>
+          <w:szCs w:val="28"/>
+        </w:rPr>
+        <w:t>таблицы</w:t>
+      </w:r>
+      <w:r>
+        <w:rPr>
+          <w:rFonts w:ascii="Times New Roman" w:hAnsi="Times New Roman" w:cs="Times New Roman"/>
+          <w:sz w:val="28"/>
+          <w:szCs w:val="28"/>
+          <w:lang w:val="en-US"/>
+        </w:rPr>
+        <w:t xml:space="preserve"> </w:t>
+      </w:r>
+      <w:proofErr w:type="spellStart"/>
+      <w:r>
+        <w:rPr>
+          <w:rFonts w:ascii="Times New Roman" w:hAnsi="Times New Roman" w:cs="Times New Roman"/>
+          <w:sz w:val="28"/>
+          <w:szCs w:val="28"/>
+          <w:lang w:val="en-US"/>
+        </w:rPr>
+        <w:t>ResponseStatuses</w:t>
+      </w:r>
+      <w:proofErr w:type="spellEnd"/>
+      <w:r>
+        <w:rPr>
+          <w:rFonts w:ascii="Times New Roman" w:hAnsi="Times New Roman" w:cs="Times New Roman"/>
+          <w:sz w:val="28"/>
+          <w:szCs w:val="28"/>
+          <w:lang w:val="en-US"/>
+        </w:rPr>
+        <w:t xml:space="preserve">, </w:t>
+      </w:r>
+      <w:r>
+        <w:rPr>
+          <w:rFonts w:ascii="Times New Roman" w:hAnsi="Times New Roman" w:cs="Times New Roman"/>
+          <w:sz w:val="28"/>
+          <w:szCs w:val="28"/>
+        </w:rPr>
+        <w:t>тип</w:t>
+      </w:r>
+      <w:r>
+        <w:rPr>
+          <w:rFonts w:ascii="Times New Roman" w:hAnsi="Times New Roman" w:cs="Times New Roman"/>
+          <w:sz w:val="28"/>
+          <w:szCs w:val="28"/>
+          <w:lang w:val="en-US"/>
+        </w:rPr>
+        <w:t xml:space="preserve"> integer, NOT </w:t>
+      </w:r>
+      <w:proofErr w:type="gramStart"/>
+      <w:r>
+        <w:rPr>
+          <w:rFonts w:ascii="Times New Roman" w:hAnsi="Times New Roman" w:cs="Times New Roman"/>
+          <w:sz w:val="28"/>
+          <w:szCs w:val="28"/>
+          <w:lang w:val="en-US"/>
+        </w:rPr>
+        <w:t>NULL;</w:t>
+      </w:r>
+      <w:proofErr w:type="gramEnd"/>
     </w:p>
     <w:p>
       <w:pPr>
         <w:pStyle w:val="a3"/>
         <w:numPr>
           <w:ilvl w:val="0"/>
-          <w:numId w:val="7"/>
+          <w:numId w:val="17"/>
         </w:numPr>
         <w:spacing w:after="0" w:line="360" w:lineRule="auto"/>
         <w:ind w:left="0" w:firstLine="709"/>
@@ -5036,16 +5651,34 @@
           <w:sz w:val="28"/>
           <w:szCs w:val="28"/>
         </w:rPr>
-        <w:t>int_id</w:t>
-      </w:r>
-      <w:proofErr w:type="spellEnd"/>
-      <w:r>
-        <w:rPr>
-          <w:rFonts w:ascii="Times New Roman" w:hAnsi="Times New Roman" w:cs="Times New Roman"/>
-          <w:sz w:val="28"/>
-          <w:szCs w:val="28"/>
-        </w:rPr>
-        <w:t xml:space="preserve"> – уникальный код собеседования, тип </w:t>
+        <w:t>resp_staff_id</w:t>
+      </w:r>
+      <w:proofErr w:type="spellEnd"/>
+      <w:r>
+        <w:rPr>
+          <w:rFonts w:ascii="Times New Roman" w:hAnsi="Times New Roman" w:cs="Times New Roman"/>
+          <w:sz w:val="28"/>
+          <w:szCs w:val="28"/>
+        </w:rPr>
+        <w:t xml:space="preserve"> – код сотрудника из таблицы </w:t>
+      </w:r>
+      <w:proofErr w:type="spellStart"/>
+      <w:r>
+        <w:rPr>
+          <w:rFonts w:ascii="Times New Roman" w:hAnsi="Times New Roman" w:cs="Times New Roman"/>
+          <w:sz w:val="28"/>
+          <w:szCs w:val="28"/>
+        </w:rPr>
+        <w:t>Staff</w:t>
+      </w:r>
+      <w:proofErr w:type="spellEnd"/>
+      <w:r>
+        <w:rPr>
+          <w:rFonts w:ascii="Times New Roman" w:hAnsi="Times New Roman" w:cs="Times New Roman"/>
+          <w:sz w:val="28"/>
+          <w:szCs w:val="28"/>
+        </w:rPr>
+        <w:t xml:space="preserve">, тип </w:t>
       </w:r>
       <w:proofErr w:type="spellStart"/>
       <w:r>
@@ -5063,7 +5696,342 @@
           <w:sz w:val="28"/>
           <w:szCs w:val="28"/>
         </w:rPr>
-        <w:t>, NOT NULL;</w:t>
+        <w:t>.</w:t>
+      </w:r>
+    </w:p>
+    <w:p>
+      <w:pPr>
+        <w:spacing w:after="0" w:line="360" w:lineRule="auto"/>
+        <w:ind w:firstLine="709"/>
+        <w:jc w:val="both"/>
+        <w:rPr>
+          <w:rFonts w:ascii="Times New Roman" w:hAnsi="Times New Roman" w:cs="Times New Roman"/>
+          <w:sz w:val="28"/>
+          <w:szCs w:val="28"/>
+        </w:rPr>
+      </w:pPr>
+      <w:r>
+        <w:rPr>
+          <w:rFonts w:ascii="Times New Roman" w:hAnsi="Times New Roman" w:cs="Times New Roman"/>
+          <w:sz w:val="28"/>
+          <w:szCs w:val="28"/>
+        </w:rPr>
+        <w:t xml:space="preserve">Поле </w:t>
+      </w:r>
+      <w:proofErr w:type="spellStart"/>
+      <w:r>
+        <w:rPr>
+          <w:rFonts w:ascii="Times New Roman" w:hAnsi="Times New Roman" w:cs="Times New Roman"/>
+          <w:sz w:val="28"/>
+          <w:szCs w:val="28"/>
+        </w:rPr>
+        <w:t>resp_id</w:t>
+      </w:r>
+      <w:proofErr w:type="spellEnd"/>
+      <w:r>
+        <w:rPr>
+          <w:rFonts w:ascii="Times New Roman" w:hAnsi="Times New Roman" w:cs="Times New Roman"/>
+          <w:sz w:val="28"/>
+          <w:szCs w:val="28"/>
+        </w:rPr>
+        <w:t xml:space="preserve"> имеет ограничение первичного ключа PRIMARY KEY. Таблица </w:t>
+      </w:r>
+      <w:proofErr w:type="spellStart"/>
+      <w:r>
+        <w:rPr>
+          <w:rFonts w:ascii="Times New Roman" w:hAnsi="Times New Roman" w:cs="Times New Roman"/>
+          <w:sz w:val="28"/>
+          <w:szCs w:val="28"/>
+        </w:rPr>
+        <w:t>Responses</w:t>
+      </w:r>
+      <w:proofErr w:type="spellEnd"/>
+      <w:r>
+        <w:rPr>
+          <w:rFonts w:ascii="Times New Roman" w:hAnsi="Times New Roman" w:cs="Times New Roman"/>
+          <w:sz w:val="28"/>
+          <w:szCs w:val="28"/>
+        </w:rPr>
+        <w:t xml:space="preserve"> связана с таблицами </w:t>
+      </w:r>
+      <w:proofErr w:type="spellStart"/>
+      <w:r>
+        <w:rPr>
+          <w:rFonts w:ascii="Times New Roman" w:hAnsi="Times New Roman" w:cs="Times New Roman"/>
+          <w:sz w:val="28"/>
+          <w:szCs w:val="28"/>
+        </w:rPr>
+        <w:t>Vacancies</w:t>
+      </w:r>
+      <w:proofErr w:type="spellEnd"/>
+      <w:r>
+        <w:rPr>
+          <w:rFonts w:ascii="Times New Roman" w:hAnsi="Times New Roman" w:cs="Times New Roman"/>
+          <w:sz w:val="28"/>
+          <w:szCs w:val="28"/>
+        </w:rPr>
+        <w:t xml:space="preserve"> (за счет поля </w:t>
+      </w:r>
+      <w:proofErr w:type="spellStart"/>
+      <w:r>
+        <w:rPr>
+          <w:rFonts w:ascii="Times New Roman" w:hAnsi="Times New Roman" w:cs="Times New Roman"/>
+          <w:sz w:val="28"/>
+          <w:szCs w:val="28"/>
+        </w:rPr>
+        <w:t>resp_vacancy_id</w:t>
+      </w:r>
+      <w:proofErr w:type="spellEnd"/>
+      <w:r>
+        <w:rPr>
+          <w:rFonts w:ascii="Times New Roman" w:hAnsi="Times New Roman" w:cs="Times New Roman"/>
+          <w:sz w:val="28"/>
+          <w:szCs w:val="28"/>
+        </w:rPr>
+        <w:t xml:space="preserve">), </w:t>
+      </w:r>
+      <w:proofErr w:type="spellStart"/>
+      <w:r>
+        <w:rPr>
+          <w:rFonts w:ascii="Times New Roman" w:hAnsi="Times New Roman" w:cs="Times New Roman"/>
+          <w:sz w:val="28"/>
+          <w:szCs w:val="28"/>
+        </w:rPr>
+        <w:t>Resumes</w:t>
+      </w:r>
+      <w:proofErr w:type="spellEnd"/>
+      <w:r>
+        <w:rPr>
+          <w:rFonts w:ascii="Times New Roman" w:hAnsi="Times New Roman" w:cs="Times New Roman"/>
+          <w:sz w:val="28"/>
+          <w:szCs w:val="28"/>
+        </w:rPr>
+        <w:t xml:space="preserve"> (за счет поля </w:t>
+      </w:r>
+      <w:proofErr w:type="spellStart"/>
+      <w:r>
+        <w:rPr>
+          <w:rFonts w:ascii="Times New Roman" w:hAnsi="Times New Roman" w:cs="Times New Roman"/>
+          <w:sz w:val="28"/>
+          <w:szCs w:val="28"/>
+        </w:rPr>
+        <w:t>resp_resume_id</w:t>
+      </w:r>
+      <w:proofErr w:type="spellEnd"/>
+      <w:r>
+        <w:rPr>
+          <w:rFonts w:ascii="Times New Roman" w:hAnsi="Times New Roman" w:cs="Times New Roman"/>
+          <w:sz w:val="28"/>
+          <w:szCs w:val="28"/>
+        </w:rPr>
+        <w:t xml:space="preserve">), </w:t>
+      </w:r>
+      <w:proofErr w:type="spellStart"/>
+      <w:r>
+        <w:rPr>
+          <w:rFonts w:ascii="Times New Roman" w:hAnsi="Times New Roman" w:cs="Times New Roman"/>
+          <w:sz w:val="28"/>
+          <w:szCs w:val="28"/>
+        </w:rPr>
+        <w:t>ResponseStatuses</w:t>
+      </w:r>
+      <w:proofErr w:type="spellEnd"/>
+      <w:r>
+        <w:rPr>
+          <w:rFonts w:ascii="Times New Roman" w:hAnsi="Times New Roman" w:cs="Times New Roman"/>
+          <w:sz w:val="28"/>
+          <w:szCs w:val="28"/>
+        </w:rPr>
+        <w:t xml:space="preserve"> (за счет поля </w:t>
+      </w:r>
+      <w:proofErr w:type="spellStart"/>
+      <w:r>
+        <w:rPr>
+          <w:rFonts w:ascii="Times New Roman" w:hAnsi="Times New Roman" w:cs="Times New Roman"/>
+          <w:sz w:val="28"/>
+          <w:szCs w:val="28"/>
+        </w:rPr>
+        <w:t>resp_status_id</w:t>
+      </w:r>
+      <w:proofErr w:type="spellEnd"/>
+      <w:r>
+        <w:rPr>
+          <w:rFonts w:ascii="Times New Roman" w:hAnsi="Times New Roman" w:cs="Times New Roman"/>
+          <w:sz w:val="28"/>
+          <w:szCs w:val="28"/>
+        </w:rPr>
+        <w:t xml:space="preserve">) и </w:t>
+      </w:r>
+      <w:proofErr w:type="spellStart"/>
+      <w:r>
+        <w:rPr>
+          <w:rFonts w:ascii="Times New Roman" w:hAnsi="Times New Roman" w:cs="Times New Roman"/>
+          <w:sz w:val="28"/>
+          <w:szCs w:val="28"/>
+        </w:rPr>
+        <w:t>Staff</w:t>
+      </w:r>
+      <w:proofErr w:type="spellEnd"/>
+      <w:r>
+        <w:rPr>
+          <w:rFonts w:ascii="Times New Roman" w:hAnsi="Times New Roman" w:cs="Times New Roman"/>
+          <w:sz w:val="28"/>
+          <w:szCs w:val="28"/>
+        </w:rPr>
+        <w:t xml:space="preserve"> (за счет поля </w:t>
+      </w:r>
+      <w:proofErr w:type="spellStart"/>
+      <w:r>
+        <w:rPr>
+          <w:rFonts w:ascii="Times New Roman" w:hAnsi="Times New Roman" w:cs="Times New Roman"/>
+          <w:sz w:val="28"/>
+          <w:szCs w:val="28"/>
+        </w:rPr>
+        <w:t>resp_staff_id</w:t>
+      </w:r>
+      <w:proofErr w:type="spellEnd"/>
+      <w:r>
+        <w:rPr>
+          <w:rFonts w:ascii="Times New Roman" w:hAnsi="Times New Roman" w:cs="Times New Roman"/>
+          <w:sz w:val="28"/>
+          <w:szCs w:val="28"/>
+        </w:rPr>
+        <w:t xml:space="preserve">). Поля </w:t>
+      </w:r>
+      <w:proofErr w:type="spellStart"/>
+      <w:r>
+        <w:rPr>
+          <w:rFonts w:ascii="Times New Roman" w:hAnsi="Times New Roman" w:cs="Times New Roman"/>
+          <w:sz w:val="28"/>
+          <w:szCs w:val="28"/>
+        </w:rPr>
+        <w:t>resp_vacancy_id</w:t>
+      </w:r>
+      <w:proofErr w:type="spellEnd"/>
+      <w:r>
+        <w:rPr>
+          <w:rFonts w:ascii="Times New Roman" w:hAnsi="Times New Roman" w:cs="Times New Roman"/>
+          <w:sz w:val="28"/>
+          <w:szCs w:val="28"/>
+        </w:rPr>
+        <w:t xml:space="preserve">, </w:t>
+      </w:r>
+      <w:proofErr w:type="spellStart"/>
+      <w:r>
+        <w:rPr>
+          <w:rFonts w:ascii="Times New Roman" w:hAnsi="Times New Roman" w:cs="Times New Roman"/>
+          <w:sz w:val="28"/>
+          <w:szCs w:val="28"/>
+        </w:rPr>
+        <w:t>resp_resume_id</w:t>
+      </w:r>
+      <w:proofErr w:type="spellEnd"/>
+      <w:r>
+        <w:rPr>
+          <w:rFonts w:ascii="Times New Roman" w:hAnsi="Times New Roman" w:cs="Times New Roman"/>
+          <w:sz w:val="28"/>
+          <w:szCs w:val="28"/>
+        </w:rPr>
+        <w:t xml:space="preserve"> и </w:t>
+      </w:r>
+      <w:proofErr w:type="spellStart"/>
+      <w:r>
+        <w:rPr>
+          <w:rFonts w:ascii="Times New Roman" w:hAnsi="Times New Roman" w:cs="Times New Roman"/>
+          <w:sz w:val="28"/>
+          <w:szCs w:val="28"/>
+        </w:rPr>
+        <w:t>resp_status_id</w:t>
+      </w:r>
+      <w:proofErr w:type="spellEnd"/>
+      <w:r>
+        <w:rPr>
+          <w:rFonts w:ascii="Times New Roman" w:hAnsi="Times New Roman" w:cs="Times New Roman"/>
+          <w:sz w:val="28"/>
+          <w:szCs w:val="28"/>
+        </w:rPr>
+        <w:t xml:space="preserve"> объявлены как внешние ключи (FK) с правилом каскадного удаления и обновления. Удаление вакансии или резюме приведет к автоматическому удалению всех связанных откликов. Поле </w:t>
+      </w:r>
+      <w:proofErr w:type="spellStart"/>
+      <w:r>
+        <w:rPr>
+          <w:rFonts w:ascii="Times New Roman" w:hAnsi="Times New Roman" w:cs="Times New Roman"/>
+          <w:sz w:val="28"/>
+          <w:szCs w:val="28"/>
+        </w:rPr>
+        <w:lastRenderedPageBreak/>
+        <w:t>resp_staff_id</w:t>
+      </w:r>
+      <w:proofErr w:type="spellEnd"/>
+      <w:r>
+        <w:rPr>
+          <w:rFonts w:ascii="Times New Roman" w:hAnsi="Times New Roman" w:cs="Times New Roman"/>
+          <w:sz w:val="28"/>
+          <w:szCs w:val="28"/>
+        </w:rPr>
+        <w:t xml:space="preserve"> объявлено как внешний ключ с правилом установки в NULL при удалении.</w:t>
+      </w:r>
+    </w:p>
+    <w:p>
+      <w:pPr>
+        <w:spacing w:after="0" w:line="360" w:lineRule="auto"/>
+        <w:ind w:firstLine="709"/>
+        <w:jc w:val="both"/>
+        <w:rPr>
+          <w:rFonts w:ascii="Times New Roman" w:hAnsi="Times New Roman" w:cs="Times New Roman"/>
+          <w:sz w:val="28"/>
+          <w:szCs w:val="28"/>
+        </w:rPr>
+      </w:pPr>
+      <w:r>
+        <w:rPr>
+          <w:rFonts w:ascii="Times New Roman" w:hAnsi="Times New Roman" w:cs="Times New Roman"/>
+          <w:sz w:val="28"/>
+          <w:szCs w:val="28"/>
+        </w:rPr>
+        <w:t>9</w:t>
+      </w:r>
+      <w:r>
+        <w:rPr>
+          <w:rFonts w:ascii="Times New Roman" w:hAnsi="Times New Roman" w:cs="Times New Roman"/>
+          <w:sz w:val="28"/>
+          <w:szCs w:val="28"/>
+        </w:rPr>
+        <w:t xml:space="preserve">. </w:t>
+      </w:r>
+      <w:r>
+        <w:rPr>
+          <w:rFonts w:ascii="Times New Roman" w:hAnsi="Times New Roman" w:cs="Times New Roman"/>
+          <w:sz w:val="28"/>
+          <w:szCs w:val="28"/>
+        </w:rPr>
+        <w:t xml:space="preserve">Таблица </w:t>
+      </w:r>
+      <w:proofErr w:type="spellStart"/>
+      <w:r>
+        <w:rPr>
+          <w:rFonts w:ascii="Times New Roman" w:hAnsi="Times New Roman" w:cs="Times New Roman"/>
+          <w:sz w:val="28"/>
+          <w:szCs w:val="28"/>
+        </w:rPr>
+        <w:t>Interviews</w:t>
+      </w:r>
+      <w:proofErr w:type="spellEnd"/>
+      <w:r>
+        <w:rPr>
+          <w:rFonts w:ascii="Times New Roman" w:hAnsi="Times New Roman" w:cs="Times New Roman"/>
+          <w:sz w:val="28"/>
+          <w:szCs w:val="28"/>
+        </w:rPr>
+        <w:t xml:space="preserve"> </w:t>
+      </w:r>
+      <w:r>
+        <w:rPr>
+          <w:rFonts w:ascii="Times New Roman" w:hAnsi="Times New Roman" w:cs="Times New Roman"/>
+          <w:sz w:val="28"/>
+          <w:szCs w:val="28"/>
+        </w:rPr>
+        <w:t>включает пять полей:</w:t>
       </w:r>
     </w:p>
     <w:p>
@@ -5071,7 +6039,7 @@
         <w:pStyle w:val="a3"/>
         <w:numPr>
           <w:ilvl w:val="0"/>
-          <w:numId w:val="7"/>
+          <w:numId w:val="18"/>
         </w:numPr>
         <w:spacing w:after="0" w:line="360" w:lineRule="auto"/>
         <w:ind w:left="0" w:firstLine="709"/>
@@ -5081,103 +6049,43 @@
           <w:rFonts w:ascii="Times New Roman" w:hAnsi="Times New Roman" w:cs="Times New Roman"/>
           <w:sz w:val="28"/>
           <w:szCs w:val="28"/>
-          <w:lang w:val="en-US"/>
-        </w:rPr>
-      </w:pPr>
-      <w:r>
-        <w:rPr>
-          <w:rFonts w:ascii="Times New Roman" w:hAnsi="Times New Roman" w:cs="Times New Roman"/>
-          <w:sz w:val="28"/>
-          <w:szCs w:val="28"/>
-          <w:lang w:val="en-US"/>
-        </w:rPr>
-        <w:lastRenderedPageBreak/>
-        <w:t xml:space="preserve">int_application_id – </w:t>
-      </w:r>
-      <w:r>
-        <w:rPr>
-          <w:rFonts w:ascii="Times New Roman" w:hAnsi="Times New Roman" w:cs="Times New Roman"/>
-          <w:sz w:val="28"/>
-          <w:szCs w:val="28"/>
-        </w:rPr>
-        <w:t>код</w:t>
-      </w:r>
-      <w:r>
-        <w:rPr>
-          <w:rFonts w:ascii="Times New Roman" w:hAnsi="Times New Roman" w:cs="Times New Roman"/>
-          <w:sz w:val="28"/>
-          <w:szCs w:val="28"/>
-          <w:lang w:val="en-US"/>
-        </w:rPr>
-        <w:t xml:space="preserve"> </w:t>
-      </w:r>
-      <w:r>
-        <w:rPr>
-          <w:rFonts w:ascii="Times New Roman" w:hAnsi="Times New Roman" w:cs="Times New Roman"/>
-          <w:sz w:val="28"/>
-          <w:szCs w:val="28"/>
-        </w:rPr>
-        <w:t>заявки</w:t>
-      </w:r>
-      <w:r>
-        <w:rPr>
-          <w:rFonts w:ascii="Times New Roman" w:hAnsi="Times New Roman" w:cs="Times New Roman"/>
-          <w:sz w:val="28"/>
-          <w:szCs w:val="28"/>
-          <w:lang w:val="en-US"/>
-        </w:rPr>
-        <w:t xml:space="preserve"> </w:t>
-      </w:r>
-      <w:r>
-        <w:rPr>
-          <w:rFonts w:ascii="Times New Roman" w:hAnsi="Times New Roman" w:cs="Times New Roman"/>
-          <w:sz w:val="28"/>
-          <w:szCs w:val="28"/>
-        </w:rPr>
-        <w:t>из</w:t>
-      </w:r>
-      <w:r>
-        <w:rPr>
-          <w:rFonts w:ascii="Times New Roman" w:hAnsi="Times New Roman" w:cs="Times New Roman"/>
-          <w:sz w:val="28"/>
-          <w:szCs w:val="28"/>
-          <w:lang w:val="en-US"/>
-        </w:rPr>
-        <w:t xml:space="preserve"> </w:t>
-      </w:r>
-      <w:r>
-        <w:rPr>
-          <w:rFonts w:ascii="Times New Roman" w:hAnsi="Times New Roman" w:cs="Times New Roman"/>
-          <w:sz w:val="28"/>
-          <w:szCs w:val="28"/>
-        </w:rPr>
-        <w:t>таблицы</w:t>
-      </w:r>
-      <w:r>
-        <w:rPr>
-          <w:rFonts w:ascii="Times New Roman" w:hAnsi="Times New Roman" w:cs="Times New Roman"/>
-          <w:sz w:val="28"/>
-          <w:szCs w:val="28"/>
-          <w:lang w:val="en-US"/>
-        </w:rPr>
-        <w:t xml:space="preserve"> Applications, </w:t>
-      </w:r>
-      <w:r>
-        <w:rPr>
-          <w:rFonts w:ascii="Times New Roman" w:hAnsi="Times New Roman" w:cs="Times New Roman"/>
-          <w:sz w:val="28"/>
-          <w:szCs w:val="28"/>
-        </w:rPr>
-        <w:t>тип</w:t>
-      </w:r>
-      <w:r>
-        <w:rPr>
-          <w:rFonts w:ascii="Times New Roman" w:hAnsi="Times New Roman" w:cs="Times New Roman"/>
-          <w:sz w:val="28"/>
-          <w:szCs w:val="28"/>
-          <w:lang w:val="en-US"/>
-        </w:rPr>
-        <w:t xml:space="preserve"> integer, NOT NULL;</w:t>
+        </w:rPr>
+      </w:pPr>
+      <w:proofErr w:type="spellStart"/>
+      <w:r>
+        <w:rPr>
+          <w:rFonts w:ascii="Times New Roman" w:hAnsi="Times New Roman" w:cs="Times New Roman"/>
+          <w:sz w:val="28"/>
+          <w:szCs w:val="28"/>
+        </w:rPr>
+        <w:t>int_id</w:t>
+      </w:r>
+      <w:proofErr w:type="spellEnd"/>
+      <w:r>
+        <w:rPr>
+          <w:rFonts w:ascii="Times New Roman" w:hAnsi="Times New Roman" w:cs="Times New Roman"/>
+          <w:sz w:val="28"/>
+          <w:szCs w:val="28"/>
+        </w:rPr>
+        <w:t xml:space="preserve"> – уникальный код собеседования, тип </w:t>
+      </w:r>
+      <w:proofErr w:type="spellStart"/>
+      <w:r>
+        <w:rPr>
+          <w:rFonts w:ascii="Times New Roman" w:hAnsi="Times New Roman" w:cs="Times New Roman"/>
+          <w:sz w:val="28"/>
+          <w:szCs w:val="28"/>
+        </w:rPr>
+        <w:t>integer</w:t>
+      </w:r>
+      <w:proofErr w:type="spellEnd"/>
+      <w:r>
+        <w:rPr>
+          <w:rFonts w:ascii="Times New Roman" w:hAnsi="Times New Roman" w:cs="Times New Roman"/>
+          <w:sz w:val="28"/>
+          <w:szCs w:val="28"/>
+        </w:rPr>
+        <w:t>, NOT NULL;</w:t>
       </w:r>
     </w:p>
     <w:p>
@@ -5185,7 +6093,7 @@
         <w:pStyle w:val="a3"/>
         <w:numPr>
           <w:ilvl w:val="0"/>
-          <w:numId w:val="7"/>
+          <w:numId w:val="18"/>
         </w:numPr>
         <w:spacing w:after="0" w:line="360" w:lineRule="auto"/>
         <w:ind w:left="0" w:firstLine="709"/>
@@ -5195,41 +6103,132 @@
           <w:rFonts w:ascii="Times New Roman" w:hAnsi="Times New Roman" w:cs="Times New Roman"/>
           <w:sz w:val="28"/>
           <w:szCs w:val="28"/>
-        </w:rPr>
-      </w:pPr>
-      <w:r>
-        <w:rPr>
-          <w:rFonts w:ascii="Times New Roman" w:hAnsi="Times New Roman" w:cs="Times New Roman"/>
-          <w:sz w:val="28"/>
-          <w:szCs w:val="28"/>
-        </w:rPr>
-        <w:t xml:space="preserve">int_date_time – дата и время проведения собеседования, тип </w:t>
-      </w:r>
-      <w:proofErr w:type="spellStart"/>
-      <w:r>
-        <w:rPr>
-          <w:rFonts w:ascii="Times New Roman" w:hAnsi="Times New Roman" w:cs="Times New Roman"/>
-          <w:sz w:val="28"/>
-          <w:szCs w:val="28"/>
-        </w:rPr>
-        <w:t>timestamp</w:t>
-      </w:r>
-      <w:proofErr w:type="spellEnd"/>
-      <w:r>
-        <w:rPr>
-          <w:rFonts w:ascii="Times New Roman" w:hAnsi="Times New Roman" w:cs="Times New Roman"/>
-          <w:sz w:val="28"/>
-          <w:szCs w:val="28"/>
-        </w:rPr>
-        <w:t>, NOT NULL;</w:t>
-      </w:r>
+          <w:lang w:val="en-US"/>
+        </w:rPr>
+      </w:pPr>
+      <w:proofErr w:type="spellStart"/>
+      <w:r>
+        <w:rPr>
+          <w:rFonts w:ascii="Times New Roman" w:hAnsi="Times New Roman" w:cs="Times New Roman"/>
+          <w:sz w:val="28"/>
+          <w:szCs w:val="28"/>
+          <w:lang w:val="en-US"/>
+        </w:rPr>
+        <w:t>int_response_id</w:t>
+      </w:r>
+      <w:proofErr w:type="spellEnd"/>
+      <w:r>
+        <w:rPr>
+          <w:rFonts w:ascii="Times New Roman" w:hAnsi="Times New Roman" w:cs="Times New Roman"/>
+          <w:sz w:val="28"/>
+          <w:szCs w:val="28"/>
+          <w:lang w:val="en-US"/>
+        </w:rPr>
+        <w:t xml:space="preserve"> – </w:t>
+      </w:r>
+      <w:r>
+        <w:rPr>
+          <w:rFonts w:ascii="Times New Roman" w:hAnsi="Times New Roman" w:cs="Times New Roman"/>
+          <w:sz w:val="28"/>
+          <w:szCs w:val="28"/>
+        </w:rPr>
+        <w:t>код</w:t>
+      </w:r>
+      <w:r>
+        <w:rPr>
+          <w:rFonts w:ascii="Times New Roman" w:hAnsi="Times New Roman" w:cs="Times New Roman"/>
+          <w:sz w:val="28"/>
+          <w:szCs w:val="28"/>
+          <w:lang w:val="en-US"/>
+        </w:rPr>
+        <w:t xml:space="preserve"> </w:t>
+      </w:r>
+      <w:r>
+        <w:rPr>
+          <w:rFonts w:ascii="Times New Roman" w:hAnsi="Times New Roman" w:cs="Times New Roman"/>
+          <w:sz w:val="28"/>
+          <w:szCs w:val="28"/>
+        </w:rPr>
+        <w:t>отклика</w:t>
+      </w:r>
+      <w:r>
+        <w:rPr>
+          <w:rFonts w:ascii="Times New Roman" w:hAnsi="Times New Roman" w:cs="Times New Roman"/>
+          <w:sz w:val="28"/>
+          <w:szCs w:val="28"/>
+          <w:lang w:val="en-US"/>
+        </w:rPr>
+        <w:t xml:space="preserve"> </w:t>
+      </w:r>
+      <w:r>
+        <w:rPr>
+          <w:rFonts w:ascii="Times New Roman" w:hAnsi="Times New Roman" w:cs="Times New Roman"/>
+          <w:sz w:val="28"/>
+          <w:szCs w:val="28"/>
+        </w:rPr>
+        <w:t>из</w:t>
+      </w:r>
+      <w:r>
+        <w:rPr>
+          <w:rFonts w:ascii="Times New Roman" w:hAnsi="Times New Roman" w:cs="Times New Roman"/>
+          <w:sz w:val="28"/>
+          <w:szCs w:val="28"/>
+          <w:lang w:val="en-US"/>
+        </w:rPr>
+        <w:t xml:space="preserve"> </w:t>
+      </w:r>
+      <w:r>
+        <w:rPr>
+          <w:rFonts w:ascii="Times New Roman" w:hAnsi="Times New Roman" w:cs="Times New Roman"/>
+          <w:sz w:val="28"/>
+          <w:szCs w:val="28"/>
+        </w:rPr>
+        <w:t>таблицы</w:t>
+      </w:r>
+      <w:r>
+        <w:rPr>
+          <w:rFonts w:ascii="Times New Roman" w:hAnsi="Times New Roman" w:cs="Times New Roman"/>
+          <w:sz w:val="28"/>
+          <w:szCs w:val="28"/>
+          <w:lang w:val="en-US"/>
+        </w:rPr>
+        <w:t xml:space="preserve"> Responses, </w:t>
+      </w:r>
+      <w:r>
+        <w:rPr>
+          <w:rFonts w:ascii="Times New Roman" w:hAnsi="Times New Roman" w:cs="Times New Roman"/>
+          <w:sz w:val="28"/>
+          <w:szCs w:val="28"/>
+        </w:rPr>
+        <w:t>тип</w:t>
+      </w:r>
+      <w:r>
+        <w:rPr>
+          <w:rFonts w:ascii="Times New Roman" w:hAnsi="Times New Roman" w:cs="Times New Roman"/>
+          <w:sz w:val="28"/>
+          <w:szCs w:val="28"/>
+          <w:lang w:val="en-US"/>
+        </w:rPr>
+        <w:t xml:space="preserve"> integer, NOT </w:t>
+      </w:r>
+      <w:proofErr w:type="gramStart"/>
+      <w:r>
+        <w:rPr>
+          <w:rFonts w:ascii="Times New Roman" w:hAnsi="Times New Roman" w:cs="Times New Roman"/>
+          <w:sz w:val="28"/>
+          <w:szCs w:val="28"/>
+          <w:lang w:val="en-US"/>
+        </w:rPr>
+        <w:t>NULL;</w:t>
+      </w:r>
+      <w:proofErr w:type="gramEnd"/>
     </w:p>
     <w:p>
       <w:pPr>
         <w:pStyle w:val="a3"/>
         <w:numPr>
           <w:ilvl w:val="0"/>
-          <w:numId w:val="7"/>
+          <w:numId w:val="18"/>
         </w:numPr>
         <w:spacing w:after="0" w:line="360" w:lineRule="auto"/>
         <w:ind w:left="0" w:firstLine="709"/>
@@ -5248,34 +6247,34 @@
           <w:sz w:val="28"/>
           <w:szCs w:val="28"/>
         </w:rPr>
-        <w:t>int_location</w:t>
-      </w:r>
-      <w:proofErr w:type="spellEnd"/>
-      <w:r>
-        <w:rPr>
-          <w:rFonts w:ascii="Times New Roman" w:hAnsi="Times New Roman" w:cs="Times New Roman"/>
-          <w:sz w:val="28"/>
-          <w:szCs w:val="28"/>
-        </w:rPr>
-        <w:t xml:space="preserve"> – место проведения собеседования, тип </w:t>
-      </w:r>
-      <w:proofErr w:type="spellStart"/>
-      <w:r>
-        <w:rPr>
-          <w:rFonts w:ascii="Times New Roman" w:hAnsi="Times New Roman" w:cs="Times New Roman"/>
-          <w:sz w:val="28"/>
-          <w:szCs w:val="28"/>
-        </w:rPr>
-        <w:t>text</w:t>
-      </w:r>
-      <w:proofErr w:type="spellEnd"/>
-      <w:r>
-        <w:rPr>
-          <w:rFonts w:ascii="Times New Roman" w:hAnsi="Times New Roman" w:cs="Times New Roman"/>
-          <w:sz w:val="28"/>
-          <w:szCs w:val="28"/>
-        </w:rPr>
-        <w:t>;</w:t>
+        <w:t>int_date_time</w:t>
+      </w:r>
+      <w:proofErr w:type="spellEnd"/>
+      <w:r>
+        <w:rPr>
+          <w:rFonts w:ascii="Times New Roman" w:hAnsi="Times New Roman" w:cs="Times New Roman"/>
+          <w:sz w:val="28"/>
+          <w:szCs w:val="28"/>
+        </w:rPr>
+        <w:t xml:space="preserve"> – дата и время проведения собеседования, тип </w:t>
+      </w:r>
+      <w:proofErr w:type="spellStart"/>
+      <w:r>
+        <w:rPr>
+          <w:rFonts w:ascii="Times New Roman" w:hAnsi="Times New Roman" w:cs="Times New Roman"/>
+          <w:sz w:val="28"/>
+          <w:szCs w:val="28"/>
+        </w:rPr>
+        <w:t>timestamp</w:t>
+      </w:r>
+      <w:proofErr w:type="spellEnd"/>
+      <w:r>
+        <w:rPr>
+          <w:rFonts w:ascii="Times New Roman" w:hAnsi="Times New Roman" w:cs="Times New Roman"/>
+          <w:sz w:val="28"/>
+          <w:szCs w:val="28"/>
+        </w:rPr>
+        <w:t>, NOT NULL;</w:t>
       </w:r>
     </w:p>
     <w:p>
@@ -5283,7 +6282,7 @@
         <w:pStyle w:val="a3"/>
         <w:numPr>
           <w:ilvl w:val="0"/>
-          <w:numId w:val="7"/>
+          <w:numId w:val="18"/>
         </w:numPr>
         <w:spacing w:after="0" w:line="360" w:lineRule="auto"/>
         <w:ind w:left="0" w:firstLine="709"/>
@@ -5302,16 +6301,16 @@
           <w:sz w:val="28"/>
           <w:szCs w:val="28"/>
         </w:rPr>
-        <w:t>int_result</w:t>
-      </w:r>
-      <w:proofErr w:type="spellEnd"/>
-      <w:r>
-        <w:rPr>
-          <w:rFonts w:ascii="Times New Roman" w:hAnsi="Times New Roman" w:cs="Times New Roman"/>
-          <w:sz w:val="28"/>
-          <w:szCs w:val="28"/>
-        </w:rPr>
-        <w:t xml:space="preserve"> – результат собеседования, тип </w:t>
+        <w:t>int_location</w:t>
+      </w:r>
+      <w:proofErr w:type="spellEnd"/>
+      <w:r>
+        <w:rPr>
+          <w:rFonts w:ascii="Times New Roman" w:hAnsi="Times New Roman" w:cs="Times New Roman"/>
+          <w:sz w:val="28"/>
+          <w:szCs w:val="28"/>
+        </w:rPr>
+        <w:t xml:space="preserve"> – место проведения собеседования, тип </w:t>
       </w:r>
       <w:proofErr w:type="spellStart"/>
       <w:r>
@@ -5329,145 +6328,7 @@
           <w:sz w:val="28"/>
           <w:szCs w:val="28"/>
         </w:rPr>
-        <w:t>, NOT NULL.</w:t>
-      </w:r>
-    </w:p>
-    <w:p>
-      <w:pPr>
-        <w:spacing w:after="0" w:line="360" w:lineRule="auto"/>
-        <w:ind w:firstLine="709"/>
-        <w:jc w:val="both"/>
-        <w:rPr>
-          <w:rFonts w:ascii="Times New Roman" w:hAnsi="Times New Roman" w:cs="Times New Roman"/>
-          <w:sz w:val="28"/>
-          <w:szCs w:val="28"/>
-        </w:rPr>
-      </w:pPr>
-      <w:r>
-        <w:rPr>
-          <w:rFonts w:ascii="Times New Roman" w:hAnsi="Times New Roman" w:cs="Times New Roman"/>
-          <w:sz w:val="28"/>
-          <w:szCs w:val="28"/>
-        </w:rPr>
-        <w:t xml:space="preserve">Поле </w:t>
-      </w:r>
-      <w:proofErr w:type="spellStart"/>
-      <w:r>
-        <w:rPr>
-          <w:rFonts w:ascii="Times New Roman" w:hAnsi="Times New Roman" w:cs="Times New Roman"/>
-          <w:sz w:val="28"/>
-          <w:szCs w:val="28"/>
-        </w:rPr>
-        <w:t>int_id</w:t>
-      </w:r>
-      <w:proofErr w:type="spellEnd"/>
-      <w:r>
-        <w:rPr>
-          <w:rFonts w:ascii="Times New Roman" w:hAnsi="Times New Roman" w:cs="Times New Roman"/>
-          <w:sz w:val="28"/>
-          <w:szCs w:val="28"/>
-        </w:rPr>
-        <w:t xml:space="preserve"> имеет ограничение первичного ключа PRIMARY KEY. Поле </w:t>
-      </w:r>
-      <w:proofErr w:type="spellStart"/>
-      <w:r>
-        <w:rPr>
-          <w:rFonts w:ascii="Times New Roman" w:hAnsi="Times New Roman" w:cs="Times New Roman"/>
-          <w:sz w:val="28"/>
-          <w:szCs w:val="28"/>
-        </w:rPr>
-        <w:t>int_application_id</w:t>
-      </w:r>
-      <w:proofErr w:type="spellEnd"/>
-      <w:r>
-        <w:rPr>
-          <w:rFonts w:ascii="Times New Roman" w:hAnsi="Times New Roman" w:cs="Times New Roman"/>
-          <w:sz w:val="28"/>
-          <w:szCs w:val="28"/>
-        </w:rPr>
-        <w:t xml:space="preserve"> объявлено как внешний ключ (FK) с правилом каскадного удаления и обновления. Удаление заявки в таблице </w:t>
-      </w:r>
-      <w:proofErr w:type="spellStart"/>
-      <w:r>
-        <w:rPr>
-          <w:rFonts w:ascii="Times New Roman" w:hAnsi="Times New Roman" w:cs="Times New Roman"/>
-          <w:sz w:val="28"/>
-          <w:szCs w:val="28"/>
-        </w:rPr>
-        <w:t>Applications</w:t>
-      </w:r>
-      <w:proofErr w:type="spellEnd"/>
-      <w:r>
-        <w:rPr>
-          <w:rFonts w:ascii="Times New Roman" w:hAnsi="Times New Roman" w:cs="Times New Roman"/>
-          <w:sz w:val="28"/>
-          <w:szCs w:val="28"/>
-        </w:rPr>
-        <w:t xml:space="preserve"> приведет к автоматическому удалению всех записей о собеседованиях по этой заявке в таблице </w:t>
-      </w:r>
-      <w:proofErr w:type="spellStart"/>
-      <w:r>
-        <w:rPr>
-          <w:rFonts w:ascii="Times New Roman" w:hAnsi="Times New Roman" w:cs="Times New Roman"/>
-          <w:sz w:val="28"/>
-          <w:szCs w:val="28"/>
-        </w:rPr>
-        <w:t>Interviews</w:t>
-      </w:r>
-      <w:proofErr w:type="spellEnd"/>
-      <w:r>
-        <w:rPr>
-          <w:rFonts w:ascii="Times New Roman" w:hAnsi="Times New Roman" w:cs="Times New Roman"/>
-          <w:sz w:val="28"/>
-          <w:szCs w:val="28"/>
-        </w:rPr>
-        <w:t>.</w:t>
-      </w:r>
-    </w:p>
-    <w:p>
-      <w:pPr>
-        <w:spacing w:after="0" w:line="360" w:lineRule="auto"/>
-        <w:ind w:firstLine="709"/>
-        <w:jc w:val="both"/>
-        <w:rPr>
-          <w:rFonts w:ascii="Times New Roman" w:hAnsi="Times New Roman" w:cs="Times New Roman"/>
-          <w:sz w:val="28"/>
-          <w:szCs w:val="28"/>
-        </w:rPr>
-      </w:pPr>
-      <w:r>
-        <w:rPr>
-          <w:rFonts w:ascii="Times New Roman" w:hAnsi="Times New Roman" w:cs="Times New Roman"/>
-          <w:sz w:val="28"/>
-          <w:szCs w:val="28"/>
-        </w:rPr>
-        <w:t xml:space="preserve">8. </w:t>
-      </w:r>
-      <w:r>
-        <w:rPr>
-          <w:rFonts w:ascii="Times New Roman" w:hAnsi="Times New Roman" w:cs="Times New Roman"/>
-          <w:sz w:val="28"/>
-          <w:szCs w:val="28"/>
-        </w:rPr>
-        <w:t xml:space="preserve">Таблица </w:t>
-      </w:r>
-      <w:proofErr w:type="spellStart"/>
-      <w:r>
-        <w:rPr>
-          <w:rFonts w:ascii="Times New Roman" w:hAnsi="Times New Roman" w:cs="Times New Roman"/>
-          <w:sz w:val="28"/>
-          <w:szCs w:val="28"/>
-        </w:rPr>
-        <w:t>Employments</w:t>
-      </w:r>
-      <w:proofErr w:type="spellEnd"/>
-      <w:r>
-        <w:rPr>
-          <w:rFonts w:ascii="Times New Roman" w:hAnsi="Times New Roman" w:cs="Times New Roman"/>
-          <w:sz w:val="28"/>
-          <w:szCs w:val="28"/>
-        </w:rPr>
-        <w:t xml:space="preserve"> включает пять полей:</w:t>
+        <w:t>;</w:t>
       </w:r>
     </w:p>
     <w:p>
@@ -5475,7 +6336,7 @@
         <w:pStyle w:val="a3"/>
         <w:numPr>
           <w:ilvl w:val="0"/>
-          <w:numId w:val="8"/>
+          <w:numId w:val="18"/>
         </w:numPr>
         <w:spacing w:after="0" w:line="360" w:lineRule="auto"/>
         <w:ind w:left="0" w:firstLine="709"/>
@@ -5487,453 +6348,41 @@
           <w:szCs w:val="28"/>
         </w:rPr>
       </w:pPr>
-      <w:r>
-        <w:rPr>
-          <w:rFonts w:ascii="Times New Roman" w:hAnsi="Times New Roman" w:cs="Times New Roman"/>
-          <w:sz w:val="28"/>
-          <w:szCs w:val="28"/>
-        </w:rPr>
-        <w:t xml:space="preserve">empl_id – уникальный код записи о трудоустройстве, тип </w:t>
-      </w:r>
-      <w:proofErr w:type="spellStart"/>
-      <w:r>
-        <w:rPr>
-          <w:rFonts w:ascii="Times New Roman" w:hAnsi="Times New Roman" w:cs="Times New Roman"/>
-          <w:sz w:val="28"/>
-          <w:szCs w:val="28"/>
-        </w:rPr>
-        <w:t>integer</w:t>
-      </w:r>
-      <w:proofErr w:type="spellEnd"/>
-      <w:r>
-        <w:rPr>
-          <w:rFonts w:ascii="Times New Roman" w:hAnsi="Times New Roman" w:cs="Times New Roman"/>
-          <w:sz w:val="28"/>
-          <w:szCs w:val="28"/>
-        </w:rPr>
-        <w:t>, NOT NULL;</w:t>
-      </w:r>
-    </w:p>
-    <w:p>
-      <w:pPr>
-        <w:pStyle w:val="a3"/>
-        <w:numPr>
-          <w:ilvl w:val="0"/>
-          <w:numId w:val="8"/>
-        </w:numPr>
-        <w:spacing w:after="0" w:line="360" w:lineRule="auto"/>
-        <w:ind w:left="0" w:firstLine="709"/>
-        <w:contextualSpacing w:val="0"/>
-        <w:jc w:val="both"/>
-        <w:rPr>
-          <w:rFonts w:ascii="Times New Roman" w:hAnsi="Times New Roman" w:cs="Times New Roman"/>
-          <w:sz w:val="28"/>
-          <w:szCs w:val="28"/>
-          <w:lang w:val="en-US"/>
-        </w:rPr>
-      </w:pPr>
-      <w:r>
-        <w:rPr>
-          <w:rFonts w:ascii="Times New Roman" w:hAnsi="Times New Roman" w:cs="Times New Roman"/>
-          <w:sz w:val="28"/>
-          <w:szCs w:val="28"/>
-          <w:lang w:val="en-US"/>
-        </w:rPr>
-        <w:t xml:space="preserve">empl_application_id – </w:t>
-      </w:r>
-      <w:r>
-        <w:rPr>
-          <w:rFonts w:ascii="Times New Roman" w:hAnsi="Times New Roman" w:cs="Times New Roman"/>
-          <w:sz w:val="28"/>
-          <w:szCs w:val="28"/>
-        </w:rPr>
-        <w:t>код</w:t>
-      </w:r>
-      <w:r>
-        <w:rPr>
-          <w:rFonts w:ascii="Times New Roman" w:hAnsi="Times New Roman" w:cs="Times New Roman"/>
-          <w:sz w:val="28"/>
-          <w:szCs w:val="28"/>
-          <w:lang w:val="en-US"/>
-        </w:rPr>
-        <w:t xml:space="preserve"> </w:t>
-      </w:r>
-      <w:r>
-        <w:rPr>
-          <w:rFonts w:ascii="Times New Roman" w:hAnsi="Times New Roman" w:cs="Times New Roman"/>
-          <w:sz w:val="28"/>
-          <w:szCs w:val="28"/>
-        </w:rPr>
-        <w:t>заявки</w:t>
-      </w:r>
-      <w:r>
-        <w:rPr>
-          <w:rFonts w:ascii="Times New Roman" w:hAnsi="Times New Roman" w:cs="Times New Roman"/>
-          <w:sz w:val="28"/>
-          <w:szCs w:val="28"/>
-          <w:lang w:val="en-US"/>
-        </w:rPr>
-        <w:t xml:space="preserve"> </w:t>
-      </w:r>
-      <w:r>
-        <w:rPr>
-          <w:rFonts w:ascii="Times New Roman" w:hAnsi="Times New Roman" w:cs="Times New Roman"/>
-          <w:sz w:val="28"/>
-          <w:szCs w:val="28"/>
-        </w:rPr>
-        <w:t>из</w:t>
-      </w:r>
-      <w:r>
-        <w:rPr>
-          <w:rFonts w:ascii="Times New Roman" w:hAnsi="Times New Roman" w:cs="Times New Roman"/>
-          <w:sz w:val="28"/>
-          <w:szCs w:val="28"/>
-          <w:lang w:val="en-US"/>
-        </w:rPr>
-        <w:t xml:space="preserve"> </w:t>
-      </w:r>
-      <w:r>
-        <w:rPr>
-          <w:rFonts w:ascii="Times New Roman" w:hAnsi="Times New Roman" w:cs="Times New Roman"/>
-          <w:sz w:val="28"/>
-          <w:szCs w:val="28"/>
-        </w:rPr>
-        <w:t>таблицы</w:t>
-      </w:r>
-      <w:r>
-        <w:rPr>
-          <w:rFonts w:ascii="Times New Roman" w:hAnsi="Times New Roman" w:cs="Times New Roman"/>
-          <w:sz w:val="28"/>
-          <w:szCs w:val="28"/>
-          <w:lang w:val="en-US"/>
-        </w:rPr>
-        <w:t xml:space="preserve"> Applications, </w:t>
-      </w:r>
-      <w:r>
-        <w:rPr>
-          <w:rFonts w:ascii="Times New Roman" w:hAnsi="Times New Roman" w:cs="Times New Roman"/>
-          <w:sz w:val="28"/>
-          <w:szCs w:val="28"/>
-        </w:rPr>
-        <w:t>тип</w:t>
-      </w:r>
-      <w:r>
-        <w:rPr>
-          <w:rFonts w:ascii="Times New Roman" w:hAnsi="Times New Roman" w:cs="Times New Roman"/>
-          <w:sz w:val="28"/>
-          <w:szCs w:val="28"/>
-          <w:lang w:val="en-US"/>
-        </w:rPr>
-        <w:t xml:space="preserve"> integer, NOT NULL;</w:t>
-      </w:r>
-    </w:p>
-    <w:p>
-      <w:pPr>
-        <w:pStyle w:val="a3"/>
-        <w:numPr>
-          <w:ilvl w:val="0"/>
-          <w:numId w:val="8"/>
-        </w:numPr>
-        <w:spacing w:after="0" w:line="360" w:lineRule="auto"/>
-        <w:ind w:left="0" w:firstLine="709"/>
-        <w:contextualSpacing w:val="0"/>
-        <w:jc w:val="both"/>
-        <w:rPr>
-          <w:rFonts w:ascii="Times New Roman" w:hAnsi="Times New Roman" w:cs="Times New Roman"/>
-          <w:sz w:val="28"/>
-          <w:szCs w:val="28"/>
-          <w:lang w:val="en-US"/>
-        </w:rPr>
-      </w:pPr>
-      <w:proofErr w:type="spellStart"/>
-      <w:r>
-        <w:rPr>
-          <w:rFonts w:ascii="Times New Roman" w:hAnsi="Times New Roman" w:cs="Times New Roman"/>
-          <w:sz w:val="28"/>
-          <w:szCs w:val="28"/>
-          <w:lang w:val="en-US"/>
-        </w:rPr>
-        <w:t>empl_start_date</w:t>
-      </w:r>
-      <w:proofErr w:type="spellEnd"/>
-      <w:r>
-        <w:rPr>
-          <w:rFonts w:ascii="Times New Roman" w:hAnsi="Times New Roman" w:cs="Times New Roman"/>
-          <w:sz w:val="28"/>
-          <w:szCs w:val="28"/>
-          <w:lang w:val="en-US"/>
-        </w:rPr>
-        <w:t xml:space="preserve"> – </w:t>
-      </w:r>
-      <w:r>
-        <w:rPr>
-          <w:rFonts w:ascii="Times New Roman" w:hAnsi="Times New Roman" w:cs="Times New Roman"/>
-          <w:sz w:val="28"/>
-          <w:szCs w:val="28"/>
-        </w:rPr>
-        <w:t>дата</w:t>
-      </w:r>
-      <w:r>
-        <w:rPr>
-          <w:rFonts w:ascii="Times New Roman" w:hAnsi="Times New Roman" w:cs="Times New Roman"/>
-          <w:sz w:val="28"/>
-          <w:szCs w:val="28"/>
-          <w:lang w:val="en-US"/>
-        </w:rPr>
-        <w:t xml:space="preserve"> </w:t>
-      </w:r>
-      <w:r>
-        <w:rPr>
-          <w:rFonts w:ascii="Times New Roman" w:hAnsi="Times New Roman" w:cs="Times New Roman"/>
-          <w:sz w:val="28"/>
-          <w:szCs w:val="28"/>
-        </w:rPr>
-        <w:t>выхода</w:t>
-      </w:r>
-      <w:r>
-        <w:rPr>
-          <w:rFonts w:ascii="Times New Roman" w:hAnsi="Times New Roman" w:cs="Times New Roman"/>
-          <w:sz w:val="28"/>
-          <w:szCs w:val="28"/>
-          <w:lang w:val="en-US"/>
-        </w:rPr>
-        <w:t xml:space="preserve"> </w:t>
-      </w:r>
-      <w:r>
-        <w:rPr>
-          <w:rFonts w:ascii="Times New Roman" w:hAnsi="Times New Roman" w:cs="Times New Roman"/>
-          <w:sz w:val="28"/>
-          <w:szCs w:val="28"/>
-        </w:rPr>
-        <w:t>на</w:t>
-      </w:r>
-      <w:r>
-        <w:rPr>
-          <w:rFonts w:ascii="Times New Roman" w:hAnsi="Times New Roman" w:cs="Times New Roman"/>
-          <w:sz w:val="28"/>
-          <w:szCs w:val="28"/>
-          <w:lang w:val="en-US"/>
-        </w:rPr>
-        <w:t xml:space="preserve"> </w:t>
-      </w:r>
-      <w:r>
-        <w:rPr>
-          <w:rFonts w:ascii="Times New Roman" w:hAnsi="Times New Roman" w:cs="Times New Roman"/>
-          <w:sz w:val="28"/>
-          <w:szCs w:val="28"/>
-        </w:rPr>
-        <w:t>работу</w:t>
-      </w:r>
-      <w:r>
-        <w:rPr>
-          <w:rFonts w:ascii="Times New Roman" w:hAnsi="Times New Roman" w:cs="Times New Roman"/>
-          <w:sz w:val="28"/>
-          <w:szCs w:val="28"/>
-          <w:lang w:val="en-US"/>
-        </w:rPr>
-        <w:t xml:space="preserve">, </w:t>
-      </w:r>
-      <w:r>
-        <w:rPr>
-          <w:rFonts w:ascii="Times New Roman" w:hAnsi="Times New Roman" w:cs="Times New Roman"/>
-          <w:sz w:val="28"/>
-          <w:szCs w:val="28"/>
-        </w:rPr>
-        <w:t>тип</w:t>
-      </w:r>
-      <w:r>
-        <w:rPr>
-          <w:rFonts w:ascii="Times New Roman" w:hAnsi="Times New Roman" w:cs="Times New Roman"/>
-          <w:sz w:val="28"/>
-          <w:szCs w:val="28"/>
-          <w:lang w:val="en-US"/>
-        </w:rPr>
-        <w:t xml:space="preserve"> date, NOT NULL;</w:t>
-      </w:r>
-    </w:p>
-    <w:p>
-      <w:pPr>
-        <w:pStyle w:val="a3"/>
-        <w:numPr>
-          <w:ilvl w:val="0"/>
-          <w:numId w:val="8"/>
-        </w:numPr>
-        <w:spacing w:after="0" w:line="360" w:lineRule="auto"/>
-        <w:ind w:left="0" w:firstLine="709"/>
-        <w:contextualSpacing w:val="0"/>
-        <w:jc w:val="both"/>
-        <w:rPr>
-          <w:rFonts w:ascii="Times New Roman" w:hAnsi="Times New Roman" w:cs="Times New Roman"/>
-          <w:sz w:val="28"/>
-          <w:szCs w:val="28"/>
-          <w:lang w:val="en-US"/>
-        </w:rPr>
-      </w:pPr>
-      <w:proofErr w:type="spellStart"/>
-      <w:r>
-        <w:rPr>
-          <w:rFonts w:ascii="Times New Roman" w:hAnsi="Times New Roman" w:cs="Times New Roman"/>
-          <w:sz w:val="28"/>
-          <w:szCs w:val="28"/>
-          <w:lang w:val="en-US"/>
-        </w:rPr>
-        <w:t>empl_probation_days</w:t>
-      </w:r>
-      <w:proofErr w:type="spellEnd"/>
-      <w:r>
-        <w:rPr>
-          <w:rFonts w:ascii="Times New Roman" w:hAnsi="Times New Roman" w:cs="Times New Roman"/>
-          <w:sz w:val="28"/>
-          <w:szCs w:val="28"/>
-          <w:lang w:val="en-US"/>
-        </w:rPr>
-        <w:t xml:space="preserve"> – </w:t>
-      </w:r>
-      <w:r>
-        <w:rPr>
-          <w:rFonts w:ascii="Times New Roman" w:hAnsi="Times New Roman" w:cs="Times New Roman"/>
-          <w:sz w:val="28"/>
-          <w:szCs w:val="28"/>
-        </w:rPr>
-        <w:t>продолжительность</w:t>
-      </w:r>
-      <w:r>
-        <w:rPr>
-          <w:rFonts w:ascii="Times New Roman" w:hAnsi="Times New Roman" w:cs="Times New Roman"/>
-          <w:sz w:val="28"/>
-          <w:szCs w:val="28"/>
-          <w:lang w:val="en-US"/>
-        </w:rPr>
-        <w:t xml:space="preserve"> </w:t>
-      </w:r>
-      <w:r>
-        <w:rPr>
-          <w:rFonts w:ascii="Times New Roman" w:hAnsi="Times New Roman" w:cs="Times New Roman"/>
-          <w:sz w:val="28"/>
-          <w:szCs w:val="28"/>
-        </w:rPr>
-        <w:t>испытательного</w:t>
-      </w:r>
-      <w:r>
-        <w:rPr>
-          <w:rFonts w:ascii="Times New Roman" w:hAnsi="Times New Roman" w:cs="Times New Roman"/>
-          <w:sz w:val="28"/>
-          <w:szCs w:val="28"/>
-          <w:lang w:val="en-US"/>
-        </w:rPr>
-        <w:t xml:space="preserve"> </w:t>
-      </w:r>
-      <w:r>
-        <w:rPr>
-          <w:rFonts w:ascii="Times New Roman" w:hAnsi="Times New Roman" w:cs="Times New Roman"/>
-          <w:sz w:val="28"/>
-          <w:szCs w:val="28"/>
-        </w:rPr>
-        <w:t>срока</w:t>
-      </w:r>
-      <w:r>
-        <w:rPr>
-          <w:rFonts w:ascii="Times New Roman" w:hAnsi="Times New Roman" w:cs="Times New Roman"/>
-          <w:sz w:val="28"/>
-          <w:szCs w:val="28"/>
-          <w:lang w:val="en-US"/>
-        </w:rPr>
-        <w:t xml:space="preserve"> </w:t>
-      </w:r>
-      <w:r>
-        <w:rPr>
-          <w:rFonts w:ascii="Times New Roman" w:hAnsi="Times New Roman" w:cs="Times New Roman"/>
-          <w:sz w:val="28"/>
-          <w:szCs w:val="28"/>
-        </w:rPr>
-        <w:t>в</w:t>
-      </w:r>
-      <w:r>
-        <w:rPr>
-          <w:rFonts w:ascii="Times New Roman" w:hAnsi="Times New Roman" w:cs="Times New Roman"/>
-          <w:sz w:val="28"/>
-          <w:szCs w:val="28"/>
-          <w:lang w:val="en-US"/>
-        </w:rPr>
-        <w:t xml:space="preserve"> </w:t>
-      </w:r>
-      <w:r>
-        <w:rPr>
-          <w:rFonts w:ascii="Times New Roman" w:hAnsi="Times New Roman" w:cs="Times New Roman"/>
-          <w:sz w:val="28"/>
-          <w:szCs w:val="28"/>
-        </w:rPr>
-        <w:t>днях</w:t>
-      </w:r>
-      <w:r>
-        <w:rPr>
-          <w:rFonts w:ascii="Times New Roman" w:hAnsi="Times New Roman" w:cs="Times New Roman"/>
-          <w:sz w:val="28"/>
-          <w:szCs w:val="28"/>
-          <w:lang w:val="en-US"/>
-        </w:rPr>
-        <w:t xml:space="preserve">, </w:t>
-      </w:r>
-      <w:r>
-        <w:rPr>
-          <w:rFonts w:ascii="Times New Roman" w:hAnsi="Times New Roman" w:cs="Times New Roman"/>
-          <w:sz w:val="28"/>
-          <w:szCs w:val="28"/>
-        </w:rPr>
-        <w:t>тип</w:t>
-      </w:r>
-      <w:r>
-        <w:rPr>
-          <w:rFonts w:ascii="Times New Roman" w:hAnsi="Times New Roman" w:cs="Times New Roman"/>
-          <w:sz w:val="28"/>
-          <w:szCs w:val="28"/>
-          <w:lang w:val="en-US"/>
-        </w:rPr>
-        <w:t xml:space="preserve"> integer;</w:t>
-      </w:r>
-    </w:p>
-    <w:p>
-      <w:pPr>
-        <w:pStyle w:val="a3"/>
-        <w:numPr>
-          <w:ilvl w:val="0"/>
-          <w:numId w:val="8"/>
-        </w:numPr>
-        <w:spacing w:after="0" w:line="360" w:lineRule="auto"/>
-        <w:ind w:left="0" w:firstLine="709"/>
-        <w:contextualSpacing w:val="0"/>
-        <w:jc w:val="both"/>
-        <w:rPr>
-          <w:rFonts w:ascii="Times New Roman" w:hAnsi="Times New Roman" w:cs="Times New Roman"/>
-          <w:sz w:val="28"/>
-          <w:szCs w:val="28"/>
-        </w:rPr>
-      </w:pPr>
-      <w:r>
-        <w:rPr>
-          <w:rFonts w:ascii="Times New Roman" w:hAnsi="Times New Roman" w:cs="Times New Roman"/>
-          <w:sz w:val="28"/>
-          <w:szCs w:val="28"/>
-        </w:rPr>
-        <w:t xml:space="preserve">empl_salary – фактическая заработная плата, тип </w:t>
-      </w:r>
-      <w:proofErr w:type="spellStart"/>
-      <w:r>
-        <w:rPr>
-          <w:rFonts w:ascii="Times New Roman" w:hAnsi="Times New Roman" w:cs="Times New Roman"/>
-          <w:sz w:val="28"/>
-          <w:szCs w:val="28"/>
-        </w:rPr>
-        <w:t>numeric</w:t>
-      </w:r>
-      <w:proofErr w:type="spellEnd"/>
-      <w:r>
-        <w:rPr>
-          <w:rFonts w:ascii="Times New Roman" w:hAnsi="Times New Roman" w:cs="Times New Roman"/>
-          <w:sz w:val="28"/>
-          <w:szCs w:val="28"/>
-        </w:rPr>
-        <w:t>, NOT NULL.</w:t>
+      <w:proofErr w:type="spellStart"/>
+      <w:r>
+        <w:rPr>
+          <w:rFonts w:ascii="Times New Roman" w:hAnsi="Times New Roman" w:cs="Times New Roman"/>
+          <w:sz w:val="28"/>
+          <w:szCs w:val="28"/>
+        </w:rPr>
+        <w:t>int_result</w:t>
+      </w:r>
+      <w:proofErr w:type="spellEnd"/>
+      <w:r>
+        <w:rPr>
+          <w:rFonts w:ascii="Times New Roman" w:hAnsi="Times New Roman" w:cs="Times New Roman"/>
+          <w:sz w:val="28"/>
+          <w:szCs w:val="28"/>
+        </w:rPr>
+        <w:t xml:space="preserve"> – результат собеседования, тип </w:t>
+      </w:r>
+      <w:proofErr w:type="spellStart"/>
+      <w:r>
+        <w:rPr>
+          <w:rFonts w:ascii="Times New Roman" w:hAnsi="Times New Roman" w:cs="Times New Roman"/>
+          <w:sz w:val="28"/>
+          <w:szCs w:val="28"/>
+        </w:rPr>
+        <w:t>text</w:t>
+      </w:r>
+      <w:proofErr w:type="spellEnd"/>
+      <w:r>
+        <w:rPr>
+          <w:rFonts w:ascii="Times New Roman" w:hAnsi="Times New Roman" w:cs="Times New Roman"/>
+          <w:sz w:val="28"/>
+          <w:szCs w:val="28"/>
+        </w:rPr>
+        <w:t>.</w:t>
       </w:r>
     </w:p>
     <w:p>
@@ -5962,7 +6411,7 @@
           <w:sz w:val="28"/>
           <w:szCs w:val="28"/>
         </w:rPr>
-        <w:t>empl_id</w:t>
+        <w:t>int_id</w:t>
       </w:r>
       <w:proofErr w:type="spellEnd"/>
       <w:r>
@@ -5980,16 +6429,52 @@
           <w:sz w:val="28"/>
           <w:szCs w:val="28"/>
         </w:rPr>
-        <w:t>empl_application_id</w:t>
-      </w:r>
-      <w:proofErr w:type="spellEnd"/>
-      <w:r>
-        <w:rPr>
-          <w:rFonts w:ascii="Times New Roman" w:hAnsi="Times New Roman" w:cs="Times New Roman"/>
-          <w:sz w:val="28"/>
-          <w:szCs w:val="28"/>
-        </w:rPr>
-        <w:t xml:space="preserve"> является также уникальным ключом (UNIQUE), так как одна заявка может привести только к одному трудоустройству. Это поле объявлено как внешний ключ (FK) с правилом ограничения удаления (RESTRICT), чтобы предотвратить удаление заявки, по которой уже зафиксировано трудоустройство.</w:t>
+        <w:t>int_response_id</w:t>
+      </w:r>
+      <w:proofErr w:type="spellEnd"/>
+      <w:r>
+        <w:rPr>
+          <w:rFonts w:ascii="Times New Roman" w:hAnsi="Times New Roman" w:cs="Times New Roman"/>
+          <w:sz w:val="28"/>
+          <w:szCs w:val="28"/>
+        </w:rPr>
+        <w:t xml:space="preserve"> объявлено как внешний ключ (FK) с правилом каскадного удаления и обновления. Удаление отклика в таблице </w:t>
+      </w:r>
+      <w:proofErr w:type="spellStart"/>
+      <w:r>
+        <w:rPr>
+          <w:rFonts w:ascii="Times New Roman" w:hAnsi="Times New Roman" w:cs="Times New Roman"/>
+          <w:sz w:val="28"/>
+          <w:szCs w:val="28"/>
+        </w:rPr>
+        <w:t>Responses</w:t>
+      </w:r>
+      <w:proofErr w:type="spellEnd"/>
+      <w:r>
+        <w:rPr>
+          <w:rFonts w:ascii="Times New Roman" w:hAnsi="Times New Roman" w:cs="Times New Roman"/>
+          <w:sz w:val="28"/>
+          <w:szCs w:val="28"/>
+        </w:rPr>
+        <w:t xml:space="preserve"> приведет к автоматическому удалению всех записей о собеседованиях по этому отклику в таблице </w:t>
+      </w:r>
+      <w:proofErr w:type="spellStart"/>
+      <w:r>
+        <w:rPr>
+          <w:rFonts w:ascii="Times New Roman" w:hAnsi="Times New Roman" w:cs="Times New Roman"/>
+          <w:sz w:val="28"/>
+          <w:szCs w:val="28"/>
+        </w:rPr>
+        <w:t>Interviews</w:t>
+      </w:r>
+      <w:proofErr w:type="spellEnd"/>
+      <w:r>
+        <w:rPr>
+          <w:rFonts w:ascii="Times New Roman" w:hAnsi="Times New Roman" w:cs="Times New Roman"/>
+          <w:sz w:val="28"/>
+          <w:szCs w:val="28"/>
+        </w:rPr>
+        <w:t>.</w:t>
       </w:r>
     </w:p>
     <w:sectPr>
@@ -6003,7 +6488,7 @@
 </file>
 
 <file path=word/numbering.xml><?xml version="1.0" encoding="utf-8"?>
-<w:numbering xmlns:wpc="http://schemas.microsoft.com/office/word/2010/wordprocessingCanvas" xmlns:cx="http://schemas.microsoft.com/office/drawing/2014/chartex" xmlns:mc="http://schemas.openxmlformats.org/markup-compatibility/2006" xmlns:o="urn:schemas-microsoft-com:office:office" xmlns:r="http://schemas.openxmlformats.org/officeDocument/2006/relationships" xmlns:m="http://schemas.openxmlformats.org/officeDocument/2006/math" xmlns:v="urn:schemas-microsoft-com:vml" xmlns:wp14="http://schemas.microsoft.com/office/word/2010/wordprocessingDrawing" xmlns:wp="http://schemas.openxmlformats.org/drawingml/2006/wordprocessingDrawing" xmlns:w10="urn:schemas-microsoft-com:office:word" xmlns:w="http://schemas.openxmlformats.org/wordprocessingml/2006/main" xmlns:w14="http://schemas.microsoft.com/office/word/2010/wordml" xmlns:w15="http://schemas.microsoft.com/office/word/2012/wordml" xmlns:w16se="http://schemas.microsoft.com/office/word/2015/wordml/symex" xmlns:wpg="http://schemas.microsoft.com/office/word/2010/wordprocessingGroup" xmlns:wpi="http://schemas.microsoft.com/office/word/2010/wordprocessingInk" xmlns:wne="http://schemas.microsoft.com/office/word/2006/wordml" xmlns:wps="http://schemas.microsoft.com/office/word/2010/wordprocessingShape" mc:Ignorable="w14 w15 w16se wp14">
+<w:numbering xmlns:wpc="http://schemas.microsoft.com/office/word/2010/wordprocessingCanvas" xmlns:cx="http://schemas.microsoft.com/office/drawing/2014/chartex" xmlns:cx1="http://schemas.microsoft.com/office/drawing/2015/9/8/chartex" xmlns:cx2="http://schemas.microsoft.com/office/drawing/2015/10/21/chartex" xmlns:cx3="http://schemas.microsoft.com/office/drawing/2016/5/9/chartex" xmlns:cx4="http://schemas.microsoft.com/office/drawing/2016/5/10/chartex" xmlns:cx5="http://schemas.microsoft.com/office/drawing/2016/5/11/chartex" xmlns:cx6="http://schemas.microsoft.com/office/drawing/2016/5/12/chartex" xmlns:cx7="http://schemas.microsoft.com/office/drawing/2016/5/13/chartex" xmlns:cx8="http://schemas.microsoft.com/office/drawing/2016/5/14/chartex" xmlns:mc="http://schemas.openxmlformats.org/markup-compatibility/2006" xmlns:aink="http://schemas.microsoft.com/office/drawing/2016/ink" xmlns:am3d="http://schemas.microsoft.com/office/drawing/2017/model3d" xmlns:o="urn:schemas-microsoft-com:office:office" xmlns:oel="http://schemas.microsoft.com/office/2019/extlst" xmlns:r="http://schemas.openxmlformats.org/officeDocument/2006/relationships" xmlns:m="http://schemas.openxmlformats.org/officeDocument/2006/math" xmlns:v="urn:schemas-microsoft-com:vml" xmlns:wp14="http://schemas.microsoft.com/office/word/2010/wordprocessingDrawing" xmlns:wp="http://schemas.openxmlformats.org/drawingml/2006/wordprocessingDrawing" xmlns:w10="urn:schemas-microsoft-com:office:word" xmlns:w="http://schemas.openxmlformats.org/wordprocessingml/2006/main" xmlns:w14="http://schemas.microsoft.com/office/word/2010/wordml" xmlns:w15="http://schemas.microsoft.com/office/word/2012/wordml" xmlns:w16cex="http://schemas.microsoft.com/office/word/2018/wordml/cex" xmlns:w16cid="http://schemas.microsoft.com/office/word/2016/wordml/cid" xmlns:w16="http://schemas.microsoft.com/office/word/2018/wordml" xmlns:w16du="http://schemas.microsoft.com/office/word/2023/wordml/word16du" xmlns:w16sdtdh="http://schemas.microsoft.com/office/word/2020/wordml/sdtdatahash" xmlns:w16sdtfl="http://schemas.microsoft.com/office/word/2024/wordml/sdtformatlock" xmlns:w16se="http://schemas.microsoft.com/office/word/2015/wordml/symex" xmlns:wpg="http://schemas.microsoft.com/office/word/2010/wordprocessingGroup" xmlns:wpi="http://schemas.microsoft.com/office/word/2010/wordprocessingInk" xmlns:wne="http://schemas.microsoft.com/office/word/2006/wordml" xmlns:wps="http://schemas.microsoft.com/office/word/2010/wordprocessingShape" mc:Ignorable="w14 w15 w16se w16cid w16 w16cex w16sdtdh w16sdtfl w16du wp14">
   <w:abstractNum w:abstractNumId="0" w15:restartNumberingAfterBreak="0">
     <w:nsid w:val="06324F86"/>
     <w:multiLevelType w:val="hybridMultilevel"/>
@@ -6118,6 +6603,119 @@
     </w:lvl>
   </w:abstractNum>
   <w:abstractNum w:abstractNumId="1" w15:restartNumberingAfterBreak="0">
+    <w:nsid w:val="0A0B7AC0"/>
+    <w:multiLevelType w:val="hybridMultilevel"/>
+    <w:tmpl w:val="E8C2EC76"/>
+    <w:lvl w:ilvl="0" w:tplc="04190001">
+      <w:start w:val="1"/>
+      <w:numFmt w:val="bullet"/>
+      <w:lvlText w:val=""/>
+      <w:lvlJc w:val="left"/>
+      <w:pPr>
+        <w:ind w:left="1429" w:hanging="360"/>
+      </w:pPr>
+      <w:rPr>
+        <w:rFonts w:ascii="Symbol" w:hAnsi="Symbol" w:hint="default"/>
+      </w:rPr>
+    </w:lvl>
+    <w:lvl w:ilvl="1" w:tplc="04190003" w:tentative="1">
+      <w:start w:val="1"/>
+      <w:numFmt w:val="bullet"/>
+      <w:lvlText w:val="o"/>
+      <w:lvlJc w:val="left"/>
+      <w:pPr>
+        <w:ind w:left="2149" w:hanging="360"/>
+      </w:pPr>
+      <w:rPr>
+        <w:rFonts w:ascii="Courier New" w:hAnsi="Courier New" w:cs="Courier New" w:hint="default"/>
+      </w:rPr>
+    </w:lvl>
+    <w:lvl w:ilvl="2" w:tplc="04190005" w:tentative="1">
+      <w:start w:val="1"/>
+      <w:numFmt w:val="bullet"/>
+      <w:lvlText w:val=""/>
+      <w:lvlJc w:val="left"/>
+      <w:pPr>
+        <w:ind w:left="2869" w:hanging="360"/>
+      </w:pPr>
+      <w:rPr>
+        <w:rFonts w:ascii="Wingdings" w:hAnsi="Wingdings" w:hint="default"/>
+      </w:rPr>
+    </w:lvl>
+    <w:lvl w:ilvl="3" w:tplc="04190001" w:tentative="1">
+      <w:start w:val="1"/>
+      <w:numFmt w:val="bullet"/>
+      <w:lvlText w:val=""/>
+      <w:lvlJc w:val="left"/>
+      <w:pPr>
+        <w:ind w:left="3589" w:hanging="360"/>
+      </w:pPr>
+      <w:rPr>
+        <w:rFonts w:ascii="Symbol" w:hAnsi="Symbol" w:hint="default"/>
+      </w:rPr>
+    </w:lvl>
+    <w:lvl w:ilvl="4" w:tplc="04190003" w:tentative="1">
+      <w:start w:val="1"/>
+      <w:numFmt w:val="bullet"/>
+      <w:lvlText w:val="o"/>
+      <w:lvlJc w:val="left"/>
+      <w:pPr>
+        <w:ind w:left="4309" w:hanging="360"/>
+      </w:pPr>
+      <w:rPr>
+        <w:rFonts w:ascii="Courier New" w:hAnsi="Courier New" w:cs="Courier New" w:hint="default"/>
+      </w:rPr>
+    </w:lvl>
+    <w:lvl w:ilvl="5" w:tplc="04190005" w:tentative="1">
+      <w:start w:val="1"/>
+      <w:numFmt w:val="bullet"/>
+      <w:lvlText w:val=""/>
+      <w:lvlJc w:val="left"/>
+      <w:pPr>
+        <w:ind w:left="5029" w:hanging="360"/>
+      </w:pPr>
+      <w:rPr>
+        <w:rFonts w:ascii="Wingdings" w:hAnsi="Wingdings" w:hint="default"/>
+      </w:rPr>
+    </w:lvl>
+    <w:lvl w:ilvl="6" w:tplc="04190001" w:tentative="1">
+      <w:start w:val="1"/>
+      <w:numFmt w:val="bullet"/>
+      <w:lvlText w:val=""/>
+      <w:lvlJc w:val="left"/>
+      <w:pPr>
+        <w:ind w:left="5749" w:hanging="360"/>
+      </w:pPr>
+      <w:rPr>
+        <w:rFonts w:ascii="Symbol" w:hAnsi="Symbol" w:hint="default"/>
+      </w:rPr>
+    </w:lvl>
+    <w:lvl w:ilvl="7" w:tplc="04190003" w:tentative="1">
+      <w:start w:val="1"/>
+      <w:numFmt w:val="bullet"/>
+      <w:lvlText w:val="o"/>
+      <w:lvlJc w:val="left"/>
+      <w:pPr>
+        <w:ind w:left="6469" w:hanging="360"/>
+      </w:pPr>
+      <w:rPr>
+        <w:rFonts w:ascii="Courier New" w:hAnsi="Courier New" w:cs="Courier New" w:hint="default"/>
+      </w:rPr>
+    </w:lvl>
+    <w:lvl w:ilvl="8" w:tplc="04190005" w:tentative="1">
+      <w:start w:val="1"/>
+      <w:numFmt w:val="bullet"/>
+      <w:lvlText w:val=""/>
+      <w:lvlJc w:val="left"/>
+      <w:pPr>
+        <w:ind w:left="7189" w:hanging="360"/>
+      </w:pPr>
+      <w:rPr>
+        <w:rFonts w:ascii="Wingdings" w:hAnsi="Wingdings" w:hint="default"/>
+      </w:rPr>
+    </w:lvl>
+  </w:abstractNum>
+  <w:abstractNum w:abstractNumId="2" w15:restartNumberingAfterBreak="0">
     <w:nsid w:val="1F152E97"/>
     <w:multiLevelType w:val="hybridMultilevel"/>
     <w:tmpl w:val="46988E64"/>
@@ -6230,7 +6828,7 @@
       </w:rPr>
     </w:lvl>
   </w:abstractNum>
-  <w:abstractNum w:abstractNumId="2" w15:restartNumberingAfterBreak="0">
+  <w:abstractNum w:abstractNumId="3" w15:restartNumberingAfterBreak="0">
     <w:nsid w:val="21904A49"/>
     <w:multiLevelType w:val="hybridMultilevel"/>
     <w:tmpl w:val="42368E4C"/>
@@ -6343,7 +6941,120 @@
       </w:rPr>
     </w:lvl>
   </w:abstractNum>
-  <w:abstractNum w:abstractNumId="3" w15:restartNumberingAfterBreak="0">
+  <w:abstractNum w:abstractNumId="4" w15:restartNumberingAfterBreak="0">
+    <w:nsid w:val="2DCE6DD0"/>
+    <w:multiLevelType w:val="hybridMultilevel"/>
+    <w:tmpl w:val="3710C758"/>
+    <w:lvl w:ilvl="0" w:tplc="04190001">
+      <w:start w:val="1"/>
+      <w:numFmt w:val="bullet"/>
+      <w:lvlText w:val=""/>
+      <w:lvlJc w:val="left"/>
+      <w:pPr>
+        <w:ind w:left="1429" w:hanging="360"/>
+      </w:pPr>
+      <w:rPr>
+        <w:rFonts w:ascii="Symbol" w:hAnsi="Symbol" w:hint="default"/>
+      </w:rPr>
+    </w:lvl>
+    <w:lvl w:ilvl="1" w:tplc="04190003" w:tentative="1">
+      <w:start w:val="1"/>
+      <w:numFmt w:val="bullet"/>
+      <w:lvlText w:val="o"/>
+      <w:lvlJc w:val="left"/>
+      <w:pPr>
+        <w:ind w:left="2149" w:hanging="360"/>
+      </w:pPr>
+      <w:rPr>
+        <w:rFonts w:ascii="Courier New" w:hAnsi="Courier New" w:cs="Courier New" w:hint="default"/>
+      </w:rPr>
+    </w:lvl>
+    <w:lvl w:ilvl="2" w:tplc="04190005" w:tentative="1">
+      <w:start w:val="1"/>
+      <w:numFmt w:val="bullet"/>
+      <w:lvlText w:val=""/>
+      <w:lvlJc w:val="left"/>
+      <w:pPr>
+        <w:ind w:left="2869" w:hanging="360"/>
+      </w:pPr>
+      <w:rPr>
+        <w:rFonts w:ascii="Wingdings" w:hAnsi="Wingdings" w:hint="default"/>
+      </w:rPr>
+    </w:lvl>
+    <w:lvl w:ilvl="3" w:tplc="04190001" w:tentative="1">
+      <w:start w:val="1"/>
+      <w:numFmt w:val="bullet"/>
+      <w:lvlText w:val=""/>
+      <w:lvlJc w:val="left"/>
+      <w:pPr>
+        <w:ind w:left="3589" w:hanging="360"/>
+      </w:pPr>
+      <w:rPr>
+        <w:rFonts w:ascii="Symbol" w:hAnsi="Symbol" w:hint="default"/>
+      </w:rPr>
+    </w:lvl>
+    <w:lvl w:ilvl="4" w:tplc="04190003" w:tentative="1">
+      <w:start w:val="1"/>
+      <w:numFmt w:val="bullet"/>
+      <w:lvlText w:val="o"/>
+      <w:lvlJc w:val="left"/>
+      <w:pPr>
+        <w:ind w:left="4309" w:hanging="360"/>
+      </w:pPr>
+      <w:rPr>
+        <w:rFonts w:ascii="Courier New" w:hAnsi="Courier New" w:cs="Courier New" w:hint="default"/>
+      </w:rPr>
+    </w:lvl>
+    <w:lvl w:ilvl="5" w:tplc="04190005" w:tentative="1">
+      <w:start w:val="1"/>
+      <w:numFmt w:val="bullet"/>
+      <w:lvlText w:val=""/>
+      <w:lvlJc w:val="left"/>
+      <w:pPr>
+        <w:ind w:left="5029" w:hanging="360"/>
+      </w:pPr>
+      <w:rPr>
+        <w:rFonts w:ascii="Wingdings" w:hAnsi="Wingdings" w:hint="default"/>
+      </w:rPr>
+    </w:lvl>
+    <w:lvl w:ilvl="6" w:tplc="04190001" w:tentative="1">
+      <w:start w:val="1"/>
+      <w:numFmt w:val="bullet"/>
+      <w:lvlText w:val=""/>
+      <w:lvlJc w:val="left"/>
+      <w:pPr>
+        <w:ind w:left="5749" w:hanging="360"/>
+      </w:pPr>
+      <w:rPr>
+        <w:rFonts w:ascii="Symbol" w:hAnsi="Symbol" w:hint="default"/>
+      </w:rPr>
+    </w:lvl>
+    <w:lvl w:ilvl="7" w:tplc="04190003" w:tentative="1">
+      <w:start w:val="1"/>
+      <w:numFmt w:val="bullet"/>
+      <w:lvlText w:val="o"/>
+      <w:lvlJc w:val="left"/>
+      <w:pPr>
+        <w:ind w:left="6469" w:hanging="360"/>
+      </w:pPr>
+      <w:rPr>
+        <w:rFonts w:ascii="Courier New" w:hAnsi="Courier New" w:cs="Courier New" w:hint="default"/>
+      </w:rPr>
+    </w:lvl>
+    <w:lvl w:ilvl="8" w:tplc="04190005" w:tentative="1">
+      <w:start w:val="1"/>
+      <w:numFmt w:val="bullet"/>
+      <w:lvlText w:val=""/>
+      <w:lvlJc w:val="left"/>
+      <w:pPr>
+        <w:ind w:left="7189" w:hanging="360"/>
+      </w:pPr>
+      <w:rPr>
+        <w:rFonts w:ascii="Wingdings" w:hAnsi="Wingdings" w:hint="default"/>
+      </w:rPr>
+    </w:lvl>
+  </w:abstractNum>
+  <w:abstractNum w:abstractNumId="5" w15:restartNumberingAfterBreak="0">
     <w:nsid w:val="41824982"/>
     <w:multiLevelType w:val="hybridMultilevel"/>
     <w:tmpl w:val="67E8CDF6"/>
@@ -6456,7 +7167,7 @@
       </w:rPr>
     </w:lvl>
   </w:abstractNum>
-  <w:abstractNum w:abstractNumId="4" w15:restartNumberingAfterBreak="0">
+  <w:abstractNum w:abstractNumId="6" w15:restartNumberingAfterBreak="0">
     <w:nsid w:val="422D0D2A"/>
     <w:multiLevelType w:val="hybridMultilevel"/>
     <w:tmpl w:val="4C8852A8"/>
@@ -6569,7 +7280,346 @@
       </w:rPr>
     </w:lvl>
   </w:abstractNum>
-  <w:abstractNum w:abstractNumId="5" w15:restartNumberingAfterBreak="0">
+  <w:abstractNum w:abstractNumId="7" w15:restartNumberingAfterBreak="0">
+    <w:nsid w:val="45A57F9D"/>
+    <w:multiLevelType w:val="hybridMultilevel"/>
+    <w:tmpl w:val="05641980"/>
+    <w:lvl w:ilvl="0" w:tplc="04190001">
+      <w:start w:val="1"/>
+      <w:numFmt w:val="bullet"/>
+      <w:lvlText w:val=""/>
+      <w:lvlJc w:val="left"/>
+      <w:pPr>
+        <w:ind w:left="1429" w:hanging="360"/>
+      </w:pPr>
+      <w:rPr>
+        <w:rFonts w:ascii="Symbol" w:hAnsi="Symbol" w:hint="default"/>
+      </w:rPr>
+    </w:lvl>
+    <w:lvl w:ilvl="1" w:tplc="04190003" w:tentative="1">
+      <w:start w:val="1"/>
+      <w:numFmt w:val="bullet"/>
+      <w:lvlText w:val="o"/>
+      <w:lvlJc w:val="left"/>
+      <w:pPr>
+        <w:ind w:left="2149" w:hanging="360"/>
+      </w:pPr>
+      <w:rPr>
+        <w:rFonts w:ascii="Courier New" w:hAnsi="Courier New" w:cs="Courier New" w:hint="default"/>
+      </w:rPr>
+    </w:lvl>
+    <w:lvl w:ilvl="2" w:tplc="04190005" w:tentative="1">
+      <w:start w:val="1"/>
+      <w:numFmt w:val="bullet"/>
+      <w:lvlText w:val=""/>
+      <w:lvlJc w:val="left"/>
+      <w:pPr>
+        <w:ind w:left="2869" w:hanging="360"/>
+      </w:pPr>
+      <w:rPr>
+        <w:rFonts w:ascii="Wingdings" w:hAnsi="Wingdings" w:hint="default"/>
+      </w:rPr>
+    </w:lvl>
+    <w:lvl w:ilvl="3" w:tplc="04190001" w:tentative="1">
+      <w:start w:val="1"/>
+      <w:numFmt w:val="bullet"/>
+      <w:lvlText w:val=""/>
+      <w:lvlJc w:val="left"/>
+      <w:pPr>
+        <w:ind w:left="3589" w:hanging="360"/>
+      </w:pPr>
+      <w:rPr>
+        <w:rFonts w:ascii="Symbol" w:hAnsi="Symbol" w:hint="default"/>
+      </w:rPr>
+    </w:lvl>
+    <w:lvl w:ilvl="4" w:tplc="04190003" w:tentative="1">
+      <w:start w:val="1"/>
+      <w:numFmt w:val="bullet"/>
+      <w:lvlText w:val="o"/>
+      <w:lvlJc w:val="left"/>
+      <w:pPr>
+        <w:ind w:left="4309" w:hanging="360"/>
+      </w:pPr>
+      <w:rPr>
+        <w:rFonts w:ascii="Courier New" w:hAnsi="Courier New" w:cs="Courier New" w:hint="default"/>
+      </w:rPr>
+    </w:lvl>
+    <w:lvl w:ilvl="5" w:tplc="04190005" w:tentative="1">
+      <w:start w:val="1"/>
+      <w:numFmt w:val="bullet"/>
+      <w:lvlText w:val=""/>
+      <w:lvlJc w:val="left"/>
+      <w:pPr>
+        <w:ind w:left="5029" w:hanging="360"/>
+      </w:pPr>
+      <w:rPr>
+        <w:rFonts w:ascii="Wingdings" w:hAnsi="Wingdings" w:hint="default"/>
+      </w:rPr>
+    </w:lvl>
+    <w:lvl w:ilvl="6" w:tplc="04190001" w:tentative="1">
+      <w:start w:val="1"/>
+      <w:numFmt w:val="bullet"/>
+      <w:lvlText w:val=""/>
+      <w:lvlJc w:val="left"/>
+      <w:pPr>
+        <w:ind w:left="5749" w:hanging="360"/>
+      </w:pPr>
+      <w:rPr>
+        <w:rFonts w:ascii="Symbol" w:hAnsi="Symbol" w:hint="default"/>
+      </w:rPr>
+    </w:lvl>
+    <w:lvl w:ilvl="7" w:tplc="04190003" w:tentative="1">
+      <w:start w:val="1"/>
+      <w:numFmt w:val="bullet"/>
+      <w:lvlText w:val="o"/>
+      <w:lvlJc w:val="left"/>
+      <w:pPr>
+        <w:ind w:left="6469" w:hanging="360"/>
+      </w:pPr>
+      <w:rPr>
+        <w:rFonts w:ascii="Courier New" w:hAnsi="Courier New" w:cs="Courier New" w:hint="default"/>
+      </w:rPr>
+    </w:lvl>
+    <w:lvl w:ilvl="8" w:tplc="04190005" w:tentative="1">
+      <w:start w:val="1"/>
+      <w:numFmt w:val="bullet"/>
+      <w:lvlText w:val=""/>
+      <w:lvlJc w:val="left"/>
+      <w:pPr>
+        <w:ind w:left="7189" w:hanging="360"/>
+      </w:pPr>
+      <w:rPr>
+        <w:rFonts w:ascii="Wingdings" w:hAnsi="Wingdings" w:hint="default"/>
+      </w:rPr>
+    </w:lvl>
+  </w:abstractNum>
+  <w:abstractNum w:abstractNumId="8" w15:restartNumberingAfterBreak="0">
+    <w:nsid w:val="48E65E78"/>
+    <w:multiLevelType w:val="hybridMultilevel"/>
+    <w:tmpl w:val="E778A492"/>
+    <w:lvl w:ilvl="0" w:tplc="04190001">
+      <w:start w:val="1"/>
+      <w:numFmt w:val="bullet"/>
+      <w:lvlText w:val=""/>
+      <w:lvlJc w:val="left"/>
+      <w:pPr>
+        <w:ind w:left="1429" w:hanging="360"/>
+      </w:pPr>
+      <w:rPr>
+        <w:rFonts w:ascii="Symbol" w:hAnsi="Symbol" w:hint="default"/>
+      </w:rPr>
+    </w:lvl>
+    <w:lvl w:ilvl="1" w:tplc="04190003" w:tentative="1">
+      <w:start w:val="1"/>
+      <w:numFmt w:val="bullet"/>
+      <w:lvlText w:val="o"/>
+      <w:lvlJc w:val="left"/>
+      <w:pPr>
+        <w:ind w:left="2149" w:hanging="360"/>
+      </w:pPr>
+      <w:rPr>
+        <w:rFonts w:ascii="Courier New" w:hAnsi="Courier New" w:cs="Courier New" w:hint="default"/>
+      </w:rPr>
+    </w:lvl>
+    <w:lvl w:ilvl="2" w:tplc="04190005" w:tentative="1">
+      <w:start w:val="1"/>
+      <w:numFmt w:val="bullet"/>
+      <w:lvlText w:val=""/>
+      <w:lvlJc w:val="left"/>
+      <w:pPr>
+        <w:ind w:left="2869" w:hanging="360"/>
+      </w:pPr>
+      <w:rPr>
+        <w:rFonts w:ascii="Wingdings" w:hAnsi="Wingdings" w:hint="default"/>
+      </w:rPr>
+    </w:lvl>
+    <w:lvl w:ilvl="3" w:tplc="04190001" w:tentative="1">
+      <w:start w:val="1"/>
+      <w:numFmt w:val="bullet"/>
+      <w:lvlText w:val=""/>
+      <w:lvlJc w:val="left"/>
+      <w:pPr>
+        <w:ind w:left="3589" w:hanging="360"/>
+      </w:pPr>
+      <w:rPr>
+        <w:rFonts w:ascii="Symbol" w:hAnsi="Symbol" w:hint="default"/>
+      </w:rPr>
+    </w:lvl>
+    <w:lvl w:ilvl="4" w:tplc="04190003" w:tentative="1">
+      <w:start w:val="1"/>
+      <w:numFmt w:val="bullet"/>
+      <w:lvlText w:val="o"/>
+      <w:lvlJc w:val="left"/>
+      <w:pPr>
+        <w:ind w:left="4309" w:hanging="360"/>
+      </w:pPr>
+      <w:rPr>
+        <w:rFonts w:ascii="Courier New" w:hAnsi="Courier New" w:cs="Courier New" w:hint="default"/>
+      </w:rPr>
+    </w:lvl>
+    <w:lvl w:ilvl="5" w:tplc="04190005" w:tentative="1">
+      <w:start w:val="1"/>
+      <w:numFmt w:val="bullet"/>
+      <w:lvlText w:val=""/>
+      <w:lvlJc w:val="left"/>
+      <w:pPr>
+        <w:ind w:left="5029" w:hanging="360"/>
+      </w:pPr>
+      <w:rPr>
+        <w:rFonts w:ascii="Wingdings" w:hAnsi="Wingdings" w:hint="default"/>
+      </w:rPr>
+    </w:lvl>
+    <w:lvl w:ilvl="6" w:tplc="04190001" w:tentative="1">
+      <w:start w:val="1"/>
+      <w:numFmt w:val="bullet"/>
+      <w:lvlText w:val=""/>
+      <w:lvlJc w:val="left"/>
+      <w:pPr>
+        <w:ind w:left="5749" w:hanging="360"/>
+      </w:pPr>
+      <w:rPr>
+        <w:rFonts w:ascii="Symbol" w:hAnsi="Symbol" w:hint="default"/>
+      </w:rPr>
+    </w:lvl>
+    <w:lvl w:ilvl="7" w:tplc="04190003" w:tentative="1">
+      <w:start w:val="1"/>
+      <w:numFmt w:val="bullet"/>
+      <w:lvlText w:val="o"/>
+      <w:lvlJc w:val="left"/>
+      <w:pPr>
+        <w:ind w:left="6469" w:hanging="360"/>
+      </w:pPr>
+      <w:rPr>
+        <w:rFonts w:ascii="Courier New" w:hAnsi="Courier New" w:cs="Courier New" w:hint="default"/>
+      </w:rPr>
+    </w:lvl>
+    <w:lvl w:ilvl="8" w:tplc="04190005" w:tentative="1">
+      <w:start w:val="1"/>
+      <w:numFmt w:val="bullet"/>
+      <w:lvlText w:val=""/>
+      <w:lvlJc w:val="left"/>
+      <w:pPr>
+        <w:ind w:left="7189" w:hanging="360"/>
+      </w:pPr>
+      <w:rPr>
+        <w:rFonts w:ascii="Wingdings" w:hAnsi="Wingdings" w:hint="default"/>
+      </w:rPr>
+    </w:lvl>
+  </w:abstractNum>
+  <w:abstractNum w:abstractNumId="9" w15:restartNumberingAfterBreak="0">
+    <w:nsid w:val="4EA672D0"/>
+    <w:multiLevelType w:val="hybridMultilevel"/>
+    <w:tmpl w:val="CDE0C82A"/>
+    <w:lvl w:ilvl="0" w:tplc="04190001">
+      <w:start w:val="1"/>
+      <w:numFmt w:val="bullet"/>
+      <w:lvlText w:val=""/>
+      <w:lvlJc w:val="left"/>
+      <w:pPr>
+        <w:ind w:left="1080" w:hanging="360"/>
+      </w:pPr>
+      <w:rPr>
+        <w:rFonts w:ascii="Symbol" w:hAnsi="Symbol" w:hint="default"/>
+      </w:rPr>
+    </w:lvl>
+    <w:lvl w:ilvl="1" w:tplc="04190003" w:tentative="1">
+      <w:start w:val="1"/>
+      <w:numFmt w:val="bullet"/>
+      <w:lvlText w:val="o"/>
+      <w:lvlJc w:val="left"/>
+      <w:pPr>
+        <w:ind w:left="1800" w:hanging="360"/>
+      </w:pPr>
+      <w:rPr>
+        <w:rFonts w:ascii="Courier New" w:hAnsi="Courier New" w:cs="Courier New" w:hint="default"/>
+      </w:rPr>
+    </w:lvl>
+    <w:lvl w:ilvl="2" w:tplc="04190005" w:tentative="1">
+      <w:start w:val="1"/>
+      <w:numFmt w:val="bullet"/>
+      <w:lvlText w:val=""/>
+      <w:lvlJc w:val="left"/>
+      <w:pPr>
+        <w:ind w:left="2520" w:hanging="360"/>
+      </w:pPr>
+      <w:rPr>
+        <w:rFonts w:ascii="Wingdings" w:hAnsi="Wingdings" w:hint="default"/>
+      </w:rPr>
+    </w:lvl>
+    <w:lvl w:ilvl="3" w:tplc="04190001" w:tentative="1">
+      <w:start w:val="1"/>
+      <w:numFmt w:val="bullet"/>
+      <w:lvlText w:val=""/>
+      <w:lvlJc w:val="left"/>
+      <w:pPr>
+        <w:ind w:left="3240" w:hanging="360"/>
+      </w:pPr>
+      <w:rPr>
+        <w:rFonts w:ascii="Symbol" w:hAnsi="Symbol" w:hint="default"/>
+      </w:rPr>
+    </w:lvl>
+    <w:lvl w:ilvl="4" w:tplc="04190003" w:tentative="1">
+      <w:start w:val="1"/>
+      <w:numFmt w:val="bullet"/>
+      <w:lvlText w:val="o"/>
+      <w:lvlJc w:val="left"/>
+      <w:pPr>
+        <w:ind w:left="3960" w:hanging="360"/>
+      </w:pPr>
+      <w:rPr>
+        <w:rFonts w:ascii="Courier New" w:hAnsi="Courier New" w:cs="Courier New" w:hint="default"/>
+      </w:rPr>
+    </w:lvl>
+    <w:lvl w:ilvl="5" w:tplc="04190005" w:tentative="1">
+      <w:start w:val="1"/>
+      <w:numFmt w:val="bullet"/>
+      <w:lvlText w:val=""/>
+      <w:lvlJc w:val="left"/>
+      <w:pPr>
+        <w:ind w:left="4680" w:hanging="360"/>
+      </w:pPr>
+      <w:rPr>
+        <w:rFonts w:ascii="Wingdings" w:hAnsi="Wingdings" w:hint="default"/>
+      </w:rPr>
+    </w:lvl>
+    <w:lvl w:ilvl="6" w:tplc="04190001" w:tentative="1">
+      <w:start w:val="1"/>
+      <w:numFmt w:val="bullet"/>
+      <w:lvlText w:val=""/>
+      <w:lvlJc w:val="left"/>
+      <w:pPr>
+        <w:ind w:left="5400" w:hanging="360"/>
+      </w:pPr>
+      <w:rPr>
+        <w:rFonts w:ascii="Symbol" w:hAnsi="Symbol" w:hint="default"/>
+      </w:rPr>
+    </w:lvl>
+    <w:lvl w:ilvl="7" w:tplc="04190003" w:tentative="1">
+      <w:start w:val="1"/>
+      <w:numFmt w:val="bullet"/>
+      <w:lvlText w:val="o"/>
+      <w:lvlJc w:val="left"/>
+      <w:pPr>
+        <w:ind w:left="6120" w:hanging="360"/>
+      </w:pPr>
+      <w:rPr>
+        <w:rFonts w:ascii="Courier New" w:hAnsi="Courier New" w:cs="Courier New" w:hint="default"/>
+      </w:rPr>
+    </w:lvl>
+    <w:lvl w:ilvl="8" w:tplc="04190005" w:tentative="1">
+      <w:start w:val="1"/>
+      <w:numFmt w:val="bullet"/>
+      <w:lvlText w:val=""/>
+      <w:lvlJc w:val="left"/>
+      <w:pPr>
+        <w:ind w:left="6840" w:hanging="360"/>
+      </w:pPr>
+      <w:rPr>
+        <w:rFonts w:ascii="Wingdings" w:hAnsi="Wingdings" w:hint="default"/>
+      </w:rPr>
+    </w:lvl>
+  </w:abstractNum>
+  <w:abstractNum w:abstractNumId="10" w15:restartNumberingAfterBreak="0">
     <w:nsid w:val="519472D9"/>
     <w:multiLevelType w:val="hybridMultilevel"/>
     <w:tmpl w:val="640A4B6A"/>
@@ -6682,7 +7732,7 @@
       </w:rPr>
     </w:lvl>
   </w:abstractNum>
-  <w:abstractNum w:abstractNumId="6" w15:restartNumberingAfterBreak="0">
+  <w:abstractNum w:abstractNumId="11" w15:restartNumberingAfterBreak="0">
     <w:nsid w:val="546F7BAB"/>
     <w:multiLevelType w:val="hybridMultilevel"/>
     <w:tmpl w:val="6048281E"/>
@@ -6795,7 +7845,322 @@
       </w:rPr>
     </w:lvl>
   </w:abstractNum>
-  <w:abstractNum w:abstractNumId="7" w15:restartNumberingAfterBreak="0">
+  <w:abstractNum w:abstractNumId="12" w15:restartNumberingAfterBreak="0">
+    <w:nsid w:val="56FC46F6"/>
+    <w:multiLevelType w:val="hybridMultilevel"/>
+    <w:tmpl w:val="4C4A2868"/>
+    <w:lvl w:ilvl="0" w:tplc="AA1C98D2">
+      <w:start w:val="1"/>
+      <w:numFmt w:val="decimal"/>
+      <w:lvlText w:val="%1."/>
+      <w:lvlJc w:val="left"/>
+      <w:pPr>
+        <w:ind w:left="1069" w:hanging="360"/>
+      </w:pPr>
+      <w:rPr>
+        <w:rFonts w:hint="default"/>
+      </w:rPr>
+    </w:lvl>
+    <w:lvl w:ilvl="1" w:tplc="04190019" w:tentative="1">
+      <w:start w:val="1"/>
+      <w:numFmt w:val="lowerLetter"/>
+      <w:lvlText w:val="%2."/>
+      <w:lvlJc w:val="left"/>
+      <w:pPr>
+        <w:ind w:left="1789" w:hanging="360"/>
+      </w:pPr>
+    </w:lvl>
+    <w:lvl w:ilvl="2" w:tplc="0419001B" w:tentative="1">
+      <w:start w:val="1"/>
+      <w:numFmt w:val="lowerRoman"/>
+      <w:lvlText w:val="%3."/>
+      <w:lvlJc w:val="right"/>
+      <w:pPr>
+        <w:ind w:left="2509" w:hanging="180"/>
+      </w:pPr>
+    </w:lvl>
+    <w:lvl w:ilvl="3" w:tplc="0419000F" w:tentative="1">
+      <w:start w:val="1"/>
+      <w:numFmt w:val="decimal"/>
+      <w:lvlText w:val="%4."/>
+      <w:lvlJc w:val="left"/>
+      <w:pPr>
+        <w:ind w:left="3229" w:hanging="360"/>
+      </w:pPr>
+    </w:lvl>
+    <w:lvl w:ilvl="4" w:tplc="04190019" w:tentative="1">
+      <w:start w:val="1"/>
+      <w:numFmt w:val="lowerLetter"/>
+      <w:lvlText w:val="%5."/>
+      <w:lvlJc w:val="left"/>
+      <w:pPr>
+        <w:ind w:left="3949" w:hanging="360"/>
+      </w:pPr>
+    </w:lvl>
+    <w:lvl w:ilvl="5" w:tplc="0419001B" w:tentative="1">
+      <w:start w:val="1"/>
+      <w:numFmt w:val="lowerRoman"/>
+      <w:lvlText w:val="%6."/>
+      <w:lvlJc w:val="right"/>
+      <w:pPr>
+        <w:ind w:left="4669" w:hanging="180"/>
+      </w:pPr>
+    </w:lvl>
+    <w:lvl w:ilvl="6" w:tplc="0419000F" w:tentative="1">
+      <w:start w:val="1"/>
+      <w:numFmt w:val="decimal"/>
+      <w:lvlText w:val="%7."/>
+      <w:lvlJc w:val="left"/>
+      <w:pPr>
+        <w:ind w:left="5389" w:hanging="360"/>
+      </w:pPr>
+    </w:lvl>
+    <w:lvl w:ilvl="7" w:tplc="04190019" w:tentative="1">
+      <w:start w:val="1"/>
+      <w:numFmt w:val="lowerLetter"/>
+      <w:lvlText w:val="%8."/>
+      <w:lvlJc w:val="left"/>
+      <w:pPr>
+        <w:ind w:left="6109" w:hanging="360"/>
+      </w:pPr>
+    </w:lvl>
+    <w:lvl w:ilvl="8" w:tplc="0419001B" w:tentative="1">
+      <w:start w:val="1"/>
+      <w:numFmt w:val="lowerRoman"/>
+      <w:lvlText w:val="%9."/>
+      <w:lvlJc w:val="right"/>
+      <w:pPr>
+        <w:ind w:left="6829" w:hanging="180"/>
+      </w:pPr>
+    </w:lvl>
+  </w:abstractNum>
+  <w:abstractNum w:abstractNumId="13" w15:restartNumberingAfterBreak="0">
+    <w:nsid w:val="57AF2BAB"/>
+    <w:multiLevelType w:val="hybridMultilevel"/>
+    <w:tmpl w:val="F7F29A20"/>
+    <w:lvl w:ilvl="0" w:tplc="04190001">
+      <w:start w:val="1"/>
+      <w:numFmt w:val="bullet"/>
+      <w:lvlText w:val=""/>
+      <w:lvlJc w:val="left"/>
+      <w:pPr>
+        <w:ind w:left="1429" w:hanging="360"/>
+      </w:pPr>
+      <w:rPr>
+        <w:rFonts w:ascii="Symbol" w:hAnsi="Symbol" w:hint="default"/>
+      </w:rPr>
+    </w:lvl>
+    <w:lvl w:ilvl="1" w:tplc="04190003" w:tentative="1">
+      <w:start w:val="1"/>
+      <w:numFmt w:val="bullet"/>
+      <w:lvlText w:val="o"/>
+      <w:lvlJc w:val="left"/>
+      <w:pPr>
+        <w:ind w:left="2149" w:hanging="360"/>
+      </w:pPr>
+      <w:rPr>
+        <w:rFonts w:ascii="Courier New" w:hAnsi="Courier New" w:cs="Courier New" w:hint="default"/>
+      </w:rPr>
+    </w:lvl>
+    <w:lvl w:ilvl="2" w:tplc="04190005" w:tentative="1">
+      <w:start w:val="1"/>
+      <w:numFmt w:val="bullet"/>
+      <w:lvlText w:val=""/>
+      <w:lvlJc w:val="left"/>
+      <w:pPr>
+        <w:ind w:left="2869" w:hanging="360"/>
+      </w:pPr>
+      <w:rPr>
+        <w:rFonts w:ascii="Wingdings" w:hAnsi="Wingdings" w:hint="default"/>
+      </w:rPr>
+    </w:lvl>
+    <w:lvl w:ilvl="3" w:tplc="04190001" w:tentative="1">
+      <w:start w:val="1"/>
+      <w:numFmt w:val="bullet"/>
+      <w:lvlText w:val=""/>
+      <w:lvlJc w:val="left"/>
+      <w:pPr>
+        <w:ind w:left="3589" w:hanging="360"/>
+      </w:pPr>
+      <w:rPr>
+        <w:rFonts w:ascii="Symbol" w:hAnsi="Symbol" w:hint="default"/>
+      </w:rPr>
+    </w:lvl>
+    <w:lvl w:ilvl="4" w:tplc="04190003" w:tentative="1">
+      <w:start w:val="1"/>
+      <w:numFmt w:val="bullet"/>
+      <w:lvlText w:val="o"/>
+      <w:lvlJc w:val="left"/>
+      <w:pPr>
+        <w:ind w:left="4309" w:hanging="360"/>
+      </w:pPr>
+      <w:rPr>
+        <w:rFonts w:ascii="Courier New" w:hAnsi="Courier New" w:cs="Courier New" w:hint="default"/>
+      </w:rPr>
+    </w:lvl>
+    <w:lvl w:ilvl="5" w:tplc="04190005" w:tentative="1">
+      <w:start w:val="1"/>
+      <w:numFmt w:val="bullet"/>
+      <w:lvlText w:val=""/>
+      <w:lvlJc w:val="left"/>
+      <w:pPr>
+        <w:ind w:left="5029" w:hanging="360"/>
+      </w:pPr>
+      <w:rPr>
+        <w:rFonts w:ascii="Wingdings" w:hAnsi="Wingdings" w:hint="default"/>
+      </w:rPr>
+    </w:lvl>
+    <w:lvl w:ilvl="6" w:tplc="04190001" w:tentative="1">
+      <w:start w:val="1"/>
+      <w:numFmt w:val="bullet"/>
+      <w:lvlText w:val=""/>
+      <w:lvlJc w:val="left"/>
+      <w:pPr>
+        <w:ind w:left="5749" w:hanging="360"/>
+      </w:pPr>
+      <w:rPr>
+        <w:rFonts w:ascii="Symbol" w:hAnsi="Symbol" w:hint="default"/>
+      </w:rPr>
+    </w:lvl>
+    <w:lvl w:ilvl="7" w:tplc="04190003" w:tentative="1">
+      <w:start w:val="1"/>
+      <w:numFmt w:val="bullet"/>
+      <w:lvlText w:val="o"/>
+      <w:lvlJc w:val="left"/>
+      <w:pPr>
+        <w:ind w:left="6469" w:hanging="360"/>
+      </w:pPr>
+      <w:rPr>
+        <w:rFonts w:ascii="Courier New" w:hAnsi="Courier New" w:cs="Courier New" w:hint="default"/>
+      </w:rPr>
+    </w:lvl>
+    <w:lvl w:ilvl="8" w:tplc="04190005" w:tentative="1">
+      <w:start w:val="1"/>
+      <w:numFmt w:val="bullet"/>
+      <w:lvlText w:val=""/>
+      <w:lvlJc w:val="left"/>
+      <w:pPr>
+        <w:ind w:left="7189" w:hanging="360"/>
+      </w:pPr>
+      <w:rPr>
+        <w:rFonts w:ascii="Wingdings" w:hAnsi="Wingdings" w:hint="default"/>
+      </w:rPr>
+    </w:lvl>
+  </w:abstractNum>
+  <w:abstractNum w:abstractNumId="14" w15:restartNumberingAfterBreak="0">
+    <w:nsid w:val="59C637D2"/>
+    <w:multiLevelType w:val="hybridMultilevel"/>
+    <w:tmpl w:val="6B0C28E8"/>
+    <w:lvl w:ilvl="0" w:tplc="04190001">
+      <w:start w:val="1"/>
+      <w:numFmt w:val="bullet"/>
+      <w:lvlText w:val=""/>
+      <w:lvlJc w:val="left"/>
+      <w:pPr>
+        <w:ind w:left="1429" w:hanging="360"/>
+      </w:pPr>
+      <w:rPr>
+        <w:rFonts w:ascii="Symbol" w:hAnsi="Symbol" w:hint="default"/>
+      </w:rPr>
+    </w:lvl>
+    <w:lvl w:ilvl="1" w:tplc="04190003" w:tentative="1">
+      <w:start w:val="1"/>
+      <w:numFmt w:val="bullet"/>
+      <w:lvlText w:val="o"/>
+      <w:lvlJc w:val="left"/>
+      <w:pPr>
+        <w:ind w:left="2149" w:hanging="360"/>
+      </w:pPr>
+      <w:rPr>
+        <w:rFonts w:ascii="Courier New" w:hAnsi="Courier New" w:cs="Courier New" w:hint="default"/>
+      </w:rPr>
+    </w:lvl>
+    <w:lvl w:ilvl="2" w:tplc="04190005" w:tentative="1">
+      <w:start w:val="1"/>
+      <w:numFmt w:val="bullet"/>
+      <w:lvlText w:val=""/>
+      <w:lvlJc w:val="left"/>
+      <w:pPr>
+        <w:ind w:left="2869" w:hanging="360"/>
+      </w:pPr>
+      <w:rPr>
+        <w:rFonts w:ascii="Wingdings" w:hAnsi="Wingdings" w:hint="default"/>
+      </w:rPr>
+    </w:lvl>
+    <w:lvl w:ilvl="3" w:tplc="04190001" w:tentative="1">
+      <w:start w:val="1"/>
+      <w:numFmt w:val="bullet"/>
+      <w:lvlText w:val=""/>
+      <w:lvlJc w:val="left"/>
+      <w:pPr>
+        <w:ind w:left="3589" w:hanging="360"/>
+      </w:pPr>
+      <w:rPr>
+        <w:rFonts w:ascii="Symbol" w:hAnsi="Symbol" w:hint="default"/>
+      </w:rPr>
+    </w:lvl>
+    <w:lvl w:ilvl="4" w:tplc="04190003" w:tentative="1">
+      <w:start w:val="1"/>
+      <w:numFmt w:val="bullet"/>
+      <w:lvlText w:val="o"/>
+      <w:lvlJc w:val="left"/>
+      <w:pPr>
+        <w:ind w:left="4309" w:hanging="360"/>
+      </w:pPr>
+      <w:rPr>
+        <w:rFonts w:ascii="Courier New" w:hAnsi="Courier New" w:cs="Courier New" w:hint="default"/>
+      </w:rPr>
+    </w:lvl>
+    <w:lvl w:ilvl="5" w:tplc="04190005" w:tentative="1">
+      <w:start w:val="1"/>
+      <w:numFmt w:val="bullet"/>
+      <w:lvlText w:val=""/>
+      <w:lvlJc w:val="left"/>
+      <w:pPr>
+        <w:ind w:left="5029" w:hanging="360"/>
+      </w:pPr>
+      <w:rPr>
+        <w:rFonts w:ascii="Wingdings" w:hAnsi="Wingdings" w:hint="default"/>
+      </w:rPr>
+    </w:lvl>
+    <w:lvl w:ilvl="6" w:tplc="04190001" w:tentative="1">
+      <w:start w:val="1"/>
+      <w:numFmt w:val="bullet"/>
+      <w:lvlText w:val=""/>
+      <w:lvlJc w:val="left"/>
+      <w:pPr>
+        <w:ind w:left="5749" w:hanging="360"/>
+      </w:pPr>
+      <w:rPr>
+        <w:rFonts w:ascii="Symbol" w:hAnsi="Symbol" w:hint="default"/>
+      </w:rPr>
+    </w:lvl>
+    <w:lvl w:ilvl="7" w:tplc="04190003" w:tentative="1">
+      <w:start w:val="1"/>
+      <w:numFmt w:val="bullet"/>
+      <w:lvlText w:val="o"/>
+      <w:lvlJc w:val="left"/>
+      <w:pPr>
+        <w:ind w:left="6469" w:hanging="360"/>
+      </w:pPr>
+      <w:rPr>
+        <w:rFonts w:ascii="Courier New" w:hAnsi="Courier New" w:cs="Courier New" w:hint="default"/>
+      </w:rPr>
+    </w:lvl>
+    <w:lvl w:ilvl="8" w:tplc="04190005" w:tentative="1">
+      <w:start w:val="1"/>
+      <w:numFmt w:val="bullet"/>
+      <w:lvlText w:val=""/>
+      <w:lvlJc w:val="left"/>
+      <w:pPr>
+        <w:ind w:left="7189" w:hanging="360"/>
+      </w:pPr>
+      <w:rPr>
+        <w:rFonts w:ascii="Wingdings" w:hAnsi="Wingdings" w:hint="default"/>
+      </w:rPr>
+    </w:lvl>
+  </w:abstractNum>
+  <w:abstractNum w:abstractNumId="15" w15:restartNumberingAfterBreak="0">
     <w:nsid w:val="6DDE3D34"/>
     <w:multiLevelType w:val="hybridMultilevel"/>
     <w:tmpl w:val="717E6454"/>
@@ -6908,7 +8273,7 @@
       </w:rPr>
     </w:lvl>
   </w:abstractNum>
-  <w:abstractNum w:abstractNumId="8" w15:restartNumberingAfterBreak="0">
+  <w:abstractNum w:abstractNumId="16" w15:restartNumberingAfterBreak="0">
     <w:nsid w:val="70553426"/>
     <w:multiLevelType w:val="hybridMultilevel"/>
     <w:tmpl w:val="A92EB874"/>
@@ -7021,38 +8386,178 @@
       </w:rPr>
     </w:lvl>
   </w:abstractNum>
-  <w:num w:numId="1">
+  <w:abstractNum w:abstractNumId="17" w15:restartNumberingAfterBreak="0">
+    <w:nsid w:val="73960BA1"/>
+    <w:multiLevelType w:val="hybridMultilevel"/>
+    <w:tmpl w:val="98323346"/>
+    <w:lvl w:ilvl="0" w:tplc="04190001">
+      <w:start w:val="1"/>
+      <w:numFmt w:val="bullet"/>
+      <w:lvlText w:val=""/>
+      <w:lvlJc w:val="left"/>
+      <w:pPr>
+        <w:ind w:left="1429" w:hanging="360"/>
+      </w:pPr>
+      <w:rPr>
+        <w:rFonts w:ascii="Symbol" w:hAnsi="Symbol" w:hint="default"/>
+      </w:rPr>
+    </w:lvl>
+    <w:lvl w:ilvl="1" w:tplc="04190003" w:tentative="1">
+      <w:start w:val="1"/>
+      <w:numFmt w:val="bullet"/>
+      <w:lvlText w:val="o"/>
+      <w:lvlJc w:val="left"/>
+      <w:pPr>
+        <w:ind w:left="2149" w:hanging="360"/>
+      </w:pPr>
+      <w:rPr>
+        <w:rFonts w:ascii="Courier New" w:hAnsi="Courier New" w:cs="Courier New" w:hint="default"/>
+      </w:rPr>
+    </w:lvl>
+    <w:lvl w:ilvl="2" w:tplc="04190005" w:tentative="1">
+      <w:start w:val="1"/>
+      <w:numFmt w:val="bullet"/>
+      <w:lvlText w:val=""/>
+      <w:lvlJc w:val="left"/>
+      <w:pPr>
+        <w:ind w:left="2869" w:hanging="360"/>
+      </w:pPr>
+      <w:rPr>
+        <w:rFonts w:ascii="Wingdings" w:hAnsi="Wingdings" w:hint="default"/>
+      </w:rPr>
+    </w:lvl>
+    <w:lvl w:ilvl="3" w:tplc="04190001" w:tentative="1">
+      <w:start w:val="1"/>
+      <w:numFmt w:val="bullet"/>
+      <w:lvlText w:val=""/>
+      <w:lvlJc w:val="left"/>
+      <w:pPr>
+        <w:ind w:left="3589" w:hanging="360"/>
+      </w:pPr>
+      <w:rPr>
+        <w:rFonts w:ascii="Symbol" w:hAnsi="Symbol" w:hint="default"/>
+      </w:rPr>
+    </w:lvl>
+    <w:lvl w:ilvl="4" w:tplc="04190003" w:tentative="1">
+      <w:start w:val="1"/>
+      <w:numFmt w:val="bullet"/>
+      <w:lvlText w:val="o"/>
+      <w:lvlJc w:val="left"/>
+      <w:pPr>
+        <w:ind w:left="4309" w:hanging="360"/>
+      </w:pPr>
+      <w:rPr>
+        <w:rFonts w:ascii="Courier New" w:hAnsi="Courier New" w:cs="Courier New" w:hint="default"/>
+      </w:rPr>
+    </w:lvl>
+    <w:lvl w:ilvl="5" w:tplc="04190005" w:tentative="1">
+      <w:start w:val="1"/>
+      <w:numFmt w:val="bullet"/>
+      <w:lvlText w:val=""/>
+      <w:lvlJc w:val="left"/>
+      <w:pPr>
+        <w:ind w:left="5029" w:hanging="360"/>
+      </w:pPr>
+      <w:rPr>
+        <w:rFonts w:ascii="Wingdings" w:hAnsi="Wingdings" w:hint="default"/>
+      </w:rPr>
+    </w:lvl>
+    <w:lvl w:ilvl="6" w:tplc="04190001" w:tentative="1">
+      <w:start w:val="1"/>
+      <w:numFmt w:val="bullet"/>
+      <w:lvlText w:val=""/>
+      <w:lvlJc w:val="left"/>
+      <w:pPr>
+        <w:ind w:left="5749" w:hanging="360"/>
+      </w:pPr>
+      <w:rPr>
+        <w:rFonts w:ascii="Symbol" w:hAnsi="Symbol" w:hint="default"/>
+      </w:rPr>
+    </w:lvl>
+    <w:lvl w:ilvl="7" w:tplc="04190003" w:tentative="1">
+      <w:start w:val="1"/>
+      <w:numFmt w:val="bullet"/>
+      <w:lvlText w:val="o"/>
+      <w:lvlJc w:val="left"/>
+      <w:pPr>
+        <w:ind w:left="6469" w:hanging="360"/>
+      </w:pPr>
+      <w:rPr>
+        <w:rFonts w:ascii="Courier New" w:hAnsi="Courier New" w:cs="Courier New" w:hint="default"/>
+      </w:rPr>
+    </w:lvl>
+    <w:lvl w:ilvl="8" w:tplc="04190005" w:tentative="1">
+      <w:start w:val="1"/>
+      <w:numFmt w:val="bullet"/>
+      <w:lvlText w:val=""/>
+      <w:lvlJc w:val="left"/>
+      <w:pPr>
+        <w:ind w:left="7189" w:hanging="360"/>
+      </w:pPr>
+      <w:rPr>
+        <w:rFonts w:ascii="Wingdings" w:hAnsi="Wingdings" w:hint="default"/>
+      </w:rPr>
+    </w:lvl>
+  </w:abstractNum>
+  <w:num w:numId="1" w16cid:durableId="392385522">
     <w:abstractNumId w:val="0"/>
   </w:num>
-  <w:num w:numId="2">
+  <w:num w:numId="2" w16cid:durableId="1162770016">
+    <w:abstractNumId w:val="10"/>
+  </w:num>
+  <w:num w:numId="3" w16cid:durableId="560864825">
+    <w:abstractNumId w:val="15"/>
+  </w:num>
+  <w:num w:numId="4" w16cid:durableId="1942563652">
+    <w:abstractNumId w:val="6"/>
+  </w:num>
+  <w:num w:numId="5" w16cid:durableId="2083216846">
+    <w:abstractNumId w:val="11"/>
+  </w:num>
+  <w:num w:numId="6" w16cid:durableId="1744796489">
+    <w:abstractNumId w:val="16"/>
+  </w:num>
+  <w:num w:numId="7" w16cid:durableId="508064210">
+    <w:abstractNumId w:val="3"/>
+  </w:num>
+  <w:num w:numId="8" w16cid:durableId="524633139">
+    <w:abstractNumId w:val="2"/>
+  </w:num>
+  <w:num w:numId="9" w16cid:durableId="848176934">
     <w:abstractNumId w:val="5"/>
   </w:num>
-  <w:num w:numId="3">
+  <w:num w:numId="10" w16cid:durableId="866869790">
+    <w:abstractNumId w:val="13"/>
+  </w:num>
+  <w:num w:numId="11" w16cid:durableId="488640928">
+    <w:abstractNumId w:val="8"/>
+  </w:num>
+  <w:num w:numId="12" w16cid:durableId="269550033">
+    <w:abstractNumId w:val="12"/>
+  </w:num>
+  <w:num w:numId="13" w16cid:durableId="681275164">
+    <w:abstractNumId w:val="14"/>
+  </w:num>
+  <w:num w:numId="14" w16cid:durableId="556744416">
+    <w:abstractNumId w:val="9"/>
+  </w:num>
+  <w:num w:numId="15" w16cid:durableId="561601746">
+    <w:abstractNumId w:val="4"/>
+  </w:num>
+  <w:num w:numId="16" w16cid:durableId="795954833">
     <w:abstractNumId w:val="7"/>
   </w:num>
-  <w:num w:numId="4">
-    <w:abstractNumId w:val="4"/>
-  </w:num>
-  <w:num w:numId="5">
-    <w:abstractNumId w:val="6"/>
-  </w:num>
-  <w:num w:numId="6">
-    <w:abstractNumId w:val="8"/>
-  </w:num>
-  <w:num w:numId="7">
-    <w:abstractNumId w:val="2"/>
-  </w:num>
-  <w:num w:numId="8">
+  <w:num w:numId="17" w16cid:durableId="1890267042">
     <w:abstractNumId w:val="1"/>
   </w:num>
-  <w:num w:numId="9">
-    <w:abstractNumId w:val="3"/>
+  <w:num w:numId="18" w16cid:durableId="1612787117">
+    <w:abstractNumId w:val="17"/>
   </w:num>
 </w:numbering>
 </file>
 
 <file path=word/styles.xml><?xml version="1.0" encoding="utf-8"?>
-<w:styles xmlns:mc="http://schemas.openxmlformats.org/markup-compatibility/2006" xmlns:r="http://schemas.openxmlformats.org/officeDocument/2006/relationships" xmlns:w="http://schemas.openxmlformats.org/wordprocessingml/2006/main" xmlns:w14="http://schemas.microsoft.com/office/word/2010/wordml" xmlns:w15="http://schemas.microsoft.com/office/word/2012/wordml" xmlns:w16se="http://schemas.microsoft.com/office/word/2015/wordml/symex" mc:Ignorable="w14 w15 w16se">
+<w:styles xmlns:mc="http://schemas.openxmlformats.org/markup-compatibility/2006" xmlns:r="http://schemas.openxmlformats.org/officeDocument/2006/relationships" xmlns:w="http://schemas.openxmlformats.org/wordprocessingml/2006/main" xmlns:w14="http://schemas.microsoft.com/office/word/2010/wordml" xmlns:w15="http://schemas.microsoft.com/office/word/2012/wordml" xmlns:w16cex="http://schemas.microsoft.com/office/word/2018/wordml/cex" xmlns:w16cid="http://schemas.microsoft.com/office/word/2016/wordml/cid" xmlns:w16="http://schemas.microsoft.com/office/word/2018/wordml" xmlns:w16du="http://schemas.microsoft.com/office/word/2023/wordml/word16du" xmlns:w16sdtdh="http://schemas.microsoft.com/office/word/2020/wordml/sdtdatahash" xmlns:w16sdtfl="http://schemas.microsoft.com/office/word/2024/wordml/sdtformatlock" xmlns:w16se="http://schemas.microsoft.com/office/word/2015/wordml/symex" mc:Ignorable="w14 w15 w16se w16cid w16 w16cex w16sdtdh w16sdtfl w16du">
   <w:docDefaults>
     <w:rPrDefault>
       <w:rPr>
@@ -7068,7 +8573,7 @@
       </w:pPr>
     </w:pPrDefault>
   </w:docDefaults>
-  <w:latentStyles w:defLockedState="0" w:defUIPriority="99" w:defSemiHidden="0" w:defUnhideWhenUsed="0" w:defQFormat="0" w:count="371">
+  <w:latentStyles w:defLockedState="0" w:defUIPriority="99" w:defSemiHidden="0" w:defUnhideWhenUsed="0" w:defQFormat="0" w:count="376">
     <w:lsdException w:name="Normal" w:uiPriority="0" w:qFormat="1"/>
     <w:lsdException w:name="heading 1" w:uiPriority="9" w:qFormat="1"/>
     <w:lsdException w:name="heading 2" w:semiHidden="1" w:uiPriority="9" w:unhideWhenUsed="1" w:qFormat="1"/>
@@ -7440,6 +8945,11 @@
     <w:lsdException w:name="List Table 5 Dark Accent 6" w:uiPriority="50"/>
     <w:lsdException w:name="List Table 6 Colorful Accent 6" w:uiPriority="51"/>
     <w:lsdException w:name="List Table 7 Colorful Accent 6" w:uiPriority="52"/>
+    <w:lsdException w:name="Mention" w:semiHidden="1" w:unhideWhenUsed="1"/>
+    <w:lsdException w:name="Smart Hyperlink" w:semiHidden="1" w:unhideWhenUsed="1"/>
+    <w:lsdException w:name="Hashtag" w:semiHidden="1" w:unhideWhenUsed="1"/>
+    <w:lsdException w:name="Unresolved Mention" w:semiHidden="1" w:unhideWhenUsed="1"/>
+    <w:lsdException w:name="Smart Link" w:semiHidden="1" w:unhideWhenUsed="1"/>
   </w:latentStyles>
   <w:style w:type="paragraph" w:default="1" w:styleId="a">
     <w:name w:val="Normal"/>
@@ -7448,7 +8958,6 @@
   <w:style w:type="character" w:default="1" w:styleId="a0">
     <w:name w:val="Default Paragraph Font"/>
     <w:uiPriority w:val="1"/>
-    <w:semiHidden/>
     <w:unhideWhenUsed/>
   </w:style>
   <w:style w:type="table" w:default="1" w:styleId="a1">
